--- a/Section-3.docx
+++ b/Section-3.docx
@@ -546,7 +546,8 @@
       <w:pPr>
         <w:pStyle w:val="Heading4"/>
         <w:rPr>
-          <w:b/>
+          <w:rFonts w:ascii="Cambria Math" w:hAnsi="Cambria Math"/>
+          <w:bCs/>
         </w:rPr>
       </w:pPr>
       <w:r>
@@ -566,29 +567,32 @@
           <w:numId w:val="11"/>
         </w:numPr>
         <w:rPr>
-          <w:rFonts w:ascii="Cambria Math" w:hAnsi="Cambria Math"/>
-        </w:rPr>
-      </w:pPr>
-      <w:r>
-        <w:rPr>
-          <w:rStyle w:val="Strong"/>
-          <w:rFonts w:ascii="Cambria Math" w:hAnsi="Cambria Math"/>
-        </w:rPr>
-        <w:t>Jupyter Notebook</w:t>
-      </w:r>
-      <w:r>
-        <w:rPr>
-          <w:rFonts w:ascii="Cambria Math" w:hAnsi="Cambria Math"/>
-        </w:rPr>
-        <w:t xml:space="preserve"> → for visualization and</w:t>
-      </w:r>
-      <w:bookmarkStart w:id="0" w:name="_GoBack"/>
-      <w:bookmarkEnd w:id="0"/>
-      <w:r>
-        <w:rPr>
-          <w:rFonts w:ascii="Cambria Math" w:hAnsi="Cambria Math"/>
-        </w:rPr>
-        <w:t xml:space="preserve"> coding.</w:t>
+          <w:rStyle w:val="Strong"/>
+          <w:rFonts w:ascii="Cambria Math" w:hAnsi="Cambria Math"/>
+          <w:b w:val="0"/>
+          <w:bCs w:val="0"/>
+        </w:rPr>
+      </w:pPr>
+      <w:r>
+        <w:rPr>
+          <w:rStyle w:val="Strong"/>
+          <w:rFonts w:ascii="Cambria Math" w:hAnsi="Cambria Math"/>
+          <w:lang w:val="en-US"/>
+        </w:rPr>
+        <w:t xml:space="preserve">Anaconda </w:t>
+      </w:r>
+      <w:r>
+        <w:rPr>
+          <w:rFonts w:ascii="Cambria Math" w:hAnsi="Cambria Math"/>
+        </w:rPr>
+        <w:t>→</w:t>
+      </w:r>
+      <w:r>
+        <w:rPr>
+          <w:rFonts w:ascii="Cambria Math" w:hAnsi="Cambria Math"/>
+          <w:lang w:val="en-US"/>
+        </w:rPr>
+        <w:t xml:space="preserve"> apply the whole framework.</w:t>
       </w:r>
     </w:p>
     <w:p>
@@ -607,13 +611,13 @@
           <w:rStyle w:val="Strong"/>
           <w:rFonts w:ascii="Cambria Math" w:hAnsi="Cambria Math"/>
         </w:rPr>
-        <w:t>Pandas</w:t>
-      </w:r>
-      <w:r>
-        <w:rPr>
-          <w:rFonts w:ascii="Cambria Math" w:hAnsi="Cambria Math"/>
-        </w:rPr>
-        <w:t xml:space="preserve"> → for analyzing datasets.</w:t>
+        <w:t>Jupyter Notebook</w:t>
+      </w:r>
+      <w:r>
+        <w:rPr>
+          <w:rFonts w:ascii="Cambria Math" w:hAnsi="Cambria Math"/>
+        </w:rPr>
+        <w:t xml:space="preserve"> → for visualization and coding.</w:t>
       </w:r>
     </w:p>
     <w:p>
@@ -631,14 +635,22 @@
         <w:rPr>
           <w:rStyle w:val="Strong"/>
           <w:rFonts w:ascii="Cambria Math" w:hAnsi="Cambria Math"/>
-        </w:rPr>
-        <w:t>Matplotlib</w:t>
-      </w:r>
-      <w:r>
-        <w:rPr>
-          <w:rFonts w:ascii="Cambria Math" w:hAnsi="Cambria Math"/>
-        </w:rPr>
-        <w:t xml:space="preserve"> → for plotting data.</w:t>
+          <w:lang w:val="en-US"/>
+        </w:rPr>
+        <w:t xml:space="preserve">NumPy </w:t>
+      </w:r>
+      <w:r>
+        <w:rPr>
+          <w:rFonts w:ascii="Cambria Math" w:hAnsi="Cambria Math"/>
+        </w:rPr>
+        <w:t>→</w:t>
+      </w:r>
+      <w:r>
+        <w:rPr>
+          <w:rFonts w:ascii="Cambria Math" w:hAnsi="Cambria Math"/>
+          <w:lang w:val="en-US"/>
+        </w:rPr>
+        <w:t xml:space="preserve"> for data evaluation.</w:t>
       </w:r>
     </w:p>
     <w:p>
@@ -657,6 +669,84 @@
           <w:rStyle w:val="Strong"/>
           <w:rFonts w:ascii="Cambria Math" w:hAnsi="Cambria Math"/>
         </w:rPr>
+        <w:t>Pandas</w:t>
+      </w:r>
+      <w:r>
+        <w:rPr>
+          <w:rFonts w:ascii="Cambria Math" w:hAnsi="Cambria Math"/>
+        </w:rPr>
+        <w:t xml:space="preserve"> → for analyzing datasets.</w:t>
+      </w:r>
+    </w:p>
+    <w:p>
+      <w:pPr>
+        <w:pStyle w:val="NormalWeb"/>
+        <w:numPr>
+          <w:ilvl w:val="0"/>
+          <w:numId w:val="11"/>
+        </w:numPr>
+        <w:rPr>
+          <w:rFonts w:ascii="Cambria Math" w:hAnsi="Cambria Math"/>
+        </w:rPr>
+      </w:pPr>
+      <w:r>
+        <w:rPr>
+          <w:rStyle w:val="Strong"/>
+          <w:rFonts w:ascii="Cambria Math" w:hAnsi="Cambria Math"/>
+        </w:rPr>
+        <w:t>Matplotlib</w:t>
+      </w:r>
+      <w:r>
+        <w:rPr>
+          <w:rFonts w:ascii="Cambria Math" w:hAnsi="Cambria Math"/>
+        </w:rPr>
+        <w:t xml:space="preserve"> → for plotting data.</w:t>
+      </w:r>
+      <w:bookmarkStart w:id="0" w:name="_GoBack"/>
+      <w:bookmarkEnd w:id="0"/>
+    </w:p>
+    <w:p>
+      <w:pPr>
+        <w:pStyle w:val="NormalWeb"/>
+        <w:numPr>
+          <w:ilvl w:val="0"/>
+          <w:numId w:val="11"/>
+        </w:numPr>
+        <w:rPr>
+          <w:rFonts w:ascii="Cambria Math" w:hAnsi="Cambria Math"/>
+        </w:rPr>
+      </w:pPr>
+      <w:r>
+        <w:rPr>
+          <w:rStyle w:val="Strong"/>
+          <w:rFonts w:ascii="Cambria Math" w:hAnsi="Cambria Math"/>
+          <w:lang w:val="en-US"/>
+        </w:rPr>
+        <w:t xml:space="preserve">PyTorch </w:t>
+      </w:r>
+      <w:r>
+        <w:rPr>
+          <w:rFonts w:ascii="Cambria Math" w:hAnsi="Cambria Math"/>
+        </w:rPr>
+        <w:t>→ for training and deploying ML models.</w:t>
+      </w:r>
+    </w:p>
+    <w:p>
+      <w:pPr>
+        <w:pStyle w:val="NormalWeb"/>
+        <w:numPr>
+          <w:ilvl w:val="0"/>
+          <w:numId w:val="11"/>
+        </w:numPr>
+        <w:rPr>
+          <w:rFonts w:ascii="Cambria Math" w:hAnsi="Cambria Math"/>
+        </w:rPr>
+      </w:pPr>
+      <w:r>
+        <w:rPr>
+          <w:rStyle w:val="Strong"/>
+          <w:rFonts w:ascii="Cambria Math" w:hAnsi="Cambria Math"/>
+        </w:rPr>
         <w:t>Scikit-learn</w:t>
       </w:r>
       <w:r>
@@ -668,11 +758,963 @@
     </w:p>
     <w:p>
       <w:pPr>
-        <w:pStyle w:val="ListParagraph"/>
-        <w:jc w:val="both"/>
-        <w:rPr>
+        <w:pStyle w:val="NormalWeb"/>
+        <w:numPr>
+          <w:ilvl w:val="0"/>
+          <w:numId w:val="11"/>
+        </w:numPr>
+        <w:rPr>
+          <w:rFonts w:ascii="Cambria Math" w:hAnsi="Cambria Math"/>
+        </w:rPr>
+      </w:pPr>
+      <w:r>
+        <w:rPr>
+          <w:rStyle w:val="Strong"/>
           <w:rFonts w:ascii="Cambria Math" w:hAnsi="Cambria Math"/>
           <w:lang w:val="en-US"/>
+        </w:rPr>
+        <w:t xml:space="preserve">Tensor Flow </w:t>
+      </w:r>
+      <w:r>
+        <w:rPr>
+          <w:rFonts w:ascii="Cambria Math" w:hAnsi="Cambria Math"/>
+        </w:rPr>
+        <w:t>→ for training and deploying ML models.</w:t>
+      </w:r>
+    </w:p>
+    <w:p>
+      <w:pPr>
+        <w:pStyle w:val="Heading3"/>
+        <w:rPr>
+          <w:rFonts w:ascii="Cambria Math" w:hAnsi="Cambria Math"/>
+        </w:rPr>
+      </w:pPr>
+      <w:r>
+        <w:rPr>
+          <w:rStyle w:val="Strong"/>
+          <w:rFonts w:ascii="Cambria Math" w:hAnsi="Cambria Math"/>
+          <w:b w:val="0"/>
+          <w:bCs w:val="0"/>
+        </w:rPr>
+        <w:lastRenderedPageBreak/>
+        <w:t>Step 3: Evaluation</w:t>
+      </w:r>
+    </w:p>
+    <w:p>
+      <w:pPr>
+        <w:pStyle w:val="NormalWeb"/>
+        <w:numPr>
+          <w:ilvl w:val="0"/>
+          <w:numId w:val="13"/>
+        </w:numPr>
+        <w:rPr>
+          <w:rFonts w:ascii="Cambria Math" w:hAnsi="Cambria Math"/>
+        </w:rPr>
+      </w:pPr>
+      <w:r>
+        <w:rPr>
+          <w:rFonts w:ascii="Cambria Math" w:hAnsi="Cambria Math"/>
+        </w:rPr>
+        <w:t xml:space="preserve">Evaluation helps determine </w:t>
+      </w:r>
+      <w:r>
+        <w:rPr>
+          <w:rStyle w:val="Strong"/>
+          <w:rFonts w:ascii="Cambria Math" w:hAnsi="Cambria Math"/>
+        </w:rPr>
+        <w:t>which model to use</w:t>
+      </w:r>
+      <w:r>
+        <w:rPr>
+          <w:rFonts w:ascii="Cambria Math" w:hAnsi="Cambria Math"/>
+        </w:rPr>
+        <w:t>.</w:t>
+      </w:r>
+    </w:p>
+    <w:p>
+      <w:pPr>
+        <w:pStyle w:val="NormalWeb"/>
+        <w:numPr>
+          <w:ilvl w:val="0"/>
+          <w:numId w:val="13"/>
+        </w:numPr>
+        <w:rPr>
+          <w:rFonts w:ascii="Cambria Math" w:hAnsi="Cambria Math"/>
+        </w:rPr>
+      </w:pPr>
+      <w:r>
+        <w:rPr>
+          <w:rFonts w:ascii="Cambria Math" w:hAnsi="Cambria Math"/>
+        </w:rPr>
+        <w:t xml:space="preserve">It checks whether the model’s </w:t>
+      </w:r>
+      <w:r>
+        <w:rPr>
+          <w:rStyle w:val="Strong"/>
+          <w:rFonts w:ascii="Cambria Math" w:hAnsi="Cambria Math"/>
+        </w:rPr>
+        <w:t>accuracy is within the desired range</w:t>
+      </w:r>
+      <w:r>
+        <w:rPr>
+          <w:rFonts w:ascii="Cambria Math" w:hAnsi="Cambria Math"/>
+        </w:rPr>
+        <w:t>.</w:t>
+      </w:r>
+    </w:p>
+    <w:p>
+      <w:pPr>
+        <w:pStyle w:val="Heading3"/>
+        <w:rPr>
+          <w:rFonts w:ascii="Cambria Math" w:hAnsi="Cambria Math"/>
+        </w:rPr>
+      </w:pPr>
+      <w:r>
+        <w:rPr>
+          <w:rStyle w:val="Strong"/>
+          <w:rFonts w:ascii="Cambria Math" w:hAnsi="Cambria Math"/>
+          <w:b w:val="0"/>
+          <w:bCs w:val="0"/>
+        </w:rPr>
+        <w:t xml:space="preserve">Step 4: </w:t>
+      </w:r>
+      <w:r>
+        <w:rPr>
+          <w:rStyle w:val="Strong"/>
+          <w:rFonts w:ascii="Cambria Math" w:hAnsi="Cambria Math"/>
+          <w:b w:val="0"/>
+          <w:bCs w:val="0"/>
+        </w:rPr>
+        <w:t>Features</w:t>
+      </w:r>
+    </w:p>
+    <w:p>
+      <w:pPr>
+        <w:pStyle w:val="NormalWeb"/>
+        <w:numPr>
+          <w:ilvl w:val="0"/>
+          <w:numId w:val="14"/>
+        </w:numPr>
+        <w:rPr>
+          <w:rFonts w:ascii="Cambria Math" w:hAnsi="Cambria Math"/>
+        </w:rPr>
+      </w:pPr>
+      <w:r>
+        <w:rPr>
+          <w:rStyle w:val="Strong"/>
+          <w:rFonts w:ascii="Cambria Math" w:hAnsi="Cambria Math"/>
+        </w:rPr>
+        <w:t>Features</w:t>
+      </w:r>
+      <w:r>
+        <w:rPr>
+          <w:rFonts w:ascii="Cambria Math" w:hAnsi="Cambria Math"/>
+        </w:rPr>
+        <w:t xml:space="preserve"> = input variables used for prediction.</w:t>
+      </w:r>
+    </w:p>
+    <w:p>
+      <w:pPr>
+        <w:pStyle w:val="NormalWeb"/>
+        <w:numPr>
+          <w:ilvl w:val="1"/>
+          <w:numId w:val="14"/>
+        </w:numPr>
+        <w:rPr>
+          <w:rFonts w:ascii="Cambria Math" w:hAnsi="Cambria Math"/>
+        </w:rPr>
+      </w:pPr>
+      <w:r>
+        <w:rPr>
+          <w:rFonts w:ascii="Cambria Math" w:hAnsi="Cambria Math"/>
+        </w:rPr>
+        <w:t>Example in disease detection: ID, weight, sex, heart rate, etc.</w:t>
+      </w:r>
+    </w:p>
+    <w:p>
+      <w:pPr>
+        <w:pStyle w:val="NormalWeb"/>
+        <w:numPr>
+          <w:ilvl w:val="0"/>
+          <w:numId w:val="14"/>
+        </w:numPr>
+        <w:rPr>
+          <w:rFonts w:ascii="Cambria Math" w:hAnsi="Cambria Math"/>
+        </w:rPr>
+      </w:pPr>
+      <w:r>
+        <w:rPr>
+          <w:rStyle w:val="Strong"/>
+          <w:rFonts w:ascii="Cambria Math" w:hAnsi="Cambria Math"/>
+        </w:rPr>
+        <w:t>Types of Features</w:t>
+      </w:r>
+      <w:r>
+        <w:rPr>
+          <w:rFonts w:ascii="Cambria Math" w:hAnsi="Cambria Math"/>
+        </w:rPr>
+        <w:t>:</w:t>
+      </w:r>
+    </w:p>
+    <w:p>
+      <w:pPr>
+        <w:pStyle w:val="NormalWeb"/>
+        <w:numPr>
+          <w:ilvl w:val="1"/>
+          <w:numId w:val="14"/>
+        </w:numPr>
+        <w:rPr>
+          <w:rFonts w:ascii="Cambria Math" w:hAnsi="Cambria Math"/>
+        </w:rPr>
+      </w:pPr>
+      <w:r>
+        <w:rPr>
+          <w:rStyle w:val="Strong"/>
+          <w:rFonts w:ascii="Cambria Math" w:hAnsi="Cambria Math"/>
+        </w:rPr>
+        <w:t>Numerical</w:t>
+      </w:r>
+      <w:r>
+        <w:rPr>
+          <w:rFonts w:ascii="Cambria Math" w:hAnsi="Cambria Math"/>
+        </w:rPr>
+        <w:t xml:space="preserve"> (e.g., age, weight)</w:t>
+      </w:r>
+    </w:p>
+    <w:p>
+      <w:pPr>
+        <w:pStyle w:val="NormalWeb"/>
+        <w:numPr>
+          <w:ilvl w:val="1"/>
+          <w:numId w:val="14"/>
+        </w:numPr>
+        <w:rPr>
+          <w:rFonts w:ascii="Cambria Math" w:hAnsi="Cambria Math"/>
+        </w:rPr>
+      </w:pPr>
+      <w:r>
+        <w:rPr>
+          <w:rStyle w:val="Strong"/>
+          <w:rFonts w:ascii="Cambria Math" w:hAnsi="Cambria Math"/>
+        </w:rPr>
+        <w:t>Categorical</w:t>
+      </w:r>
+      <w:r>
+        <w:rPr>
+          <w:rFonts w:ascii="Cambria Math" w:hAnsi="Cambria Math"/>
+        </w:rPr>
+        <w:t xml:space="preserve"> (e.g., male/female, yes/no)</w:t>
+      </w:r>
+    </w:p>
+    <w:p>
+      <w:pPr>
+        <w:pStyle w:val="NormalWeb"/>
+        <w:numPr>
+          <w:ilvl w:val="0"/>
+          <w:numId w:val="14"/>
+        </w:numPr>
+        <w:rPr>
+          <w:rFonts w:ascii="Cambria Math" w:hAnsi="Cambria Math"/>
+        </w:rPr>
+      </w:pPr>
+      <w:r>
+        <w:rPr>
+          <w:rStyle w:val="Strong"/>
+          <w:rFonts w:ascii="Cambria Math" w:hAnsi="Cambria Math"/>
+        </w:rPr>
+        <w:t>Target Variable</w:t>
+      </w:r>
+      <w:r>
+        <w:rPr>
+          <w:rFonts w:ascii="Cambria Math" w:hAnsi="Cambria Math"/>
+        </w:rPr>
+        <w:t xml:space="preserve"> = the output or result (e.g., disease present or not).</w:t>
+      </w:r>
+    </w:p>
+    <w:p>
+      <w:pPr>
+        <w:pStyle w:val="NormalWeb"/>
+        <w:numPr>
+          <w:ilvl w:val="0"/>
+          <w:numId w:val="14"/>
+        </w:numPr>
+        <w:rPr>
+          <w:rFonts w:ascii="Cambria Math" w:hAnsi="Cambria Math"/>
+        </w:rPr>
+      </w:pPr>
+      <w:r>
+        <w:rPr>
+          <w:rStyle w:val="Strong"/>
+          <w:rFonts w:ascii="Cambria Math" w:hAnsi="Cambria Math"/>
+        </w:rPr>
+        <w:t>Derived Feature</w:t>
+      </w:r>
+      <w:r>
+        <w:rPr>
+          <w:rFonts w:ascii="Cambria Math" w:hAnsi="Cambria Math"/>
+        </w:rPr>
+        <w:t xml:space="preserve"> = a new feature created from the original data (e.g., BMI from height and weight).</w:t>
+      </w:r>
+    </w:p>
+    <w:p>
+      <w:pPr>
+        <w:pStyle w:val="Heading3"/>
+        <w:rPr>
+          <w:rFonts w:ascii="Cambria Math" w:hAnsi="Cambria Math"/>
+        </w:rPr>
+      </w:pPr>
+      <w:r>
+        <w:rPr>
+          <w:rStyle w:val="Strong"/>
+          <w:rFonts w:ascii="Cambria Math" w:hAnsi="Cambria Math"/>
+          <w:b w:val="0"/>
+          <w:bCs w:val="0"/>
+        </w:rPr>
+        <w:t>Step 5: Modeling</w:t>
+      </w:r>
+    </w:p>
+    <w:p>
+      <w:pPr>
+        <w:pStyle w:val="NormalWeb"/>
+        <w:rPr>
+          <w:rFonts w:ascii="Cambria Math" w:hAnsi="Cambria Math"/>
+        </w:rPr>
+      </w:pPr>
+      <w:r>
+        <w:rPr>
+          <w:rFonts w:ascii="Cambria Math" w:hAnsi="Cambria Math"/>
+        </w:rPr>
+        <w:t xml:space="preserve">Modeling has </w:t>
+      </w:r>
+      <w:r>
+        <w:rPr>
+          <w:rStyle w:val="Strong"/>
+          <w:rFonts w:ascii="Cambria Math" w:hAnsi="Cambria Math"/>
+        </w:rPr>
+        <w:t>three sub-steps</w:t>
+      </w:r>
+      <w:r>
+        <w:rPr>
+          <w:rFonts w:ascii="Cambria Math" w:hAnsi="Cambria Math"/>
+        </w:rPr>
+        <w:t>:</w:t>
+      </w:r>
+    </w:p>
+    <w:p>
+      <w:pPr>
+        <w:pStyle w:val="NormalWeb"/>
+        <w:numPr>
+          <w:ilvl w:val="0"/>
+          <w:numId w:val="15"/>
+        </w:numPr>
+        <w:rPr>
+          <w:rFonts w:ascii="Cambria Math" w:hAnsi="Cambria Math"/>
+        </w:rPr>
+      </w:pPr>
+      <w:r>
+        <w:rPr>
+          <w:rStyle w:val="Strong"/>
+          <w:rFonts w:ascii="Cambria Math" w:hAnsi="Cambria Math"/>
+        </w:rPr>
+        <w:t>Choosing and Training the Model</w:t>
+      </w:r>
+    </w:p>
+    <w:p>
+      <w:pPr>
+        <w:pStyle w:val="NormalWeb"/>
+        <w:numPr>
+          <w:ilvl w:val="1"/>
+          <w:numId w:val="15"/>
+        </w:numPr>
+        <w:rPr>
+          <w:rFonts w:ascii="Cambria Math" w:hAnsi="Cambria Math"/>
+        </w:rPr>
+      </w:pPr>
+      <w:r>
+        <w:rPr>
+          <w:rFonts w:ascii="Cambria Math" w:hAnsi="Cambria Math"/>
+        </w:rPr>
+        <w:t xml:space="preserve">Uses </w:t>
+      </w:r>
+      <w:r>
+        <w:rPr>
+          <w:rStyle w:val="Strong"/>
+          <w:rFonts w:ascii="Cambria Math" w:hAnsi="Cambria Math"/>
+        </w:rPr>
+        <w:t>training data</w:t>
+      </w:r>
+      <w:r>
+        <w:rPr>
+          <w:rFonts w:ascii="Cambria Math" w:hAnsi="Cambria Math"/>
+        </w:rPr>
+        <w:t>.</w:t>
+      </w:r>
+    </w:p>
+    <w:p>
+      <w:pPr>
+        <w:pStyle w:val="NormalWeb"/>
+        <w:numPr>
+          <w:ilvl w:val="1"/>
+          <w:numId w:val="15"/>
+        </w:numPr>
+        <w:rPr>
+          <w:rFonts w:ascii="Cambria Math" w:hAnsi="Cambria Math"/>
+        </w:rPr>
+      </w:pPr>
+      <w:r>
+        <w:rPr>
+          <w:rFonts w:ascii="Cambria Math" w:hAnsi="Cambria Math"/>
+        </w:rPr>
+        <w:t xml:space="preserve">Focus on </w:t>
+      </w:r>
+      <w:r>
+        <w:rPr>
+          <w:rStyle w:val="Strong"/>
+          <w:rFonts w:ascii="Cambria Math" w:hAnsi="Cambria Math"/>
+        </w:rPr>
+        <w:t>training accuracy</w:t>
+      </w:r>
+      <w:r>
+        <w:rPr>
+          <w:rFonts w:ascii="Cambria Math" w:hAnsi="Cambria Math"/>
+        </w:rPr>
+        <w:t xml:space="preserve"> and trade-off between </w:t>
+      </w:r>
+      <w:r>
+        <w:rPr>
+          <w:rStyle w:val="Strong"/>
+          <w:rFonts w:ascii="Cambria Math" w:hAnsi="Cambria Math"/>
+        </w:rPr>
+        <w:t>time vs accuracy</w:t>
+      </w:r>
+      <w:r>
+        <w:rPr>
+          <w:rFonts w:ascii="Cambria Math" w:hAnsi="Cambria Math"/>
+        </w:rPr>
+        <w:t>.</w:t>
+      </w:r>
+    </w:p>
+    <w:p>
+      <w:pPr>
+        <w:pStyle w:val="NormalWeb"/>
+        <w:numPr>
+          <w:ilvl w:val="0"/>
+          <w:numId w:val="15"/>
+        </w:numPr>
+        <w:rPr>
+          <w:rFonts w:ascii="Cambria Math" w:hAnsi="Cambria Math"/>
+        </w:rPr>
+      </w:pPr>
+      <w:r>
+        <w:rPr>
+          <w:rStyle w:val="Strong"/>
+          <w:rFonts w:ascii="Cambria Math" w:hAnsi="Cambria Math"/>
+        </w:rPr>
+        <w:t>Tuning the Model</w:t>
+      </w:r>
+    </w:p>
+    <w:p>
+      <w:pPr>
+        <w:pStyle w:val="NormalWeb"/>
+        <w:numPr>
+          <w:ilvl w:val="1"/>
+          <w:numId w:val="15"/>
+        </w:numPr>
+        <w:rPr>
+          <w:rFonts w:ascii="Cambria Math" w:hAnsi="Cambria Math"/>
+        </w:rPr>
+      </w:pPr>
+      <w:r>
+        <w:rPr>
+          <w:rFonts w:ascii="Cambria Math" w:hAnsi="Cambria Math"/>
+        </w:rPr>
+        <w:t xml:space="preserve">Uses </w:t>
+      </w:r>
+      <w:r>
+        <w:rPr>
+          <w:rStyle w:val="Strong"/>
+          <w:rFonts w:ascii="Cambria Math" w:hAnsi="Cambria Math"/>
+        </w:rPr>
+        <w:t>validation data</w:t>
+      </w:r>
+      <w:r>
+        <w:rPr>
+          <w:rFonts w:ascii="Cambria Math" w:hAnsi="Cambria Math"/>
+        </w:rPr>
+        <w:t>.</w:t>
+      </w:r>
+    </w:p>
+    <w:p>
+      <w:pPr>
+        <w:pStyle w:val="NormalWeb"/>
+        <w:numPr>
+          <w:ilvl w:val="1"/>
+          <w:numId w:val="15"/>
+        </w:numPr>
+        <w:rPr>
+          <w:rFonts w:ascii="Cambria Math" w:hAnsi="Cambria Math"/>
+        </w:rPr>
+      </w:pPr>
+      <w:r>
+        <w:rPr>
+          <w:rFonts w:ascii="Cambria Math" w:hAnsi="Cambria Math"/>
+        </w:rPr>
+        <w:t xml:space="preserve">Adjust </w:t>
+      </w:r>
+      <w:r>
+        <w:rPr>
+          <w:rStyle w:val="Strong"/>
+          <w:rFonts w:ascii="Cambria Math" w:hAnsi="Cambria Math"/>
+        </w:rPr>
+        <w:t>hyperparameters</w:t>
+      </w:r>
+      <w:r>
+        <w:rPr>
+          <w:rFonts w:ascii="Cambria Math" w:hAnsi="Cambria Math"/>
+        </w:rPr>
+        <w:t xml:space="preserve"> (settings chosen before training, e.g., learning rate).</w:t>
+      </w:r>
+    </w:p>
+    <w:p>
+      <w:pPr>
+        <w:pStyle w:val="NormalWeb"/>
+        <w:numPr>
+          <w:ilvl w:val="0"/>
+          <w:numId w:val="15"/>
+        </w:numPr>
+        <w:rPr>
+          <w:rFonts w:ascii="Cambria Math" w:hAnsi="Cambria Math"/>
+        </w:rPr>
+      </w:pPr>
+      <w:r>
+        <w:rPr>
+          <w:rStyle w:val="Strong"/>
+          <w:rFonts w:ascii="Cambria Math" w:hAnsi="Cambria Math"/>
+        </w:rPr>
+        <w:t>Comparing with Other Models</w:t>
+      </w:r>
+    </w:p>
+    <w:p>
+      <w:pPr>
+        <w:pStyle w:val="NormalWeb"/>
+        <w:numPr>
+          <w:ilvl w:val="1"/>
+          <w:numId w:val="15"/>
+        </w:numPr>
+        <w:rPr>
+          <w:rFonts w:ascii="Cambria Math" w:hAnsi="Cambria Math"/>
+        </w:rPr>
+      </w:pPr>
+      <w:r>
+        <w:rPr>
+          <w:rFonts w:ascii="Cambria Math" w:hAnsi="Cambria Math"/>
+        </w:rPr>
+        <w:t xml:space="preserve">Uses </w:t>
+      </w:r>
+      <w:r>
+        <w:rPr>
+          <w:rStyle w:val="Strong"/>
+          <w:rFonts w:ascii="Cambria Math" w:hAnsi="Cambria Math"/>
+        </w:rPr>
+        <w:t>test data</w:t>
+      </w:r>
+      <w:r>
+        <w:rPr>
+          <w:rFonts w:ascii="Cambria Math" w:hAnsi="Cambria Math"/>
+        </w:rPr>
+        <w:t>.</w:t>
+      </w:r>
+    </w:p>
+    <w:p>
+      <w:pPr>
+        <w:pStyle w:val="NormalWeb"/>
+        <w:numPr>
+          <w:ilvl w:val="1"/>
+          <w:numId w:val="15"/>
+        </w:numPr>
+        <w:rPr>
+          <w:rFonts w:ascii="Cambria Math" w:hAnsi="Cambria Math"/>
+        </w:rPr>
+      </w:pPr>
+      <w:r>
+        <w:rPr>
+          <w:rFonts w:ascii="Cambria Math" w:hAnsi="Cambria Math"/>
+        </w:rPr>
+        <w:t xml:space="preserve">Measures </w:t>
+      </w:r>
+      <w:r>
+        <w:rPr>
+          <w:rStyle w:val="Strong"/>
+          <w:rFonts w:ascii="Cambria Math" w:hAnsi="Cambria Math"/>
+        </w:rPr>
+        <w:t>model accuracy</w:t>
+      </w:r>
+      <w:r>
+        <w:rPr>
+          <w:rFonts w:ascii="Cambria Math" w:hAnsi="Cambria Math"/>
+        </w:rPr>
+        <w:t>.</w:t>
+      </w:r>
+    </w:p>
+    <w:p>
+      <w:pPr>
+        <w:pStyle w:val="NormalWeb"/>
+        <w:rPr>
+          <w:rFonts w:ascii="Cambria Math" w:hAnsi="Cambria Math"/>
+        </w:rPr>
+      </w:pPr>
+      <w:r>
+        <w:rPr>
+          <w:rStyle w:val="Strong"/>
+          <w:rFonts w:ascii="Cambria Math" w:hAnsi="Cambria Math"/>
+        </w:rPr>
+        <w:t>Note:</w:t>
+      </w:r>
+      <w:r>
+        <w:rPr>
+          <w:rFonts w:ascii="Cambria Math" w:hAnsi="Cambria Math"/>
+        </w:rPr>
+        <w:t xml:space="preserve"> Training, validation, and test datasets must be </w:t>
+      </w:r>
+      <w:r>
+        <w:rPr>
+          <w:rStyle w:val="Strong"/>
+          <w:rFonts w:ascii="Cambria Math" w:hAnsi="Cambria Math"/>
+        </w:rPr>
+        <w:t>independent</w:t>
+      </w:r>
+      <w:r>
+        <w:rPr>
+          <w:rFonts w:ascii="Cambria Math" w:hAnsi="Cambria Math"/>
+        </w:rPr>
+        <w:t xml:space="preserve"> of each other.</w:t>
+      </w:r>
+    </w:p>
+    <w:p>
+      <w:pPr>
+        <w:pStyle w:val="Heading4"/>
+        <w:rPr>
+          <w:rFonts w:ascii="Cambria Math" w:hAnsi="Cambria Math"/>
+        </w:rPr>
+      </w:pPr>
+      <w:r>
+        <w:rPr>
+          <w:rStyle w:val="Strong"/>
+          <w:rFonts w:ascii="Cambria Math" w:hAnsi="Cambria Math"/>
+          <w:b w:val="0"/>
+          <w:bCs w:val="0"/>
+        </w:rPr>
+        <w:t>Accuracy Concepts</w:t>
+      </w:r>
+    </w:p>
+    <w:p>
+      <w:pPr>
+        <w:pStyle w:val="NormalWeb"/>
+        <w:numPr>
+          <w:ilvl w:val="0"/>
+          <w:numId w:val="16"/>
+        </w:numPr>
+        <w:rPr>
+          <w:rFonts w:ascii="Cambria Math" w:hAnsi="Cambria Math"/>
+        </w:rPr>
+      </w:pPr>
+      <w:r>
+        <w:rPr>
+          <w:rFonts w:ascii="Cambria Math" w:hAnsi="Cambria Math"/>
+        </w:rPr>
+        <w:t xml:space="preserve">Accuracy on </w:t>
+      </w:r>
+      <w:r>
+        <w:rPr>
+          <w:rStyle w:val="Strong"/>
+          <w:rFonts w:ascii="Cambria Math" w:hAnsi="Cambria Math"/>
+        </w:rPr>
+        <w:t>validation data</w:t>
+      </w:r>
+      <w:r>
+        <w:rPr>
+          <w:rFonts w:ascii="Cambria Math" w:hAnsi="Cambria Math"/>
+        </w:rPr>
+        <w:t xml:space="preserve"> should be </w:t>
+      </w:r>
+      <w:r>
+        <w:rPr>
+          <w:rStyle w:val="Strong"/>
+          <w:rFonts w:ascii="Cambria Math" w:hAnsi="Cambria Math"/>
+        </w:rPr>
+        <w:t>slightly less</w:t>
+      </w:r>
+      <w:r>
+        <w:rPr>
+          <w:rFonts w:ascii="Cambria Math" w:hAnsi="Cambria Math"/>
+        </w:rPr>
+        <w:t xml:space="preserve"> than training accuracy.</w:t>
+      </w:r>
+    </w:p>
+    <w:p>
+      <w:pPr>
+        <w:pStyle w:val="NormalWeb"/>
+        <w:numPr>
+          <w:ilvl w:val="0"/>
+          <w:numId w:val="16"/>
+        </w:numPr>
+        <w:rPr>
+          <w:rFonts w:ascii="Cambria Math" w:hAnsi="Cambria Math"/>
+        </w:rPr>
+      </w:pPr>
+      <w:r>
+        <w:rPr>
+          <w:rStyle w:val="Strong"/>
+          <w:rFonts w:ascii="Cambria Math" w:hAnsi="Cambria Math"/>
+        </w:rPr>
+        <w:t>Overfitting</w:t>
+      </w:r>
+      <w:r>
+        <w:rPr>
+          <w:rFonts w:ascii="Cambria Math" w:hAnsi="Cambria Math"/>
+        </w:rPr>
+        <w:t>:</w:t>
+      </w:r>
+    </w:p>
+    <w:p>
+      <w:pPr>
+        <w:pStyle w:val="NormalWeb"/>
+        <w:numPr>
+          <w:ilvl w:val="1"/>
+          <w:numId w:val="16"/>
+        </w:numPr>
+        <w:rPr>
+          <w:rFonts w:ascii="Cambria Math" w:hAnsi="Cambria Math"/>
+        </w:rPr>
+      </w:pPr>
+      <w:r>
+        <w:rPr>
+          <w:rFonts w:ascii="Cambria Math" w:hAnsi="Cambria Math"/>
+        </w:rPr>
+        <w:t>Model Accuracy &gt;&gt; Training Accuracy.</w:t>
+      </w:r>
+    </w:p>
+    <w:p>
+      <w:pPr>
+        <w:pStyle w:val="NormalWeb"/>
+        <w:numPr>
+          <w:ilvl w:val="1"/>
+          <w:numId w:val="16"/>
+        </w:numPr>
+        <w:rPr>
+          <w:rFonts w:ascii="Cambria Math" w:hAnsi="Cambria Math"/>
+        </w:rPr>
+      </w:pPr>
+      <w:r>
+        <w:rPr>
+          <w:rFonts w:ascii="Cambria Math" w:hAnsi="Cambria Math"/>
+        </w:rPr>
+        <w:t>The model memorizes the data instead of learning general patterns.</w:t>
+      </w:r>
+    </w:p>
+    <w:p>
+      <w:pPr>
+        <w:pStyle w:val="NormalWeb"/>
+        <w:numPr>
+          <w:ilvl w:val="0"/>
+          <w:numId w:val="16"/>
+        </w:numPr>
+        <w:rPr>
+          <w:rFonts w:ascii="Cambria Math" w:hAnsi="Cambria Math"/>
+        </w:rPr>
+      </w:pPr>
+      <w:r>
+        <w:rPr>
+          <w:rStyle w:val="Strong"/>
+          <w:rFonts w:ascii="Cambria Math" w:hAnsi="Cambria Math"/>
+        </w:rPr>
+        <w:t>Underfitting</w:t>
+      </w:r>
+      <w:r>
+        <w:rPr>
+          <w:rFonts w:ascii="Cambria Math" w:hAnsi="Cambria Math"/>
+        </w:rPr>
+        <w:t>:</w:t>
+      </w:r>
+    </w:p>
+    <w:p>
+      <w:pPr>
+        <w:pStyle w:val="NormalWeb"/>
+        <w:numPr>
+          <w:ilvl w:val="1"/>
+          <w:numId w:val="16"/>
+        </w:numPr>
+        <w:rPr>
+          <w:rFonts w:ascii="Cambria Math" w:hAnsi="Cambria Math"/>
+        </w:rPr>
+      </w:pPr>
+      <w:r>
+        <w:rPr>
+          <w:rFonts w:ascii="Cambria Math" w:hAnsi="Cambria Math"/>
+        </w:rPr>
+        <w:t>Model Accuracy &lt;&lt; Training Accuracy.</w:t>
+      </w:r>
+    </w:p>
+    <w:p>
+      <w:pPr>
+        <w:pStyle w:val="NormalWeb"/>
+        <w:numPr>
+          <w:ilvl w:val="1"/>
+          <w:numId w:val="16"/>
+        </w:numPr>
+        <w:rPr>
+          <w:rFonts w:ascii="Cambria Math" w:hAnsi="Cambria Math"/>
+        </w:rPr>
+      </w:pPr>
+      <w:r>
+        <w:rPr>
+          <w:rFonts w:ascii="Cambria Math" w:hAnsi="Cambria Math"/>
+        </w:rPr>
+        <w:t>The model is too simple and cannot capture the data’s complexity.</w:t>
+      </w:r>
+    </w:p>
+    <w:p>
+      <w:pPr>
+        <w:pStyle w:val="Heading3"/>
+        <w:rPr>
+          <w:rFonts w:ascii="Cambria Math" w:hAnsi="Cambria Math"/>
+        </w:rPr>
+      </w:pPr>
+      <w:r>
+        <w:rPr>
+          <w:rStyle w:val="Strong"/>
+          <w:rFonts w:ascii="Cambria Math" w:hAnsi="Cambria Math"/>
+          <w:b w:val="0"/>
+          <w:bCs w:val="0"/>
+        </w:rPr>
+        <w:t>Step 6: Iteration</w:t>
+      </w:r>
+    </w:p>
+    <w:p>
+      <w:pPr>
+        <w:pStyle w:val="NormalWeb"/>
+        <w:numPr>
+          <w:ilvl w:val="0"/>
+          <w:numId w:val="17"/>
+        </w:numPr>
+        <w:rPr>
+          <w:rFonts w:ascii="Cambria Math" w:hAnsi="Cambria Math"/>
+        </w:rPr>
+      </w:pPr>
+      <w:r>
+        <w:rPr>
+          <w:rFonts w:ascii="Cambria Math" w:hAnsi="Cambria Math"/>
+        </w:rPr>
+        <w:t>Iteration involves repeating steps to:</w:t>
+      </w:r>
+    </w:p>
+    <w:p>
+      <w:pPr>
+        <w:pStyle w:val="NormalWeb"/>
+        <w:numPr>
+          <w:ilvl w:val="1"/>
+          <w:numId w:val="17"/>
+        </w:numPr>
+        <w:rPr>
+          <w:rFonts w:ascii="Cambria Math" w:hAnsi="Cambria Math"/>
+        </w:rPr>
+      </w:pPr>
+      <w:r>
+        <w:rPr>
+          <w:rStyle w:val="Strong"/>
+          <w:rFonts w:ascii="Cambria Math" w:hAnsi="Cambria Math"/>
+        </w:rPr>
+        <w:t>Increase accuracy</w:t>
+      </w:r>
+      <w:r>
+        <w:rPr>
+          <w:rFonts w:ascii="Cambria Math" w:hAnsi="Cambria Math"/>
+        </w:rPr>
+        <w:t xml:space="preserve"> OR</w:t>
+      </w:r>
+    </w:p>
+    <w:p>
+      <w:pPr>
+        <w:pStyle w:val="NormalWeb"/>
+        <w:numPr>
+          <w:ilvl w:val="1"/>
+          <w:numId w:val="17"/>
+        </w:numPr>
+        <w:rPr>
+          <w:rFonts w:ascii="Cambria Math" w:hAnsi="Cambria Math"/>
+        </w:rPr>
+      </w:pPr>
+      <w:r>
+        <w:rPr>
+          <w:rStyle w:val="Strong"/>
+          <w:rFonts w:ascii="Cambria Math" w:hAnsi="Cambria Math"/>
+        </w:rPr>
+        <w:t>Reduce computational cost</w:t>
+      </w:r>
+      <w:r>
+        <w:rPr>
+          <w:rFonts w:ascii="Cambria Math" w:hAnsi="Cambria Math"/>
+        </w:rPr>
+        <w:t>.</w:t>
+      </w:r>
+    </w:p>
+    <w:p>
+      <w:pPr>
+        <w:pStyle w:val="NormalWeb"/>
+        <w:numPr>
+          <w:ilvl w:val="0"/>
+          <w:numId w:val="17"/>
+        </w:numPr>
+        <w:rPr>
+          <w:rFonts w:ascii="Cambria Math" w:hAnsi="Cambria Math"/>
+        </w:rPr>
+      </w:pPr>
+      <w:r>
+        <w:rPr>
+          <w:rFonts w:ascii="Cambria Math" w:hAnsi="Cambria Math"/>
+        </w:rPr>
+        <w:lastRenderedPageBreak/>
+        <w:t xml:space="preserve">It is a continuous </w:t>
+      </w:r>
+      <w:r>
+        <w:rPr>
+          <w:rStyle w:val="Strong"/>
+          <w:rFonts w:ascii="Cambria Math" w:hAnsi="Cambria Math"/>
+        </w:rPr>
+        <w:t>feedback loop</w:t>
+      </w:r>
+      <w:r>
+        <w:rPr>
+          <w:rFonts w:ascii="Cambria Math" w:hAnsi="Cambria Math"/>
+        </w:rPr>
+        <w:t xml:space="preserve"> until the model improves.</w:t>
+      </w:r>
+    </w:p>
+    <w:p>
+      <w:pPr>
+        <w:pStyle w:val="NormalWeb"/>
+        <w:rPr>
+          <w:rFonts w:ascii="Cambria Math" w:hAnsi="Cambria Math"/>
+        </w:rPr>
+      </w:pPr>
+      <w:r>
+        <w:t xml:space="preserve">This framework shows how an AI project moves from </w:t>
+      </w:r>
+      <w:r>
+        <w:rPr>
+          <w:rStyle w:val="Strong"/>
+        </w:rPr>
+        <w:t>problem definition → data → evaluation → features → modeling → iteration</w:t>
+      </w:r>
+      <w:r>
+        <w:t>, leading to deployment.</w:t>
+      </w:r>
+    </w:p>
+    <w:p>
+      <w:pPr>
+        <w:pStyle w:val="NormalWeb"/>
+        <w:rPr>
+          <w:rFonts w:ascii="Cambria Math" w:hAnsi="Cambria Math"/>
         </w:rPr>
       </w:pPr>
     </w:p>
@@ -802,6 +1844,272 @@
     </w:lvl>
   </w:abstractNum>
   <w:abstractNum w:abstractNumId="1" w15:restartNumberingAfterBreak="0">
+    <w:nsid w:val="1AB13541"/>
+    <w:multiLevelType w:val="multilevel"/>
+    <w:tmpl w:val="9474A07C"/>
+    <w:lvl w:ilvl="0">
+      <w:start w:val="1"/>
+      <w:numFmt w:val="decimal"/>
+      <w:lvlText w:val="%1."/>
+      <w:lvlJc w:val="left"/>
+      <w:pPr>
+        <w:tabs>
+          <w:tab w:val="num" w:pos="720"/>
+        </w:tabs>
+        <w:ind w:left="720" w:hanging="360"/>
+      </w:pPr>
+    </w:lvl>
+    <w:lvl w:ilvl="1">
+      <w:start w:val="1"/>
+      <w:numFmt w:val="bullet"/>
+      <w:lvlText w:val="o"/>
+      <w:lvlJc w:val="left"/>
+      <w:pPr>
+        <w:tabs>
+          <w:tab w:val="num" w:pos="1440"/>
+        </w:tabs>
+        <w:ind w:left="1440" w:hanging="360"/>
+      </w:pPr>
+      <w:rPr>
+        <w:rFonts w:ascii="Courier New" w:hAnsi="Courier New" w:hint="default"/>
+        <w:sz w:val="20"/>
+      </w:rPr>
+    </w:lvl>
+    <w:lvl w:ilvl="2" w:tentative="1">
+      <w:start w:val="1"/>
+      <w:numFmt w:val="decimal"/>
+      <w:lvlText w:val="%3."/>
+      <w:lvlJc w:val="left"/>
+      <w:pPr>
+        <w:tabs>
+          <w:tab w:val="num" w:pos="2160"/>
+        </w:tabs>
+        <w:ind w:left="2160" w:hanging="360"/>
+      </w:pPr>
+    </w:lvl>
+    <w:lvl w:ilvl="3" w:tentative="1">
+      <w:start w:val="1"/>
+      <w:numFmt w:val="decimal"/>
+      <w:lvlText w:val="%4."/>
+      <w:lvlJc w:val="left"/>
+      <w:pPr>
+        <w:tabs>
+          <w:tab w:val="num" w:pos="2880"/>
+        </w:tabs>
+        <w:ind w:left="2880" w:hanging="360"/>
+      </w:pPr>
+    </w:lvl>
+    <w:lvl w:ilvl="4" w:tentative="1">
+      <w:start w:val="1"/>
+      <w:numFmt w:val="decimal"/>
+      <w:lvlText w:val="%5."/>
+      <w:lvlJc w:val="left"/>
+      <w:pPr>
+        <w:tabs>
+          <w:tab w:val="num" w:pos="3600"/>
+        </w:tabs>
+        <w:ind w:left="3600" w:hanging="360"/>
+      </w:pPr>
+    </w:lvl>
+    <w:lvl w:ilvl="5" w:tentative="1">
+      <w:start w:val="1"/>
+      <w:numFmt w:val="decimal"/>
+      <w:lvlText w:val="%6."/>
+      <w:lvlJc w:val="left"/>
+      <w:pPr>
+        <w:tabs>
+          <w:tab w:val="num" w:pos="4320"/>
+        </w:tabs>
+        <w:ind w:left="4320" w:hanging="360"/>
+      </w:pPr>
+    </w:lvl>
+    <w:lvl w:ilvl="6" w:tentative="1">
+      <w:start w:val="1"/>
+      <w:numFmt w:val="decimal"/>
+      <w:lvlText w:val="%7."/>
+      <w:lvlJc w:val="left"/>
+      <w:pPr>
+        <w:tabs>
+          <w:tab w:val="num" w:pos="5040"/>
+        </w:tabs>
+        <w:ind w:left="5040" w:hanging="360"/>
+      </w:pPr>
+    </w:lvl>
+    <w:lvl w:ilvl="7" w:tentative="1">
+      <w:start w:val="1"/>
+      <w:numFmt w:val="decimal"/>
+      <w:lvlText w:val="%8."/>
+      <w:lvlJc w:val="left"/>
+      <w:pPr>
+        <w:tabs>
+          <w:tab w:val="num" w:pos="5760"/>
+        </w:tabs>
+        <w:ind w:left="5760" w:hanging="360"/>
+      </w:pPr>
+    </w:lvl>
+    <w:lvl w:ilvl="8" w:tentative="1">
+      <w:start w:val="1"/>
+      <w:numFmt w:val="decimal"/>
+      <w:lvlText w:val="%9."/>
+      <w:lvlJc w:val="left"/>
+      <w:pPr>
+        <w:tabs>
+          <w:tab w:val="num" w:pos="6480"/>
+        </w:tabs>
+        <w:ind w:left="6480" w:hanging="360"/>
+      </w:pPr>
+    </w:lvl>
+  </w:abstractNum>
+  <w:abstractNum w:abstractNumId="2" w15:restartNumberingAfterBreak="0">
+    <w:nsid w:val="1AEE43DA"/>
+    <w:multiLevelType w:val="multilevel"/>
+    <w:tmpl w:val="98BE1CB4"/>
+    <w:lvl w:ilvl="0">
+      <w:start w:val="1"/>
+      <w:numFmt w:val="bullet"/>
+      <w:lvlText w:val=""/>
+      <w:lvlJc w:val="left"/>
+      <w:pPr>
+        <w:tabs>
+          <w:tab w:val="num" w:pos="720"/>
+        </w:tabs>
+        <w:ind w:left="720" w:hanging="360"/>
+      </w:pPr>
+      <w:rPr>
+        <w:rFonts w:ascii="Symbol" w:hAnsi="Symbol" w:hint="default"/>
+        <w:sz w:val="20"/>
+      </w:rPr>
+    </w:lvl>
+    <w:lvl w:ilvl="1">
+      <w:start w:val="1"/>
+      <w:numFmt w:val="bullet"/>
+      <w:lvlText w:val="o"/>
+      <w:lvlJc w:val="left"/>
+      <w:pPr>
+        <w:tabs>
+          <w:tab w:val="num" w:pos="1440"/>
+        </w:tabs>
+        <w:ind w:left="1440" w:hanging="360"/>
+      </w:pPr>
+      <w:rPr>
+        <w:rFonts w:ascii="Courier New" w:hAnsi="Courier New" w:hint="default"/>
+        <w:sz w:val="20"/>
+      </w:rPr>
+    </w:lvl>
+    <w:lvl w:ilvl="2" w:tentative="1">
+      <w:start w:val="1"/>
+      <w:numFmt w:val="bullet"/>
+      <w:lvlText w:val=""/>
+      <w:lvlJc w:val="left"/>
+      <w:pPr>
+        <w:tabs>
+          <w:tab w:val="num" w:pos="2160"/>
+        </w:tabs>
+        <w:ind w:left="2160" w:hanging="360"/>
+      </w:pPr>
+      <w:rPr>
+        <w:rFonts w:ascii="Wingdings" w:hAnsi="Wingdings" w:hint="default"/>
+        <w:sz w:val="20"/>
+      </w:rPr>
+    </w:lvl>
+    <w:lvl w:ilvl="3" w:tentative="1">
+      <w:start w:val="1"/>
+      <w:numFmt w:val="bullet"/>
+      <w:lvlText w:val=""/>
+      <w:lvlJc w:val="left"/>
+      <w:pPr>
+        <w:tabs>
+          <w:tab w:val="num" w:pos="2880"/>
+        </w:tabs>
+        <w:ind w:left="2880" w:hanging="360"/>
+      </w:pPr>
+      <w:rPr>
+        <w:rFonts w:ascii="Wingdings" w:hAnsi="Wingdings" w:hint="default"/>
+        <w:sz w:val="20"/>
+      </w:rPr>
+    </w:lvl>
+    <w:lvl w:ilvl="4" w:tentative="1">
+      <w:start w:val="1"/>
+      <w:numFmt w:val="bullet"/>
+      <w:lvlText w:val=""/>
+      <w:lvlJc w:val="left"/>
+      <w:pPr>
+        <w:tabs>
+          <w:tab w:val="num" w:pos="3600"/>
+        </w:tabs>
+        <w:ind w:left="3600" w:hanging="360"/>
+      </w:pPr>
+      <w:rPr>
+        <w:rFonts w:ascii="Wingdings" w:hAnsi="Wingdings" w:hint="default"/>
+        <w:sz w:val="20"/>
+      </w:rPr>
+    </w:lvl>
+    <w:lvl w:ilvl="5" w:tentative="1">
+      <w:start w:val="1"/>
+      <w:numFmt w:val="bullet"/>
+      <w:lvlText w:val=""/>
+      <w:lvlJc w:val="left"/>
+      <w:pPr>
+        <w:tabs>
+          <w:tab w:val="num" w:pos="4320"/>
+        </w:tabs>
+        <w:ind w:left="4320" w:hanging="360"/>
+      </w:pPr>
+      <w:rPr>
+        <w:rFonts w:ascii="Wingdings" w:hAnsi="Wingdings" w:hint="default"/>
+        <w:sz w:val="20"/>
+      </w:rPr>
+    </w:lvl>
+    <w:lvl w:ilvl="6" w:tentative="1">
+      <w:start w:val="1"/>
+      <w:numFmt w:val="bullet"/>
+      <w:lvlText w:val=""/>
+      <w:lvlJc w:val="left"/>
+      <w:pPr>
+        <w:tabs>
+          <w:tab w:val="num" w:pos="5040"/>
+        </w:tabs>
+        <w:ind w:left="5040" w:hanging="360"/>
+      </w:pPr>
+      <w:rPr>
+        <w:rFonts w:ascii="Wingdings" w:hAnsi="Wingdings" w:hint="default"/>
+        <w:sz w:val="20"/>
+      </w:rPr>
+    </w:lvl>
+    <w:lvl w:ilvl="7" w:tentative="1">
+      <w:start w:val="1"/>
+      <w:numFmt w:val="bullet"/>
+      <w:lvlText w:val=""/>
+      <w:lvlJc w:val="left"/>
+      <w:pPr>
+        <w:tabs>
+          <w:tab w:val="num" w:pos="5760"/>
+        </w:tabs>
+        <w:ind w:left="5760" w:hanging="360"/>
+      </w:pPr>
+      <w:rPr>
+        <w:rFonts w:ascii="Wingdings" w:hAnsi="Wingdings" w:hint="default"/>
+        <w:sz w:val="20"/>
+      </w:rPr>
+    </w:lvl>
+    <w:lvl w:ilvl="8" w:tentative="1">
+      <w:start w:val="1"/>
+      <w:numFmt w:val="bullet"/>
+      <w:lvlText w:val=""/>
+      <w:lvlJc w:val="left"/>
+      <w:pPr>
+        <w:tabs>
+          <w:tab w:val="num" w:pos="6480"/>
+        </w:tabs>
+        <w:ind w:left="6480" w:hanging="360"/>
+      </w:pPr>
+      <w:rPr>
+        <w:rFonts w:ascii="Wingdings" w:hAnsi="Wingdings" w:hint="default"/>
+        <w:sz w:val="20"/>
+      </w:rPr>
+    </w:lvl>
+  </w:abstractNum>
+  <w:abstractNum w:abstractNumId="3" w15:restartNumberingAfterBreak="0">
     <w:nsid w:val="1B3F65FF"/>
     <w:multiLevelType w:val="hybridMultilevel"/>
     <w:tmpl w:val="6948645E"/>
@@ -914,7 +2222,567 @@
       </w:rPr>
     </w:lvl>
   </w:abstractNum>
-  <w:abstractNum w:abstractNumId="2" w15:restartNumberingAfterBreak="0">
+  <w:abstractNum w:abstractNumId="4" w15:restartNumberingAfterBreak="0">
+    <w:nsid w:val="1C157D69"/>
+    <w:multiLevelType w:val="multilevel"/>
+    <w:tmpl w:val="E0268C9E"/>
+    <w:lvl w:ilvl="0">
+      <w:start w:val="1"/>
+      <w:numFmt w:val="bullet"/>
+      <w:lvlText w:val=""/>
+      <w:lvlJc w:val="left"/>
+      <w:pPr>
+        <w:tabs>
+          <w:tab w:val="num" w:pos="720"/>
+        </w:tabs>
+        <w:ind w:left="720" w:hanging="360"/>
+      </w:pPr>
+      <w:rPr>
+        <w:rFonts w:ascii="Symbol" w:hAnsi="Symbol" w:hint="default"/>
+        <w:sz w:val="20"/>
+      </w:rPr>
+    </w:lvl>
+    <w:lvl w:ilvl="1">
+      <w:start w:val="1"/>
+      <w:numFmt w:val="bullet"/>
+      <w:lvlText w:val="o"/>
+      <w:lvlJc w:val="left"/>
+      <w:pPr>
+        <w:tabs>
+          <w:tab w:val="num" w:pos="1440"/>
+        </w:tabs>
+        <w:ind w:left="1440" w:hanging="360"/>
+      </w:pPr>
+      <w:rPr>
+        <w:rFonts w:ascii="Courier New" w:hAnsi="Courier New" w:hint="default"/>
+        <w:sz w:val="20"/>
+      </w:rPr>
+    </w:lvl>
+    <w:lvl w:ilvl="2" w:tentative="1">
+      <w:start w:val="1"/>
+      <w:numFmt w:val="bullet"/>
+      <w:lvlText w:val=""/>
+      <w:lvlJc w:val="left"/>
+      <w:pPr>
+        <w:tabs>
+          <w:tab w:val="num" w:pos="2160"/>
+        </w:tabs>
+        <w:ind w:left="2160" w:hanging="360"/>
+      </w:pPr>
+      <w:rPr>
+        <w:rFonts w:ascii="Wingdings" w:hAnsi="Wingdings" w:hint="default"/>
+        <w:sz w:val="20"/>
+      </w:rPr>
+    </w:lvl>
+    <w:lvl w:ilvl="3" w:tentative="1">
+      <w:start w:val="1"/>
+      <w:numFmt w:val="bullet"/>
+      <w:lvlText w:val=""/>
+      <w:lvlJc w:val="left"/>
+      <w:pPr>
+        <w:tabs>
+          <w:tab w:val="num" w:pos="2880"/>
+        </w:tabs>
+        <w:ind w:left="2880" w:hanging="360"/>
+      </w:pPr>
+      <w:rPr>
+        <w:rFonts w:ascii="Wingdings" w:hAnsi="Wingdings" w:hint="default"/>
+        <w:sz w:val="20"/>
+      </w:rPr>
+    </w:lvl>
+    <w:lvl w:ilvl="4" w:tentative="1">
+      <w:start w:val="1"/>
+      <w:numFmt w:val="bullet"/>
+      <w:lvlText w:val=""/>
+      <w:lvlJc w:val="left"/>
+      <w:pPr>
+        <w:tabs>
+          <w:tab w:val="num" w:pos="3600"/>
+        </w:tabs>
+        <w:ind w:left="3600" w:hanging="360"/>
+      </w:pPr>
+      <w:rPr>
+        <w:rFonts w:ascii="Wingdings" w:hAnsi="Wingdings" w:hint="default"/>
+        <w:sz w:val="20"/>
+      </w:rPr>
+    </w:lvl>
+    <w:lvl w:ilvl="5" w:tentative="1">
+      <w:start w:val="1"/>
+      <w:numFmt w:val="bullet"/>
+      <w:lvlText w:val=""/>
+      <w:lvlJc w:val="left"/>
+      <w:pPr>
+        <w:tabs>
+          <w:tab w:val="num" w:pos="4320"/>
+        </w:tabs>
+        <w:ind w:left="4320" w:hanging="360"/>
+      </w:pPr>
+      <w:rPr>
+        <w:rFonts w:ascii="Wingdings" w:hAnsi="Wingdings" w:hint="default"/>
+        <w:sz w:val="20"/>
+      </w:rPr>
+    </w:lvl>
+    <w:lvl w:ilvl="6" w:tentative="1">
+      <w:start w:val="1"/>
+      <w:numFmt w:val="bullet"/>
+      <w:lvlText w:val=""/>
+      <w:lvlJc w:val="left"/>
+      <w:pPr>
+        <w:tabs>
+          <w:tab w:val="num" w:pos="5040"/>
+        </w:tabs>
+        <w:ind w:left="5040" w:hanging="360"/>
+      </w:pPr>
+      <w:rPr>
+        <w:rFonts w:ascii="Wingdings" w:hAnsi="Wingdings" w:hint="default"/>
+        <w:sz w:val="20"/>
+      </w:rPr>
+    </w:lvl>
+    <w:lvl w:ilvl="7" w:tentative="1">
+      <w:start w:val="1"/>
+      <w:numFmt w:val="bullet"/>
+      <w:lvlText w:val=""/>
+      <w:lvlJc w:val="left"/>
+      <w:pPr>
+        <w:tabs>
+          <w:tab w:val="num" w:pos="5760"/>
+        </w:tabs>
+        <w:ind w:left="5760" w:hanging="360"/>
+      </w:pPr>
+      <w:rPr>
+        <w:rFonts w:ascii="Wingdings" w:hAnsi="Wingdings" w:hint="default"/>
+        <w:sz w:val="20"/>
+      </w:rPr>
+    </w:lvl>
+    <w:lvl w:ilvl="8" w:tentative="1">
+      <w:start w:val="1"/>
+      <w:numFmt w:val="bullet"/>
+      <w:lvlText w:val=""/>
+      <w:lvlJc w:val="left"/>
+      <w:pPr>
+        <w:tabs>
+          <w:tab w:val="num" w:pos="6480"/>
+        </w:tabs>
+        <w:ind w:left="6480" w:hanging="360"/>
+      </w:pPr>
+      <w:rPr>
+        <w:rFonts w:ascii="Wingdings" w:hAnsi="Wingdings" w:hint="default"/>
+        <w:sz w:val="20"/>
+      </w:rPr>
+    </w:lvl>
+  </w:abstractNum>
+  <w:abstractNum w:abstractNumId="5" w15:restartNumberingAfterBreak="0">
+    <w:nsid w:val="2B7F6A79"/>
+    <w:multiLevelType w:val="multilevel"/>
+    <w:tmpl w:val="BEF659B0"/>
+    <w:lvl w:ilvl="0">
+      <w:start w:val="1"/>
+      <w:numFmt w:val="bullet"/>
+      <w:lvlText w:val=""/>
+      <w:lvlJc w:val="left"/>
+      <w:pPr>
+        <w:tabs>
+          <w:tab w:val="num" w:pos="720"/>
+        </w:tabs>
+        <w:ind w:left="720" w:hanging="360"/>
+      </w:pPr>
+      <w:rPr>
+        <w:rFonts w:ascii="Symbol" w:hAnsi="Symbol" w:hint="default"/>
+        <w:sz w:val="20"/>
+      </w:rPr>
+    </w:lvl>
+    <w:lvl w:ilvl="1">
+      <w:start w:val="1"/>
+      <w:numFmt w:val="bullet"/>
+      <w:lvlText w:val="o"/>
+      <w:lvlJc w:val="left"/>
+      <w:pPr>
+        <w:tabs>
+          <w:tab w:val="num" w:pos="1440"/>
+        </w:tabs>
+        <w:ind w:left="1440" w:hanging="360"/>
+      </w:pPr>
+      <w:rPr>
+        <w:rFonts w:ascii="Courier New" w:hAnsi="Courier New" w:hint="default"/>
+        <w:sz w:val="20"/>
+      </w:rPr>
+    </w:lvl>
+    <w:lvl w:ilvl="2" w:tentative="1">
+      <w:start w:val="1"/>
+      <w:numFmt w:val="bullet"/>
+      <w:lvlText w:val=""/>
+      <w:lvlJc w:val="left"/>
+      <w:pPr>
+        <w:tabs>
+          <w:tab w:val="num" w:pos="2160"/>
+        </w:tabs>
+        <w:ind w:left="2160" w:hanging="360"/>
+      </w:pPr>
+      <w:rPr>
+        <w:rFonts w:ascii="Wingdings" w:hAnsi="Wingdings" w:hint="default"/>
+        <w:sz w:val="20"/>
+      </w:rPr>
+    </w:lvl>
+    <w:lvl w:ilvl="3" w:tentative="1">
+      <w:start w:val="1"/>
+      <w:numFmt w:val="bullet"/>
+      <w:lvlText w:val=""/>
+      <w:lvlJc w:val="left"/>
+      <w:pPr>
+        <w:tabs>
+          <w:tab w:val="num" w:pos="2880"/>
+        </w:tabs>
+        <w:ind w:left="2880" w:hanging="360"/>
+      </w:pPr>
+      <w:rPr>
+        <w:rFonts w:ascii="Wingdings" w:hAnsi="Wingdings" w:hint="default"/>
+        <w:sz w:val="20"/>
+      </w:rPr>
+    </w:lvl>
+    <w:lvl w:ilvl="4" w:tentative="1">
+      <w:start w:val="1"/>
+      <w:numFmt w:val="bullet"/>
+      <w:lvlText w:val=""/>
+      <w:lvlJc w:val="left"/>
+      <w:pPr>
+        <w:tabs>
+          <w:tab w:val="num" w:pos="3600"/>
+        </w:tabs>
+        <w:ind w:left="3600" w:hanging="360"/>
+      </w:pPr>
+      <w:rPr>
+        <w:rFonts w:ascii="Wingdings" w:hAnsi="Wingdings" w:hint="default"/>
+        <w:sz w:val="20"/>
+      </w:rPr>
+    </w:lvl>
+    <w:lvl w:ilvl="5" w:tentative="1">
+      <w:start w:val="1"/>
+      <w:numFmt w:val="bullet"/>
+      <w:lvlText w:val=""/>
+      <w:lvlJc w:val="left"/>
+      <w:pPr>
+        <w:tabs>
+          <w:tab w:val="num" w:pos="4320"/>
+        </w:tabs>
+        <w:ind w:left="4320" w:hanging="360"/>
+      </w:pPr>
+      <w:rPr>
+        <w:rFonts w:ascii="Wingdings" w:hAnsi="Wingdings" w:hint="default"/>
+        <w:sz w:val="20"/>
+      </w:rPr>
+    </w:lvl>
+    <w:lvl w:ilvl="6" w:tentative="1">
+      <w:start w:val="1"/>
+      <w:numFmt w:val="bullet"/>
+      <w:lvlText w:val=""/>
+      <w:lvlJc w:val="left"/>
+      <w:pPr>
+        <w:tabs>
+          <w:tab w:val="num" w:pos="5040"/>
+        </w:tabs>
+        <w:ind w:left="5040" w:hanging="360"/>
+      </w:pPr>
+      <w:rPr>
+        <w:rFonts w:ascii="Wingdings" w:hAnsi="Wingdings" w:hint="default"/>
+        <w:sz w:val="20"/>
+      </w:rPr>
+    </w:lvl>
+    <w:lvl w:ilvl="7" w:tentative="1">
+      <w:start w:val="1"/>
+      <w:numFmt w:val="bullet"/>
+      <w:lvlText w:val=""/>
+      <w:lvlJc w:val="left"/>
+      <w:pPr>
+        <w:tabs>
+          <w:tab w:val="num" w:pos="5760"/>
+        </w:tabs>
+        <w:ind w:left="5760" w:hanging="360"/>
+      </w:pPr>
+      <w:rPr>
+        <w:rFonts w:ascii="Wingdings" w:hAnsi="Wingdings" w:hint="default"/>
+        <w:sz w:val="20"/>
+      </w:rPr>
+    </w:lvl>
+    <w:lvl w:ilvl="8" w:tentative="1">
+      <w:start w:val="1"/>
+      <w:numFmt w:val="bullet"/>
+      <w:lvlText w:val=""/>
+      <w:lvlJc w:val="left"/>
+      <w:pPr>
+        <w:tabs>
+          <w:tab w:val="num" w:pos="6480"/>
+        </w:tabs>
+        <w:ind w:left="6480" w:hanging="360"/>
+      </w:pPr>
+      <w:rPr>
+        <w:rFonts w:ascii="Wingdings" w:hAnsi="Wingdings" w:hint="default"/>
+        <w:sz w:val="20"/>
+      </w:rPr>
+    </w:lvl>
+  </w:abstractNum>
+  <w:abstractNum w:abstractNumId="6" w15:restartNumberingAfterBreak="0">
+    <w:nsid w:val="34431E77"/>
+    <w:multiLevelType w:val="hybridMultilevel"/>
+    <w:tmpl w:val="049065CE"/>
+    <w:lvl w:ilvl="0" w:tplc="10000001">
+      <w:start w:val="1"/>
+      <w:numFmt w:val="bullet"/>
+      <w:lvlText w:val=""/>
+      <w:lvlJc w:val="left"/>
+      <w:pPr>
+        <w:ind w:left="720" w:hanging="360"/>
+      </w:pPr>
+      <w:rPr>
+        <w:rFonts w:ascii="Symbol" w:hAnsi="Symbol" w:hint="default"/>
+      </w:rPr>
+    </w:lvl>
+    <w:lvl w:ilvl="1" w:tplc="10000003" w:tentative="1">
+      <w:start w:val="1"/>
+      <w:numFmt w:val="bullet"/>
+      <w:lvlText w:val="o"/>
+      <w:lvlJc w:val="left"/>
+      <w:pPr>
+        <w:ind w:left="1440" w:hanging="360"/>
+      </w:pPr>
+      <w:rPr>
+        <w:rFonts w:ascii="Courier New" w:hAnsi="Courier New" w:cs="Courier New" w:hint="default"/>
+      </w:rPr>
+    </w:lvl>
+    <w:lvl w:ilvl="2" w:tplc="10000005" w:tentative="1">
+      <w:start w:val="1"/>
+      <w:numFmt w:val="bullet"/>
+      <w:lvlText w:val=""/>
+      <w:lvlJc w:val="left"/>
+      <w:pPr>
+        <w:ind w:left="2160" w:hanging="360"/>
+      </w:pPr>
+      <w:rPr>
+        <w:rFonts w:ascii="Wingdings" w:hAnsi="Wingdings" w:hint="default"/>
+      </w:rPr>
+    </w:lvl>
+    <w:lvl w:ilvl="3" w:tplc="10000001" w:tentative="1">
+      <w:start w:val="1"/>
+      <w:numFmt w:val="bullet"/>
+      <w:lvlText w:val=""/>
+      <w:lvlJc w:val="left"/>
+      <w:pPr>
+        <w:ind w:left="2880" w:hanging="360"/>
+      </w:pPr>
+      <w:rPr>
+        <w:rFonts w:ascii="Symbol" w:hAnsi="Symbol" w:hint="default"/>
+      </w:rPr>
+    </w:lvl>
+    <w:lvl w:ilvl="4" w:tplc="10000003" w:tentative="1">
+      <w:start w:val="1"/>
+      <w:numFmt w:val="bullet"/>
+      <w:lvlText w:val="o"/>
+      <w:lvlJc w:val="left"/>
+      <w:pPr>
+        <w:ind w:left="3600" w:hanging="360"/>
+      </w:pPr>
+      <w:rPr>
+        <w:rFonts w:ascii="Courier New" w:hAnsi="Courier New" w:cs="Courier New" w:hint="default"/>
+      </w:rPr>
+    </w:lvl>
+    <w:lvl w:ilvl="5" w:tplc="10000005" w:tentative="1">
+      <w:start w:val="1"/>
+      <w:numFmt w:val="bullet"/>
+      <w:lvlText w:val=""/>
+      <w:lvlJc w:val="left"/>
+      <w:pPr>
+        <w:ind w:left="4320" w:hanging="360"/>
+      </w:pPr>
+      <w:rPr>
+        <w:rFonts w:ascii="Wingdings" w:hAnsi="Wingdings" w:hint="default"/>
+      </w:rPr>
+    </w:lvl>
+    <w:lvl w:ilvl="6" w:tplc="10000001" w:tentative="1">
+      <w:start w:val="1"/>
+      <w:numFmt w:val="bullet"/>
+      <w:lvlText w:val=""/>
+      <w:lvlJc w:val="left"/>
+      <w:pPr>
+        <w:ind w:left="5040" w:hanging="360"/>
+      </w:pPr>
+      <w:rPr>
+        <w:rFonts w:ascii="Symbol" w:hAnsi="Symbol" w:hint="default"/>
+      </w:rPr>
+    </w:lvl>
+    <w:lvl w:ilvl="7" w:tplc="10000003" w:tentative="1">
+      <w:start w:val="1"/>
+      <w:numFmt w:val="bullet"/>
+      <w:lvlText w:val="o"/>
+      <w:lvlJc w:val="left"/>
+      <w:pPr>
+        <w:ind w:left="5760" w:hanging="360"/>
+      </w:pPr>
+      <w:rPr>
+        <w:rFonts w:ascii="Courier New" w:hAnsi="Courier New" w:cs="Courier New" w:hint="default"/>
+      </w:rPr>
+    </w:lvl>
+    <w:lvl w:ilvl="8" w:tplc="10000005" w:tentative="1">
+      <w:start w:val="1"/>
+      <w:numFmt w:val="bullet"/>
+      <w:lvlText w:val=""/>
+      <w:lvlJc w:val="left"/>
+      <w:pPr>
+        <w:ind w:left="6480" w:hanging="360"/>
+      </w:pPr>
+      <w:rPr>
+        <w:rFonts w:ascii="Wingdings" w:hAnsi="Wingdings" w:hint="default"/>
+      </w:rPr>
+    </w:lvl>
+  </w:abstractNum>
+  <w:abstractNum w:abstractNumId="7" w15:restartNumberingAfterBreak="0">
+    <w:nsid w:val="39233D65"/>
+    <w:multiLevelType w:val="multilevel"/>
+    <w:tmpl w:val="3D147330"/>
+    <w:lvl w:ilvl="0">
+      <w:start w:val="1"/>
+      <w:numFmt w:val="bullet"/>
+      <w:lvlText w:val=""/>
+      <w:lvlJc w:val="left"/>
+      <w:pPr>
+        <w:tabs>
+          <w:tab w:val="num" w:pos="720"/>
+        </w:tabs>
+        <w:ind w:left="720" w:hanging="360"/>
+      </w:pPr>
+      <w:rPr>
+        <w:rFonts w:ascii="Symbol" w:hAnsi="Symbol" w:hint="default"/>
+        <w:sz w:val="20"/>
+      </w:rPr>
+    </w:lvl>
+    <w:lvl w:ilvl="1" w:tentative="1">
+      <w:start w:val="1"/>
+      <w:numFmt w:val="bullet"/>
+      <w:lvlText w:val="o"/>
+      <w:lvlJc w:val="left"/>
+      <w:pPr>
+        <w:tabs>
+          <w:tab w:val="num" w:pos="1440"/>
+        </w:tabs>
+        <w:ind w:left="1440" w:hanging="360"/>
+      </w:pPr>
+      <w:rPr>
+        <w:rFonts w:ascii="Courier New" w:hAnsi="Courier New" w:hint="default"/>
+        <w:sz w:val="20"/>
+      </w:rPr>
+    </w:lvl>
+    <w:lvl w:ilvl="2" w:tentative="1">
+      <w:start w:val="1"/>
+      <w:numFmt w:val="bullet"/>
+      <w:lvlText w:val=""/>
+      <w:lvlJc w:val="left"/>
+      <w:pPr>
+        <w:tabs>
+          <w:tab w:val="num" w:pos="2160"/>
+        </w:tabs>
+        <w:ind w:left="2160" w:hanging="360"/>
+      </w:pPr>
+      <w:rPr>
+        <w:rFonts w:ascii="Wingdings" w:hAnsi="Wingdings" w:hint="default"/>
+        <w:sz w:val="20"/>
+      </w:rPr>
+    </w:lvl>
+    <w:lvl w:ilvl="3" w:tentative="1">
+      <w:start w:val="1"/>
+      <w:numFmt w:val="bullet"/>
+      <w:lvlText w:val=""/>
+      <w:lvlJc w:val="left"/>
+      <w:pPr>
+        <w:tabs>
+          <w:tab w:val="num" w:pos="2880"/>
+        </w:tabs>
+        <w:ind w:left="2880" w:hanging="360"/>
+      </w:pPr>
+      <w:rPr>
+        <w:rFonts w:ascii="Wingdings" w:hAnsi="Wingdings" w:hint="default"/>
+        <w:sz w:val="20"/>
+      </w:rPr>
+    </w:lvl>
+    <w:lvl w:ilvl="4" w:tentative="1">
+      <w:start w:val="1"/>
+      <w:numFmt w:val="bullet"/>
+      <w:lvlText w:val=""/>
+      <w:lvlJc w:val="left"/>
+      <w:pPr>
+        <w:tabs>
+          <w:tab w:val="num" w:pos="3600"/>
+        </w:tabs>
+        <w:ind w:left="3600" w:hanging="360"/>
+      </w:pPr>
+      <w:rPr>
+        <w:rFonts w:ascii="Wingdings" w:hAnsi="Wingdings" w:hint="default"/>
+        <w:sz w:val="20"/>
+      </w:rPr>
+    </w:lvl>
+    <w:lvl w:ilvl="5" w:tentative="1">
+      <w:start w:val="1"/>
+      <w:numFmt w:val="bullet"/>
+      <w:lvlText w:val=""/>
+      <w:lvlJc w:val="left"/>
+      <w:pPr>
+        <w:tabs>
+          <w:tab w:val="num" w:pos="4320"/>
+        </w:tabs>
+        <w:ind w:left="4320" w:hanging="360"/>
+      </w:pPr>
+      <w:rPr>
+        <w:rFonts w:ascii="Wingdings" w:hAnsi="Wingdings" w:hint="default"/>
+        <w:sz w:val="20"/>
+      </w:rPr>
+    </w:lvl>
+    <w:lvl w:ilvl="6" w:tentative="1">
+      <w:start w:val="1"/>
+      <w:numFmt w:val="bullet"/>
+      <w:lvlText w:val=""/>
+      <w:lvlJc w:val="left"/>
+      <w:pPr>
+        <w:tabs>
+          <w:tab w:val="num" w:pos="5040"/>
+        </w:tabs>
+        <w:ind w:left="5040" w:hanging="360"/>
+      </w:pPr>
+      <w:rPr>
+        <w:rFonts w:ascii="Wingdings" w:hAnsi="Wingdings" w:hint="default"/>
+        <w:sz w:val="20"/>
+      </w:rPr>
+    </w:lvl>
+    <w:lvl w:ilvl="7" w:tentative="1">
+      <w:start w:val="1"/>
+      <w:numFmt w:val="bullet"/>
+      <w:lvlText w:val=""/>
+      <w:lvlJc w:val="left"/>
+      <w:pPr>
+        <w:tabs>
+          <w:tab w:val="num" w:pos="5760"/>
+        </w:tabs>
+        <w:ind w:left="5760" w:hanging="360"/>
+      </w:pPr>
+      <w:rPr>
+        <w:rFonts w:ascii="Wingdings" w:hAnsi="Wingdings" w:hint="default"/>
+        <w:sz w:val="20"/>
+      </w:rPr>
+    </w:lvl>
+    <w:lvl w:ilvl="8" w:tentative="1">
+      <w:start w:val="1"/>
+      <w:numFmt w:val="bullet"/>
+      <w:lvlText w:val=""/>
+      <w:lvlJc w:val="left"/>
+      <w:pPr>
+        <w:tabs>
+          <w:tab w:val="num" w:pos="6480"/>
+        </w:tabs>
+        <w:ind w:left="6480" w:hanging="360"/>
+      </w:pPr>
+      <w:rPr>
+        <w:rFonts w:ascii="Wingdings" w:hAnsi="Wingdings" w:hint="default"/>
+        <w:sz w:val="20"/>
+      </w:rPr>
+    </w:lvl>
+  </w:abstractNum>
+  <w:abstractNum w:abstractNumId="8" w15:restartNumberingAfterBreak="0">
     <w:nsid w:val="39EC63BE"/>
     <w:multiLevelType w:val="multilevel"/>
     <w:tmpl w:val="95BE2226"/>
@@ -1063,7 +2931,7 @@
       </w:rPr>
     </w:lvl>
   </w:abstractNum>
-  <w:abstractNum w:abstractNumId="3" w15:restartNumberingAfterBreak="0">
+  <w:abstractNum w:abstractNumId="9" w15:restartNumberingAfterBreak="0">
     <w:nsid w:val="44E66DC2"/>
     <w:multiLevelType w:val="multilevel"/>
     <w:tmpl w:val="E2C64B50"/>
@@ -1212,7 +3080,7 @@
       </w:rPr>
     </w:lvl>
   </w:abstractNum>
-  <w:abstractNum w:abstractNumId="4" w15:restartNumberingAfterBreak="0">
+  <w:abstractNum w:abstractNumId="10" w15:restartNumberingAfterBreak="0">
     <w:nsid w:val="45AE6C79"/>
     <w:multiLevelType w:val="hybridMultilevel"/>
     <w:tmpl w:val="43EAE8F4"/>
@@ -1325,7 +3193,7 @@
       </w:rPr>
     </w:lvl>
   </w:abstractNum>
-  <w:abstractNum w:abstractNumId="5" w15:restartNumberingAfterBreak="0">
+  <w:abstractNum w:abstractNumId="11" w15:restartNumberingAfterBreak="0">
     <w:nsid w:val="4B3D3786"/>
     <w:multiLevelType w:val="hybridMultilevel"/>
     <w:tmpl w:val="98B27E44"/>
@@ -1438,7 +3306,7 @@
       </w:rPr>
     </w:lvl>
   </w:abstractNum>
-  <w:abstractNum w:abstractNumId="6" w15:restartNumberingAfterBreak="0">
+  <w:abstractNum w:abstractNumId="12" w15:restartNumberingAfterBreak="0">
     <w:nsid w:val="56AF3E96"/>
     <w:multiLevelType w:val="multilevel"/>
     <w:tmpl w:val="6C94F10A"/>
@@ -1551,7 +3419,7 @@
       </w:pPr>
     </w:lvl>
   </w:abstractNum>
-  <w:abstractNum w:abstractNumId="7" w15:restartNumberingAfterBreak="0">
+  <w:abstractNum w:abstractNumId="13" w15:restartNumberingAfterBreak="0">
     <w:nsid w:val="576C12C6"/>
     <w:multiLevelType w:val="hybridMultilevel"/>
     <w:tmpl w:val="0B2AC576"/>
@@ -1664,7 +3532,7 @@
       </w:rPr>
     </w:lvl>
   </w:abstractNum>
-  <w:abstractNum w:abstractNumId="8" w15:restartNumberingAfterBreak="0">
+  <w:abstractNum w:abstractNumId="14" w15:restartNumberingAfterBreak="0">
     <w:nsid w:val="5BBD3BD2"/>
     <w:multiLevelType w:val="multilevel"/>
     <w:tmpl w:val="32BE1DE2"/>
@@ -1813,7 +3681,7 @@
       </w:rPr>
     </w:lvl>
   </w:abstractNum>
-  <w:abstractNum w:abstractNumId="9" w15:restartNumberingAfterBreak="0">
+  <w:abstractNum w:abstractNumId="15" w15:restartNumberingAfterBreak="0">
     <w:nsid w:val="6A521238"/>
     <w:multiLevelType w:val="multilevel"/>
     <w:tmpl w:val="55CAA3A4"/>
@@ -1962,7 +3830,7 @@
       </w:rPr>
     </w:lvl>
   </w:abstractNum>
-  <w:abstractNum w:abstractNumId="10" w15:restartNumberingAfterBreak="0">
+  <w:abstractNum w:abstractNumId="16" w15:restartNumberingAfterBreak="0">
     <w:nsid w:val="7EEC7D9D"/>
     <w:multiLevelType w:val="hybridMultilevel"/>
     <w:tmpl w:val="65248030"/>
@@ -2076,37 +3944,55 @@
     </w:lvl>
   </w:abstractNum>
   <w:num w:numId="1">
-    <w:abstractNumId w:val="7"/>
+    <w:abstractNumId w:val="13"/>
   </w:num>
   <w:num w:numId="2">
     <w:abstractNumId w:val="0"/>
   </w:num>
   <w:num w:numId="3">
+    <w:abstractNumId w:val="3"/>
+  </w:num>
+  <w:num w:numId="4">
+    <w:abstractNumId w:val="11"/>
+  </w:num>
+  <w:num w:numId="5">
+    <w:abstractNumId w:val="10"/>
+  </w:num>
+  <w:num w:numId="6">
+    <w:abstractNumId w:val="16"/>
+  </w:num>
+  <w:num w:numId="7">
+    <w:abstractNumId w:val="12"/>
+  </w:num>
+  <w:num w:numId="8">
+    <w:abstractNumId w:val="14"/>
+  </w:num>
+  <w:num w:numId="9">
+    <w:abstractNumId w:val="15"/>
+  </w:num>
+  <w:num w:numId="10">
+    <w:abstractNumId w:val="8"/>
+  </w:num>
+  <w:num w:numId="11">
+    <w:abstractNumId w:val="9"/>
+  </w:num>
+  <w:num w:numId="12">
+    <w:abstractNumId w:val="6"/>
+  </w:num>
+  <w:num w:numId="13">
+    <w:abstractNumId w:val="7"/>
+  </w:num>
+  <w:num w:numId="14">
+    <w:abstractNumId w:val="5"/>
+  </w:num>
+  <w:num w:numId="15">
     <w:abstractNumId w:val="1"/>
   </w:num>
-  <w:num w:numId="4">
-    <w:abstractNumId w:val="5"/>
-  </w:num>
-  <w:num w:numId="5">
+  <w:num w:numId="16">
     <w:abstractNumId w:val="4"/>
   </w:num>
-  <w:num w:numId="6">
-    <w:abstractNumId w:val="10"/>
-  </w:num>
-  <w:num w:numId="7">
-    <w:abstractNumId w:val="6"/>
-  </w:num>
-  <w:num w:numId="8">
-    <w:abstractNumId w:val="8"/>
-  </w:num>
-  <w:num w:numId="9">
-    <w:abstractNumId w:val="9"/>
-  </w:num>
-  <w:num w:numId="10">
+  <w:num w:numId="17">
     <w:abstractNumId w:val="2"/>
-  </w:num>
-  <w:num w:numId="11">
-    <w:abstractNumId w:val="3"/>
   </w:num>
 </w:numbering>
 </file>
@@ -3134,7 +5020,6 @@
       <w:rFonts w:ascii="Times New Roman" w:eastAsia="Times New Roman" w:hAnsi="Times New Roman" w:cs="Times New Roman"/>
       <w:sz w:val="24"/>
       <w:szCs w:val="24"/>
-      <w:lang/>
     </w:rPr>
   </w:style>
 </w:styles>

--- a/Section-3.docx
+++ b/Section-3.docx
@@ -1,10 +1,14 @@
 
 <file path=word/document.xml><?xml version="1.0" encoding="utf-8"?>
-<w:document xmlns:wpc="http://schemas.microsoft.com/office/word/2010/wordprocessingCanvas" xmlns:cx="http://schemas.microsoft.com/office/drawing/2014/chartex" xmlns:cx1="http://schemas.microsoft.com/office/drawing/2015/9/8/chartex" xmlns:cx2="http://schemas.microsoft.com/office/drawing/2015/10/21/chartex" xmlns:cx3="http://schemas.microsoft.com/office/drawing/2016/5/9/chartex" xmlns:cx4="http://schemas.microsoft.com/office/drawing/2016/5/10/chartex" xmlns:cx5="http://schemas.microsoft.com/office/drawing/2016/5/11/chartex" xmlns:cx6="http://schemas.microsoft.com/office/drawing/2016/5/12/chartex" xmlns:cx7="http://schemas.microsoft.com/office/drawing/2016/5/13/chartex" xmlns:cx8="http://schemas.microsoft.com/office/drawing/2016/5/14/chartex" xmlns:mc="http://schemas.openxmlformats.org/markup-compatibility/2006" xmlns:aink="http://schemas.microsoft.com/office/drawing/2016/ink" xmlns:am3d="http://schemas.microsoft.com/office/drawing/2017/model3d" xmlns:o="urn:schemas-microsoft-com:office:office" xmlns:r="http://schemas.openxmlformats.org/officeDocument/2006/relationships" xmlns:m="http://schemas.openxmlformats.org/officeDocument/2006/math" xmlns:v="urn:schemas-microsoft-com:vml" xmlns:wp14="http://schemas.microsoft.com/office/word/2010/wordprocessingDrawing" xmlns:wp="http://schemas.openxmlformats.org/drawingml/2006/wordprocessingDrawing" xmlns:w10="urn:schemas-microsoft-com:office:word" xmlns:w="http://schemas.openxmlformats.org/wordprocessingml/2006/main" xmlns:w14="http://schemas.microsoft.com/office/word/2010/wordml" xmlns:w15="http://schemas.microsoft.com/office/word/2012/wordml" xmlns:w16cid="http://schemas.microsoft.com/office/word/2016/wordml/cid" xmlns:w16se="http://schemas.microsoft.com/office/word/2015/wordml/symex" xmlns:wpg="http://schemas.microsoft.com/office/word/2010/wordprocessingGroup" xmlns:wpi="http://schemas.microsoft.com/office/word/2010/wordprocessingInk" xmlns:wne="http://schemas.microsoft.com/office/word/2006/wordml" xmlns:wps="http://schemas.microsoft.com/office/word/2010/wordprocessingShape" mc:Ignorable="w14 w15 w16se w16cid wp14">
+<w:document xmlns:wpc="http://schemas.microsoft.com/office/word/2010/wordprocessingCanvas" xmlns:cx="http://schemas.microsoft.com/office/drawing/2014/chartex" xmlns:cx1="http://schemas.microsoft.com/office/drawing/2015/9/8/chartex" xmlns:cx2="http://schemas.microsoft.com/office/drawing/2015/10/21/chartex" xmlns:cx3="http://schemas.microsoft.com/office/drawing/2016/5/9/chartex" xmlns:cx4="http://schemas.microsoft.com/office/drawing/2016/5/10/chartex" xmlns:cx5="http://schemas.microsoft.com/office/drawing/2016/5/11/chartex" xmlns:cx6="http://schemas.microsoft.com/office/drawing/2016/5/12/chartex" xmlns:cx7="http://schemas.microsoft.com/office/drawing/2016/5/13/chartex" xmlns:cx8="http://schemas.microsoft.com/office/drawing/2016/5/14/chartex" xmlns:mc="http://schemas.openxmlformats.org/markup-compatibility/2006" xmlns:aink="http://schemas.microsoft.com/office/drawing/2016/ink" xmlns:am3d="http://schemas.microsoft.com/office/drawing/2017/model3d" xmlns:o="urn:schemas-microsoft-com:office:office" xmlns:r="http://schemas.openxmlformats.org/officeDocument/2006/relationships" xmlns:m="http://schemas.openxmlformats.org/officeDocument/2006/math" xmlns:v="urn:schemas-microsoft-com:vml" xmlns:wp14="http://schemas.microsoft.com/office/word/2010/wordprocessingDrawing" xmlns:wp="http://schemas.openxmlformats.org/drawingml/2006/wordprocessingDrawing" xmlns:w10="urn:schemas-microsoft-com:office:word" xmlns:w="http://schemas.openxmlformats.org/wordprocessingml/2006/main" xmlns:w14="http://schemas.microsoft.com/office/word/2010/wordml" xmlns:w15="http://schemas.microsoft.com/office/word/2012/wordml" xmlns:w16cex="http://schemas.microsoft.com/office/word/2018/wordml/cex" xmlns:w16cid="http://schemas.microsoft.com/office/word/2016/wordml/cid" xmlns:w16="http://schemas.microsoft.com/office/word/2018/wordml" xmlns:w16sdtdh="http://schemas.microsoft.com/office/word/2020/wordml/sdtdatahash" xmlns:w16se="http://schemas.microsoft.com/office/word/2015/wordml/symex" xmlns:wpg="http://schemas.microsoft.com/office/word/2010/wordprocessingGroup" xmlns:wpi="http://schemas.microsoft.com/office/word/2010/wordprocessingInk" xmlns:wne="http://schemas.microsoft.com/office/word/2006/wordml" xmlns:wps="http://schemas.microsoft.com/office/word/2010/wordprocessingShape" mc:Ignorable="w14 w15 w16se w16cid w16 w16cex w16sdtdh wp14">
   <w:body>
     <w:p>
       <w:pPr>
         <w:pStyle w:val="Heading1"/>
+        <w:numPr>
+          <w:ilvl w:val="0"/>
+          <w:numId w:val="18"/>
+        </w:numPr>
         <w:rPr>
           <w:rFonts w:ascii="Cambria Math" w:hAnsi="Cambria Math"/>
         </w:rPr>
@@ -22,6 +26,10 @@
     <w:p>
       <w:pPr>
         <w:pStyle w:val="Heading2"/>
+        <w:numPr>
+          <w:ilvl w:val="0"/>
+          <w:numId w:val="19"/>
+        </w:numPr>
         <w:rPr>
           <w:rFonts w:ascii="Cambria Math" w:hAnsi="Cambria Math"/>
         </w:rPr>
@@ -114,6 +122,10 @@
     <w:p>
       <w:pPr>
         <w:pStyle w:val="Heading2"/>
+        <w:numPr>
+          <w:ilvl w:val="0"/>
+          <w:numId w:val="19"/>
+        </w:numPr>
         <w:rPr>
           <w:rFonts w:ascii="Cambria Math" w:hAnsi="Cambria Math"/>
         </w:rPr>
@@ -131,6 +143,7 @@
     <w:p>
       <w:pPr>
         <w:pStyle w:val="NormalWeb"/>
+        <w:ind w:left="360"/>
         <w:rPr>
           <w:rFonts w:ascii="Cambria Math" w:hAnsi="Cambria Math"/>
         </w:rPr>
@@ -317,7 +330,19 @@
         <w:rPr>
           <w:rFonts w:ascii="Cambria Math" w:hAnsi="Cambria Math"/>
         </w:rPr>
-        <w:t xml:space="preserve"> All of these steps work in a </w:t>
+        <w:t xml:space="preserve"> </w:t>
+      </w:r>
+      <w:r>
+        <w:rPr>
+          <w:rFonts w:ascii="Cambria Math" w:hAnsi="Cambria Math"/>
+        </w:rPr>
+        <w:tab/>
+      </w:r>
+      <w:r>
+        <w:rPr>
+          <w:rFonts w:ascii="Cambria Math" w:hAnsi="Cambria Math"/>
+        </w:rPr>
+        <w:t xml:space="preserve">All of these steps work in a </w:t>
       </w:r>
       <w:r>
         <w:rPr>
@@ -336,6 +361,10 @@
     <w:p>
       <w:pPr>
         <w:pStyle w:val="Heading3"/>
+        <w:numPr>
+          <w:ilvl w:val="0"/>
+          <w:numId w:val="20"/>
+        </w:numPr>
         <w:rPr>
           <w:rFonts w:ascii="Cambria Math" w:hAnsi="Cambria Math"/>
         </w:rPr>
@@ -453,6 +482,10 @@
     <w:p>
       <w:pPr>
         <w:pStyle w:val="Heading3"/>
+        <w:numPr>
+          <w:ilvl w:val="0"/>
+          <w:numId w:val="20"/>
+        </w:numPr>
         <w:rPr>
           <w:rFonts w:ascii="Cambria Math" w:hAnsi="Cambria Math"/>
         </w:rPr>
@@ -545,6 +578,10 @@
     <w:p>
       <w:pPr>
         <w:pStyle w:val="Heading4"/>
+        <w:numPr>
+          <w:ilvl w:val="0"/>
+          <w:numId w:val="22"/>
+        </w:numPr>
         <w:rPr>
           <w:rFonts w:ascii="Cambria Math" w:hAnsi="Cambria Math"/>
           <w:bCs/>
@@ -702,8 +739,6 @@
         </w:rPr>
         <w:t xml:space="preserve"> → for plotting data.</w:t>
       </w:r>
-      <w:bookmarkStart w:id="0" w:name="_GoBack"/>
-      <w:bookmarkEnd w:id="0"/>
     </w:p>
     <w:p>
       <w:pPr>
@@ -785,6 +820,10 @@
     <w:p>
       <w:pPr>
         <w:pStyle w:val="Heading3"/>
+        <w:numPr>
+          <w:ilvl w:val="0"/>
+          <w:numId w:val="23"/>
+        </w:numPr>
         <w:rPr>
           <w:rFonts w:ascii="Cambria Math" w:hAnsi="Cambria Math"/>
         </w:rPr>
@@ -865,6 +904,10 @@
     <w:p>
       <w:pPr>
         <w:pStyle w:val="Heading3"/>
+        <w:numPr>
+          <w:ilvl w:val="0"/>
+          <w:numId w:val="23"/>
+        </w:numPr>
         <w:rPr>
           <w:rFonts w:ascii="Cambria Math" w:hAnsi="Cambria Math"/>
         </w:rPr>
@@ -876,8 +919,188 @@
           <w:b w:val="0"/>
           <w:bCs w:val="0"/>
         </w:rPr>
-        <w:t xml:space="preserve">Step 4: </w:t>
-      </w:r>
+        <w:t>Step 4: Features</w:t>
+      </w:r>
+    </w:p>
+    <w:p>
+      <w:pPr>
+        <w:pStyle w:val="NormalWeb"/>
+        <w:numPr>
+          <w:ilvl w:val="0"/>
+          <w:numId w:val="14"/>
+        </w:numPr>
+        <w:rPr>
+          <w:rFonts w:ascii="Cambria Math" w:hAnsi="Cambria Math"/>
+        </w:rPr>
+      </w:pPr>
+      <w:r>
+        <w:rPr>
+          <w:rStyle w:val="Strong"/>
+          <w:rFonts w:ascii="Cambria Math" w:hAnsi="Cambria Math"/>
+        </w:rPr>
+        <w:t>Features</w:t>
+      </w:r>
+      <w:r>
+        <w:rPr>
+          <w:rFonts w:ascii="Cambria Math" w:hAnsi="Cambria Math"/>
+        </w:rPr>
+        <w:t xml:space="preserve"> = input variables used for prediction.</w:t>
+      </w:r>
+    </w:p>
+    <w:p>
+      <w:pPr>
+        <w:pStyle w:val="NormalWeb"/>
+        <w:numPr>
+          <w:ilvl w:val="1"/>
+          <w:numId w:val="14"/>
+        </w:numPr>
+        <w:rPr>
+          <w:rFonts w:ascii="Cambria Math" w:hAnsi="Cambria Math"/>
+        </w:rPr>
+      </w:pPr>
+      <w:r>
+        <w:rPr>
+          <w:rFonts w:ascii="Cambria Math" w:hAnsi="Cambria Math"/>
+        </w:rPr>
+        <w:t>Example in disease detection: ID, weight, sex, heart rate, etc.</w:t>
+      </w:r>
+    </w:p>
+    <w:p>
+      <w:pPr>
+        <w:pStyle w:val="NormalWeb"/>
+        <w:numPr>
+          <w:ilvl w:val="0"/>
+          <w:numId w:val="14"/>
+        </w:numPr>
+        <w:rPr>
+          <w:rFonts w:ascii="Cambria Math" w:hAnsi="Cambria Math"/>
+        </w:rPr>
+      </w:pPr>
+      <w:r>
+        <w:rPr>
+          <w:rStyle w:val="Strong"/>
+          <w:rFonts w:ascii="Cambria Math" w:hAnsi="Cambria Math"/>
+        </w:rPr>
+        <w:t>Types of Features</w:t>
+      </w:r>
+      <w:r>
+        <w:rPr>
+          <w:rFonts w:ascii="Cambria Math" w:hAnsi="Cambria Math"/>
+        </w:rPr>
+        <w:t>:</w:t>
+      </w:r>
+    </w:p>
+    <w:p>
+      <w:pPr>
+        <w:pStyle w:val="NormalWeb"/>
+        <w:numPr>
+          <w:ilvl w:val="1"/>
+          <w:numId w:val="14"/>
+        </w:numPr>
+        <w:rPr>
+          <w:rFonts w:ascii="Cambria Math" w:hAnsi="Cambria Math"/>
+        </w:rPr>
+      </w:pPr>
+      <w:r>
+        <w:rPr>
+          <w:rStyle w:val="Strong"/>
+          <w:rFonts w:ascii="Cambria Math" w:hAnsi="Cambria Math"/>
+        </w:rPr>
+        <w:t>Numerical</w:t>
+      </w:r>
+      <w:r>
+        <w:rPr>
+          <w:rFonts w:ascii="Cambria Math" w:hAnsi="Cambria Math"/>
+        </w:rPr>
+        <w:t xml:space="preserve"> (e.g., age, weight)</w:t>
+      </w:r>
+    </w:p>
+    <w:p>
+      <w:pPr>
+        <w:pStyle w:val="NormalWeb"/>
+        <w:numPr>
+          <w:ilvl w:val="1"/>
+          <w:numId w:val="14"/>
+        </w:numPr>
+        <w:rPr>
+          <w:rFonts w:ascii="Cambria Math" w:hAnsi="Cambria Math"/>
+        </w:rPr>
+      </w:pPr>
+      <w:r>
+        <w:rPr>
+          <w:rStyle w:val="Strong"/>
+          <w:rFonts w:ascii="Cambria Math" w:hAnsi="Cambria Math"/>
+        </w:rPr>
+        <w:t>Categorical</w:t>
+      </w:r>
+      <w:r>
+        <w:rPr>
+          <w:rFonts w:ascii="Cambria Math" w:hAnsi="Cambria Math"/>
+        </w:rPr>
+        <w:t xml:space="preserve"> (e.g., male/female, yes/no)</w:t>
+      </w:r>
+    </w:p>
+    <w:p>
+      <w:pPr>
+        <w:pStyle w:val="NormalWeb"/>
+        <w:numPr>
+          <w:ilvl w:val="0"/>
+          <w:numId w:val="14"/>
+        </w:numPr>
+        <w:rPr>
+          <w:rFonts w:ascii="Cambria Math" w:hAnsi="Cambria Math"/>
+        </w:rPr>
+      </w:pPr>
+      <w:r>
+        <w:rPr>
+          <w:rStyle w:val="Strong"/>
+          <w:rFonts w:ascii="Cambria Math" w:hAnsi="Cambria Math"/>
+        </w:rPr>
+        <w:t>Target Variable</w:t>
+      </w:r>
+      <w:r>
+        <w:rPr>
+          <w:rFonts w:ascii="Cambria Math" w:hAnsi="Cambria Math"/>
+        </w:rPr>
+        <w:t xml:space="preserve"> = the output or result (e.g., disease present or not).</w:t>
+      </w:r>
+    </w:p>
+    <w:p>
+      <w:pPr>
+        <w:pStyle w:val="NormalWeb"/>
+        <w:numPr>
+          <w:ilvl w:val="0"/>
+          <w:numId w:val="14"/>
+        </w:numPr>
+        <w:rPr>
+          <w:rFonts w:ascii="Cambria Math" w:hAnsi="Cambria Math"/>
+        </w:rPr>
+      </w:pPr>
+      <w:r>
+        <w:rPr>
+          <w:rStyle w:val="Strong"/>
+          <w:rFonts w:ascii="Cambria Math" w:hAnsi="Cambria Math"/>
+        </w:rPr>
+        <w:t>Derived Feature</w:t>
+      </w:r>
+      <w:r>
+        <w:rPr>
+          <w:rFonts w:ascii="Cambria Math" w:hAnsi="Cambria Math"/>
+        </w:rPr>
+        <w:t xml:space="preserve"> = a new feature created from the original data (e.g., BMI from height and weight).</w:t>
+      </w:r>
+    </w:p>
+    <w:p>
+      <w:pPr>
+        <w:pStyle w:val="Heading3"/>
+        <w:numPr>
+          <w:ilvl w:val="0"/>
+          <w:numId w:val="23"/>
+        </w:numPr>
+        <w:rPr>
+          <w:rFonts w:ascii="Cambria Math" w:hAnsi="Cambria Math"/>
+        </w:rPr>
+      </w:pPr>
       <w:r>
         <w:rPr>
           <w:rStyle w:val="Strong"/>
@@ -885,32 +1108,54 @@
           <w:b w:val="0"/>
           <w:bCs w:val="0"/>
         </w:rPr>
-        <w:t>Features</w:t>
+        <w:t>Step 5: Modeling</w:t>
       </w:r>
     </w:p>
     <w:p>
       <w:pPr>
         <w:pStyle w:val="NormalWeb"/>
+        <w:ind w:firstLine="360"/>
+        <w:rPr>
+          <w:rFonts w:ascii="Cambria Math" w:hAnsi="Cambria Math"/>
+        </w:rPr>
+      </w:pPr>
+      <w:r>
+        <w:rPr>
+          <w:rFonts w:ascii="Cambria Math" w:hAnsi="Cambria Math"/>
+        </w:rPr>
+        <w:t xml:space="preserve">Modeling has </w:t>
+      </w:r>
+      <w:r>
+        <w:rPr>
+          <w:rStyle w:val="Strong"/>
+          <w:rFonts w:ascii="Cambria Math" w:hAnsi="Cambria Math"/>
+        </w:rPr>
+        <w:t>three sub-steps</w:t>
+      </w:r>
+      <w:r>
+        <w:rPr>
+          <w:rFonts w:ascii="Cambria Math" w:hAnsi="Cambria Math"/>
+        </w:rPr>
+        <w:t>:</w:t>
+      </w:r>
+    </w:p>
+    <w:p>
+      <w:pPr>
+        <w:pStyle w:val="NormalWeb"/>
         <w:numPr>
           <w:ilvl w:val="0"/>
-          <w:numId w:val="14"/>
-        </w:numPr>
-        <w:rPr>
-          <w:rFonts w:ascii="Cambria Math" w:hAnsi="Cambria Math"/>
-        </w:rPr>
-      </w:pPr>
-      <w:r>
-        <w:rPr>
-          <w:rStyle w:val="Strong"/>
-          <w:rFonts w:ascii="Cambria Math" w:hAnsi="Cambria Math"/>
-        </w:rPr>
-        <w:t>Features</w:t>
-      </w:r>
-      <w:r>
-        <w:rPr>
-          <w:rFonts w:ascii="Cambria Math" w:hAnsi="Cambria Math"/>
-        </w:rPr>
-        <w:t xml:space="preserve"> = input variables used for prediction.</w:t>
+          <w:numId w:val="15"/>
+        </w:numPr>
+        <w:rPr>
+          <w:rFonts w:ascii="Cambria Math" w:hAnsi="Cambria Math"/>
+        </w:rPr>
+      </w:pPr>
+      <w:r>
+        <w:rPr>
+          <w:rStyle w:val="Strong"/>
+          <w:rFonts w:ascii="Cambria Math" w:hAnsi="Cambria Math"/>
+        </w:rPr>
+        <w:t>Choosing and Training the Model</w:t>
       </w:r>
     </w:p>
     <w:p>
@@ -918,42 +1163,93 @@
         <w:pStyle w:val="NormalWeb"/>
         <w:numPr>
           <w:ilvl w:val="1"/>
-          <w:numId w:val="14"/>
-        </w:numPr>
-        <w:rPr>
-          <w:rFonts w:ascii="Cambria Math" w:hAnsi="Cambria Math"/>
-        </w:rPr>
-      </w:pPr>
-      <w:r>
-        <w:rPr>
-          <w:rFonts w:ascii="Cambria Math" w:hAnsi="Cambria Math"/>
-        </w:rPr>
-        <w:t>Example in disease detection: ID, weight, sex, heart rate, etc.</w:t>
+          <w:numId w:val="15"/>
+        </w:numPr>
+        <w:rPr>
+          <w:rFonts w:ascii="Cambria Math" w:hAnsi="Cambria Math"/>
+        </w:rPr>
+      </w:pPr>
+      <w:r>
+        <w:rPr>
+          <w:rFonts w:ascii="Cambria Math" w:hAnsi="Cambria Math"/>
+        </w:rPr>
+        <w:t xml:space="preserve">Uses </w:t>
+      </w:r>
+      <w:r>
+        <w:rPr>
+          <w:rStyle w:val="Strong"/>
+          <w:rFonts w:ascii="Cambria Math" w:hAnsi="Cambria Math"/>
+        </w:rPr>
+        <w:t>training data</w:t>
+      </w:r>
+      <w:r>
+        <w:rPr>
+          <w:rFonts w:ascii="Cambria Math" w:hAnsi="Cambria Math"/>
+        </w:rPr>
+        <w:t>.</w:t>
       </w:r>
     </w:p>
     <w:p>
       <w:pPr>
         <w:pStyle w:val="NormalWeb"/>
         <w:numPr>
+          <w:ilvl w:val="1"/>
+          <w:numId w:val="15"/>
+        </w:numPr>
+        <w:rPr>
+          <w:rFonts w:ascii="Cambria Math" w:hAnsi="Cambria Math"/>
+        </w:rPr>
+      </w:pPr>
+      <w:r>
+        <w:rPr>
+          <w:rFonts w:ascii="Cambria Math" w:hAnsi="Cambria Math"/>
+        </w:rPr>
+        <w:t xml:space="preserve">Focus on </w:t>
+      </w:r>
+      <w:r>
+        <w:rPr>
+          <w:rStyle w:val="Strong"/>
+          <w:rFonts w:ascii="Cambria Math" w:hAnsi="Cambria Math"/>
+        </w:rPr>
+        <w:t>training accuracy</w:t>
+      </w:r>
+      <w:r>
+        <w:rPr>
+          <w:rFonts w:ascii="Cambria Math" w:hAnsi="Cambria Math"/>
+        </w:rPr>
+        <w:t xml:space="preserve"> and trade-off between </w:t>
+      </w:r>
+      <w:r>
+        <w:rPr>
+          <w:rStyle w:val="Strong"/>
+          <w:rFonts w:ascii="Cambria Math" w:hAnsi="Cambria Math"/>
+        </w:rPr>
+        <w:t>time vs accuracy</w:t>
+      </w:r>
+      <w:r>
+        <w:rPr>
+          <w:rFonts w:ascii="Cambria Math" w:hAnsi="Cambria Math"/>
+        </w:rPr>
+        <w:t>.</w:t>
+      </w:r>
+    </w:p>
+    <w:p>
+      <w:pPr>
+        <w:pStyle w:val="NormalWeb"/>
+        <w:numPr>
           <w:ilvl w:val="0"/>
-          <w:numId w:val="14"/>
-        </w:numPr>
-        <w:rPr>
-          <w:rFonts w:ascii="Cambria Math" w:hAnsi="Cambria Math"/>
-        </w:rPr>
-      </w:pPr>
-      <w:r>
-        <w:rPr>
-          <w:rStyle w:val="Strong"/>
-          <w:rFonts w:ascii="Cambria Math" w:hAnsi="Cambria Math"/>
-        </w:rPr>
-        <w:t>Types of Features</w:t>
-      </w:r>
-      <w:r>
-        <w:rPr>
-          <w:rFonts w:ascii="Cambria Math" w:hAnsi="Cambria Math"/>
-        </w:rPr>
-        <w:t>:</w:t>
+          <w:numId w:val="15"/>
+        </w:numPr>
+        <w:rPr>
+          <w:rFonts w:ascii="Cambria Math" w:hAnsi="Cambria Math"/>
+        </w:rPr>
+      </w:pPr>
+      <w:r>
+        <w:rPr>
+          <w:rStyle w:val="Strong"/>
+          <w:rFonts w:ascii="Cambria Math" w:hAnsi="Cambria Math"/>
+        </w:rPr>
+        <w:t>Tuning the Model</w:t>
       </w:r>
     </w:p>
     <w:p>
@@ -961,24 +1257,30 @@
         <w:pStyle w:val="NormalWeb"/>
         <w:numPr>
           <w:ilvl w:val="1"/>
-          <w:numId w:val="14"/>
-        </w:numPr>
-        <w:rPr>
-          <w:rFonts w:ascii="Cambria Math" w:hAnsi="Cambria Math"/>
-        </w:rPr>
-      </w:pPr>
-      <w:r>
-        <w:rPr>
-          <w:rStyle w:val="Strong"/>
-          <w:rFonts w:ascii="Cambria Math" w:hAnsi="Cambria Math"/>
-        </w:rPr>
-        <w:t>Numerical</w:t>
-      </w:r>
-      <w:r>
-        <w:rPr>
-          <w:rFonts w:ascii="Cambria Math" w:hAnsi="Cambria Math"/>
-        </w:rPr>
-        <w:t xml:space="preserve"> (e.g., age, weight)</w:t>
+          <w:numId w:val="15"/>
+        </w:numPr>
+        <w:rPr>
+          <w:rFonts w:ascii="Cambria Math" w:hAnsi="Cambria Math"/>
+        </w:rPr>
+      </w:pPr>
+      <w:r>
+        <w:rPr>
+          <w:rFonts w:ascii="Cambria Math" w:hAnsi="Cambria Math"/>
+        </w:rPr>
+        <w:t xml:space="preserve">Uses </w:t>
+      </w:r>
+      <w:r>
+        <w:rPr>
+          <w:rStyle w:val="Strong"/>
+          <w:rFonts w:ascii="Cambria Math" w:hAnsi="Cambria Math"/>
+        </w:rPr>
+        <w:t>validation data</w:t>
+      </w:r>
+      <w:r>
+        <w:rPr>
+          <w:rFonts w:ascii="Cambria Math" w:hAnsi="Cambria Math"/>
+        </w:rPr>
+        <w:t>.</w:t>
       </w:r>
     </w:p>
     <w:p>
@@ -986,24 +1288,30 @@
         <w:pStyle w:val="NormalWeb"/>
         <w:numPr>
           <w:ilvl w:val="1"/>
-          <w:numId w:val="14"/>
-        </w:numPr>
-        <w:rPr>
-          <w:rFonts w:ascii="Cambria Math" w:hAnsi="Cambria Math"/>
-        </w:rPr>
-      </w:pPr>
-      <w:r>
-        <w:rPr>
-          <w:rStyle w:val="Strong"/>
-          <w:rFonts w:ascii="Cambria Math" w:hAnsi="Cambria Math"/>
-        </w:rPr>
-        <w:t>Categorical</w:t>
-      </w:r>
-      <w:r>
-        <w:rPr>
-          <w:rFonts w:ascii="Cambria Math" w:hAnsi="Cambria Math"/>
-        </w:rPr>
-        <w:t xml:space="preserve"> (e.g., male/female, yes/no)</w:t>
+          <w:numId w:val="15"/>
+        </w:numPr>
+        <w:rPr>
+          <w:rFonts w:ascii="Cambria Math" w:hAnsi="Cambria Math"/>
+        </w:rPr>
+      </w:pPr>
+      <w:r>
+        <w:rPr>
+          <w:rFonts w:ascii="Cambria Math" w:hAnsi="Cambria Math"/>
+        </w:rPr>
+        <w:t xml:space="preserve">Adjust </w:t>
+      </w:r>
+      <w:r>
+        <w:rPr>
+          <w:rStyle w:val="Strong"/>
+          <w:rFonts w:ascii="Cambria Math" w:hAnsi="Cambria Math"/>
+        </w:rPr>
+        <w:t>hyperparameters</w:t>
+      </w:r>
+      <w:r>
+        <w:rPr>
+          <w:rFonts w:ascii="Cambria Math" w:hAnsi="Cambria Math"/>
+        </w:rPr>
+        <w:t xml:space="preserve"> (settings chosen before training, e.g., learning rate).</w:t>
       </w:r>
     </w:p>
     <w:p>
@@ -1011,54 +1319,124 @@
         <w:pStyle w:val="NormalWeb"/>
         <w:numPr>
           <w:ilvl w:val="0"/>
-          <w:numId w:val="14"/>
-        </w:numPr>
-        <w:rPr>
-          <w:rFonts w:ascii="Cambria Math" w:hAnsi="Cambria Math"/>
-        </w:rPr>
-      </w:pPr>
-      <w:r>
-        <w:rPr>
-          <w:rStyle w:val="Strong"/>
-          <w:rFonts w:ascii="Cambria Math" w:hAnsi="Cambria Math"/>
-        </w:rPr>
-        <w:t>Target Variable</w:t>
-      </w:r>
-      <w:r>
-        <w:rPr>
-          <w:rFonts w:ascii="Cambria Math" w:hAnsi="Cambria Math"/>
-        </w:rPr>
-        <w:t xml:space="preserve"> = the output or result (e.g., disease present or not).</w:t>
+          <w:numId w:val="15"/>
+        </w:numPr>
+        <w:rPr>
+          <w:rFonts w:ascii="Cambria Math" w:hAnsi="Cambria Math"/>
+        </w:rPr>
+      </w:pPr>
+      <w:r>
+        <w:rPr>
+          <w:rStyle w:val="Strong"/>
+          <w:rFonts w:ascii="Cambria Math" w:hAnsi="Cambria Math"/>
+        </w:rPr>
+        <w:t>Comparing with Other Models</w:t>
       </w:r>
     </w:p>
     <w:p>
       <w:pPr>
         <w:pStyle w:val="NormalWeb"/>
         <w:numPr>
+          <w:ilvl w:val="1"/>
+          <w:numId w:val="15"/>
+        </w:numPr>
+        <w:rPr>
+          <w:rFonts w:ascii="Cambria Math" w:hAnsi="Cambria Math"/>
+        </w:rPr>
+      </w:pPr>
+      <w:r>
+        <w:rPr>
+          <w:rFonts w:ascii="Cambria Math" w:hAnsi="Cambria Math"/>
+        </w:rPr>
+        <w:t xml:space="preserve">Uses </w:t>
+      </w:r>
+      <w:r>
+        <w:rPr>
+          <w:rStyle w:val="Strong"/>
+          <w:rFonts w:ascii="Cambria Math" w:hAnsi="Cambria Math"/>
+        </w:rPr>
+        <w:t>test data</w:t>
+      </w:r>
+      <w:r>
+        <w:rPr>
+          <w:rFonts w:ascii="Cambria Math" w:hAnsi="Cambria Math"/>
+        </w:rPr>
+        <w:t>.</w:t>
+      </w:r>
+    </w:p>
+    <w:p>
+      <w:pPr>
+        <w:pStyle w:val="NormalWeb"/>
+        <w:numPr>
+          <w:ilvl w:val="1"/>
+          <w:numId w:val="15"/>
+        </w:numPr>
+        <w:rPr>
+          <w:rFonts w:ascii="Cambria Math" w:hAnsi="Cambria Math"/>
+        </w:rPr>
+      </w:pPr>
+      <w:r>
+        <w:rPr>
+          <w:rFonts w:ascii="Cambria Math" w:hAnsi="Cambria Math"/>
+        </w:rPr>
+        <w:t xml:space="preserve">Measures </w:t>
+      </w:r>
+      <w:r>
+        <w:rPr>
+          <w:rStyle w:val="Strong"/>
+          <w:rFonts w:ascii="Cambria Math" w:hAnsi="Cambria Math"/>
+        </w:rPr>
+        <w:t>model accuracy</w:t>
+      </w:r>
+      <w:r>
+        <w:rPr>
+          <w:rFonts w:ascii="Cambria Math" w:hAnsi="Cambria Math"/>
+        </w:rPr>
+        <w:t>.</w:t>
+      </w:r>
+    </w:p>
+    <w:p>
+      <w:pPr>
+        <w:pStyle w:val="NormalWeb"/>
+        <w:ind w:firstLine="720"/>
+        <w:rPr>
+          <w:rFonts w:ascii="Cambria Math" w:hAnsi="Cambria Math"/>
+        </w:rPr>
+      </w:pPr>
+      <w:r>
+        <w:rPr>
+          <w:rStyle w:val="Strong"/>
+          <w:rFonts w:ascii="Cambria Math" w:hAnsi="Cambria Math"/>
+        </w:rPr>
+        <w:t>Note:</w:t>
+      </w:r>
+      <w:r>
+        <w:rPr>
+          <w:rFonts w:ascii="Cambria Math" w:hAnsi="Cambria Math"/>
+        </w:rPr>
+        <w:t xml:space="preserve"> Training, validation, and test datasets must be </w:t>
+      </w:r>
+      <w:r>
+        <w:rPr>
+          <w:rStyle w:val="Strong"/>
+          <w:rFonts w:ascii="Cambria Math" w:hAnsi="Cambria Math"/>
+        </w:rPr>
+        <w:t>independent</w:t>
+      </w:r>
+      <w:r>
+        <w:rPr>
+          <w:rFonts w:ascii="Cambria Math" w:hAnsi="Cambria Math"/>
+        </w:rPr>
+        <w:t xml:space="preserve"> of each other.</w:t>
+      </w:r>
+    </w:p>
+    <w:p>
+      <w:pPr>
+        <w:pStyle w:val="Heading4"/>
+        <w:numPr>
           <w:ilvl w:val="0"/>
-          <w:numId w:val="14"/>
-        </w:numPr>
-        <w:rPr>
-          <w:rFonts w:ascii="Cambria Math" w:hAnsi="Cambria Math"/>
-        </w:rPr>
-      </w:pPr>
-      <w:r>
-        <w:rPr>
-          <w:rStyle w:val="Strong"/>
-          <w:rFonts w:ascii="Cambria Math" w:hAnsi="Cambria Math"/>
-        </w:rPr>
-        <w:t>Derived Feature</w:t>
-      </w:r>
-      <w:r>
-        <w:rPr>
-          <w:rFonts w:ascii="Cambria Math" w:hAnsi="Cambria Math"/>
-        </w:rPr>
-        <w:t xml:space="preserve"> = a new feature created from the original data (e.g., BMI from height and weight).</w:t>
-      </w:r>
-    </w:p>
-    <w:p>
-      <w:pPr>
-        <w:pStyle w:val="Heading3"/>
+          <w:numId w:val="21"/>
+        </w:numPr>
         <w:rPr>
           <w:rFonts w:ascii="Cambria Math" w:hAnsi="Cambria Math"/>
         </w:rPr>
@@ -1070,28 +1448,70 @@
           <w:b w:val="0"/>
           <w:bCs w:val="0"/>
         </w:rPr>
-        <w:t>Step 5: Modeling</w:t>
+        <w:t>Accuracy Concepts</w:t>
       </w:r>
     </w:p>
     <w:p>
       <w:pPr>
         <w:pStyle w:val="NormalWeb"/>
-        <w:rPr>
-          <w:rFonts w:ascii="Cambria Math" w:hAnsi="Cambria Math"/>
-        </w:rPr>
-      </w:pPr>
-      <w:r>
-        <w:rPr>
-          <w:rFonts w:ascii="Cambria Math" w:hAnsi="Cambria Math"/>
-        </w:rPr>
-        <w:t xml:space="preserve">Modeling has </w:t>
-      </w:r>
-      <w:r>
-        <w:rPr>
-          <w:rStyle w:val="Strong"/>
-          <w:rFonts w:ascii="Cambria Math" w:hAnsi="Cambria Math"/>
-        </w:rPr>
-        <w:t>three sub-steps</w:t>
+        <w:numPr>
+          <w:ilvl w:val="0"/>
+          <w:numId w:val="16"/>
+        </w:numPr>
+        <w:rPr>
+          <w:rFonts w:ascii="Cambria Math" w:hAnsi="Cambria Math"/>
+        </w:rPr>
+      </w:pPr>
+      <w:r>
+        <w:rPr>
+          <w:rFonts w:ascii="Cambria Math" w:hAnsi="Cambria Math"/>
+        </w:rPr>
+        <w:t xml:space="preserve">Accuracy on </w:t>
+      </w:r>
+      <w:r>
+        <w:rPr>
+          <w:rStyle w:val="Strong"/>
+          <w:rFonts w:ascii="Cambria Math" w:hAnsi="Cambria Math"/>
+        </w:rPr>
+        <w:t>validation data</w:t>
+      </w:r>
+      <w:r>
+        <w:rPr>
+          <w:rFonts w:ascii="Cambria Math" w:hAnsi="Cambria Math"/>
+        </w:rPr>
+        <w:t xml:space="preserve"> should be </w:t>
+      </w:r>
+      <w:r>
+        <w:rPr>
+          <w:rStyle w:val="Strong"/>
+          <w:rFonts w:ascii="Cambria Math" w:hAnsi="Cambria Math"/>
+        </w:rPr>
+        <w:t>slightly less</w:t>
+      </w:r>
+      <w:r>
+        <w:rPr>
+          <w:rFonts w:ascii="Cambria Math" w:hAnsi="Cambria Math"/>
+        </w:rPr>
+        <w:t xml:space="preserve"> than training accuracy.</w:t>
+      </w:r>
+    </w:p>
+    <w:p>
+      <w:pPr>
+        <w:pStyle w:val="NormalWeb"/>
+        <w:numPr>
+          <w:ilvl w:val="0"/>
+          <w:numId w:val="16"/>
+        </w:numPr>
+        <w:rPr>
+          <w:rFonts w:ascii="Cambria Math" w:hAnsi="Cambria Math"/>
+        </w:rPr>
+      </w:pPr>
+      <w:r>
+        <w:rPr>
+          <w:rStyle w:val="Strong"/>
+          <w:rFonts w:ascii="Cambria Math" w:hAnsi="Cambria Math"/>
+        </w:rPr>
+        <w:t>Overfitting</w:t>
       </w:r>
       <w:r>
         <w:rPr>
@@ -1104,19 +1524,61 @@
       <w:pPr>
         <w:pStyle w:val="NormalWeb"/>
         <w:numPr>
+          <w:ilvl w:val="1"/>
+          <w:numId w:val="16"/>
+        </w:numPr>
+        <w:rPr>
+          <w:rFonts w:ascii="Cambria Math" w:hAnsi="Cambria Math"/>
+        </w:rPr>
+      </w:pPr>
+      <w:r>
+        <w:rPr>
+          <w:rFonts w:ascii="Cambria Math" w:hAnsi="Cambria Math"/>
+        </w:rPr>
+        <w:t>Model Accuracy &gt;&gt; Training Accuracy.</w:t>
+      </w:r>
+    </w:p>
+    <w:p>
+      <w:pPr>
+        <w:pStyle w:val="NormalWeb"/>
+        <w:numPr>
+          <w:ilvl w:val="1"/>
+          <w:numId w:val="16"/>
+        </w:numPr>
+        <w:rPr>
+          <w:rFonts w:ascii="Cambria Math" w:hAnsi="Cambria Math"/>
+        </w:rPr>
+      </w:pPr>
+      <w:r>
+        <w:rPr>
+          <w:rFonts w:ascii="Cambria Math" w:hAnsi="Cambria Math"/>
+        </w:rPr>
+        <w:t>The model memorizes the data instead of learning general patterns.</w:t>
+      </w:r>
+    </w:p>
+    <w:p>
+      <w:pPr>
+        <w:pStyle w:val="NormalWeb"/>
+        <w:numPr>
           <w:ilvl w:val="0"/>
-          <w:numId w:val="15"/>
-        </w:numPr>
-        <w:rPr>
-          <w:rFonts w:ascii="Cambria Math" w:hAnsi="Cambria Math"/>
-        </w:rPr>
-      </w:pPr>
-      <w:r>
-        <w:rPr>
-          <w:rStyle w:val="Strong"/>
-          <w:rFonts w:ascii="Cambria Math" w:hAnsi="Cambria Math"/>
-        </w:rPr>
-        <w:t>Choosing and Training the Model</w:t>
+          <w:numId w:val="16"/>
+        </w:numPr>
+        <w:rPr>
+          <w:rFonts w:ascii="Cambria Math" w:hAnsi="Cambria Math"/>
+        </w:rPr>
+      </w:pPr>
+      <w:r>
+        <w:rPr>
+          <w:rStyle w:val="Strong"/>
+          <w:rFonts w:ascii="Cambria Math" w:hAnsi="Cambria Math"/>
+        </w:rPr>
+        <w:t>Underfitting</w:t>
+      </w:r>
+      <w:r>
+        <w:rPr>
+          <w:rFonts w:ascii="Cambria Math" w:hAnsi="Cambria Math"/>
+        </w:rPr>
+        <w:t>:</w:t>
       </w:r>
     </w:p>
     <w:p>
@@ -1124,30 +1586,17 @@
         <w:pStyle w:val="NormalWeb"/>
         <w:numPr>
           <w:ilvl w:val="1"/>
-          <w:numId w:val="15"/>
-        </w:numPr>
-        <w:rPr>
-          <w:rFonts w:ascii="Cambria Math" w:hAnsi="Cambria Math"/>
-        </w:rPr>
-      </w:pPr>
-      <w:r>
-        <w:rPr>
-          <w:rFonts w:ascii="Cambria Math" w:hAnsi="Cambria Math"/>
-        </w:rPr>
-        <w:t xml:space="preserve">Uses </w:t>
-      </w:r>
-      <w:r>
-        <w:rPr>
-          <w:rStyle w:val="Strong"/>
-          <w:rFonts w:ascii="Cambria Math" w:hAnsi="Cambria Math"/>
-        </w:rPr>
-        <w:t>training data</w:t>
-      </w:r>
-      <w:r>
-        <w:rPr>
-          <w:rFonts w:ascii="Cambria Math" w:hAnsi="Cambria Math"/>
-        </w:rPr>
-        <w:t>.</w:t>
+          <w:numId w:val="16"/>
+        </w:numPr>
+        <w:rPr>
+          <w:rFonts w:ascii="Cambria Math" w:hAnsi="Cambria Math"/>
+        </w:rPr>
+      </w:pPr>
+      <w:r>
+        <w:rPr>
+          <w:rFonts w:ascii="Cambria Math" w:hAnsi="Cambria Math"/>
+        </w:rPr>
+        <w:t>Model Accuracy &lt;&lt; Training Accuracy.</w:t>
       </w:r>
     </w:p>
     <w:p>
@@ -1155,244 +1604,26 @@
         <w:pStyle w:val="NormalWeb"/>
         <w:numPr>
           <w:ilvl w:val="1"/>
-          <w:numId w:val="15"/>
-        </w:numPr>
-        <w:rPr>
-          <w:rFonts w:ascii="Cambria Math" w:hAnsi="Cambria Math"/>
-        </w:rPr>
-      </w:pPr>
-      <w:r>
-        <w:rPr>
-          <w:rFonts w:ascii="Cambria Math" w:hAnsi="Cambria Math"/>
-        </w:rPr>
-        <w:t xml:space="preserve">Focus on </w:t>
-      </w:r>
-      <w:r>
-        <w:rPr>
-          <w:rStyle w:val="Strong"/>
-          <w:rFonts w:ascii="Cambria Math" w:hAnsi="Cambria Math"/>
-        </w:rPr>
-        <w:t>training accuracy</w:t>
-      </w:r>
-      <w:r>
-        <w:rPr>
-          <w:rFonts w:ascii="Cambria Math" w:hAnsi="Cambria Math"/>
-        </w:rPr>
-        <w:t xml:space="preserve"> and trade-off between </w:t>
-      </w:r>
-      <w:r>
-        <w:rPr>
-          <w:rStyle w:val="Strong"/>
-          <w:rFonts w:ascii="Cambria Math" w:hAnsi="Cambria Math"/>
-        </w:rPr>
-        <w:t>time vs accuracy</w:t>
-      </w:r>
-      <w:r>
-        <w:rPr>
-          <w:rFonts w:ascii="Cambria Math" w:hAnsi="Cambria Math"/>
-        </w:rPr>
-        <w:t>.</w:t>
-      </w:r>
-    </w:p>
-    <w:p>
-      <w:pPr>
-        <w:pStyle w:val="NormalWeb"/>
+          <w:numId w:val="16"/>
+        </w:numPr>
+        <w:rPr>
+          <w:rFonts w:ascii="Cambria Math" w:hAnsi="Cambria Math"/>
+        </w:rPr>
+      </w:pPr>
+      <w:r>
+        <w:rPr>
+          <w:rFonts w:ascii="Cambria Math" w:hAnsi="Cambria Math"/>
+        </w:rPr>
+        <w:t>The model is too simple and cannot capture the data’s complexity.</w:t>
+      </w:r>
+    </w:p>
+    <w:p>
+      <w:pPr>
+        <w:pStyle w:val="Heading3"/>
         <w:numPr>
           <w:ilvl w:val="0"/>
-          <w:numId w:val="15"/>
-        </w:numPr>
-        <w:rPr>
-          <w:rFonts w:ascii="Cambria Math" w:hAnsi="Cambria Math"/>
-        </w:rPr>
-      </w:pPr>
-      <w:r>
-        <w:rPr>
-          <w:rStyle w:val="Strong"/>
-          <w:rFonts w:ascii="Cambria Math" w:hAnsi="Cambria Math"/>
-        </w:rPr>
-        <w:t>Tuning the Model</w:t>
-      </w:r>
-    </w:p>
-    <w:p>
-      <w:pPr>
-        <w:pStyle w:val="NormalWeb"/>
-        <w:numPr>
-          <w:ilvl w:val="1"/>
-          <w:numId w:val="15"/>
-        </w:numPr>
-        <w:rPr>
-          <w:rFonts w:ascii="Cambria Math" w:hAnsi="Cambria Math"/>
-        </w:rPr>
-      </w:pPr>
-      <w:r>
-        <w:rPr>
-          <w:rFonts w:ascii="Cambria Math" w:hAnsi="Cambria Math"/>
-        </w:rPr>
-        <w:t xml:space="preserve">Uses </w:t>
-      </w:r>
-      <w:r>
-        <w:rPr>
-          <w:rStyle w:val="Strong"/>
-          <w:rFonts w:ascii="Cambria Math" w:hAnsi="Cambria Math"/>
-        </w:rPr>
-        <w:t>validation data</w:t>
-      </w:r>
-      <w:r>
-        <w:rPr>
-          <w:rFonts w:ascii="Cambria Math" w:hAnsi="Cambria Math"/>
-        </w:rPr>
-        <w:t>.</w:t>
-      </w:r>
-    </w:p>
-    <w:p>
-      <w:pPr>
-        <w:pStyle w:val="NormalWeb"/>
-        <w:numPr>
-          <w:ilvl w:val="1"/>
-          <w:numId w:val="15"/>
-        </w:numPr>
-        <w:rPr>
-          <w:rFonts w:ascii="Cambria Math" w:hAnsi="Cambria Math"/>
-        </w:rPr>
-      </w:pPr>
-      <w:r>
-        <w:rPr>
-          <w:rFonts w:ascii="Cambria Math" w:hAnsi="Cambria Math"/>
-        </w:rPr>
-        <w:t xml:space="preserve">Adjust </w:t>
-      </w:r>
-      <w:r>
-        <w:rPr>
-          <w:rStyle w:val="Strong"/>
-          <w:rFonts w:ascii="Cambria Math" w:hAnsi="Cambria Math"/>
-        </w:rPr>
-        <w:t>hyperparameters</w:t>
-      </w:r>
-      <w:r>
-        <w:rPr>
-          <w:rFonts w:ascii="Cambria Math" w:hAnsi="Cambria Math"/>
-        </w:rPr>
-        <w:t xml:space="preserve"> (settings chosen before training, e.g., learning rate).</w:t>
-      </w:r>
-    </w:p>
-    <w:p>
-      <w:pPr>
-        <w:pStyle w:val="NormalWeb"/>
-        <w:numPr>
-          <w:ilvl w:val="0"/>
-          <w:numId w:val="15"/>
-        </w:numPr>
-        <w:rPr>
-          <w:rFonts w:ascii="Cambria Math" w:hAnsi="Cambria Math"/>
-        </w:rPr>
-      </w:pPr>
-      <w:r>
-        <w:rPr>
-          <w:rStyle w:val="Strong"/>
-          <w:rFonts w:ascii="Cambria Math" w:hAnsi="Cambria Math"/>
-        </w:rPr>
-        <w:t>Comparing with Other Models</w:t>
-      </w:r>
-    </w:p>
-    <w:p>
-      <w:pPr>
-        <w:pStyle w:val="NormalWeb"/>
-        <w:numPr>
-          <w:ilvl w:val="1"/>
-          <w:numId w:val="15"/>
-        </w:numPr>
-        <w:rPr>
-          <w:rFonts w:ascii="Cambria Math" w:hAnsi="Cambria Math"/>
-        </w:rPr>
-      </w:pPr>
-      <w:r>
-        <w:rPr>
-          <w:rFonts w:ascii="Cambria Math" w:hAnsi="Cambria Math"/>
-        </w:rPr>
-        <w:t xml:space="preserve">Uses </w:t>
-      </w:r>
-      <w:r>
-        <w:rPr>
-          <w:rStyle w:val="Strong"/>
-          <w:rFonts w:ascii="Cambria Math" w:hAnsi="Cambria Math"/>
-        </w:rPr>
-        <w:t>test data</w:t>
-      </w:r>
-      <w:r>
-        <w:rPr>
-          <w:rFonts w:ascii="Cambria Math" w:hAnsi="Cambria Math"/>
-        </w:rPr>
-        <w:t>.</w:t>
-      </w:r>
-    </w:p>
-    <w:p>
-      <w:pPr>
-        <w:pStyle w:val="NormalWeb"/>
-        <w:numPr>
-          <w:ilvl w:val="1"/>
-          <w:numId w:val="15"/>
-        </w:numPr>
-        <w:rPr>
-          <w:rFonts w:ascii="Cambria Math" w:hAnsi="Cambria Math"/>
-        </w:rPr>
-      </w:pPr>
-      <w:r>
-        <w:rPr>
-          <w:rFonts w:ascii="Cambria Math" w:hAnsi="Cambria Math"/>
-        </w:rPr>
-        <w:t xml:space="preserve">Measures </w:t>
-      </w:r>
-      <w:r>
-        <w:rPr>
-          <w:rStyle w:val="Strong"/>
-          <w:rFonts w:ascii="Cambria Math" w:hAnsi="Cambria Math"/>
-        </w:rPr>
-        <w:t>model accuracy</w:t>
-      </w:r>
-      <w:r>
-        <w:rPr>
-          <w:rFonts w:ascii="Cambria Math" w:hAnsi="Cambria Math"/>
-        </w:rPr>
-        <w:t>.</w:t>
-      </w:r>
-    </w:p>
-    <w:p>
-      <w:pPr>
-        <w:pStyle w:val="NormalWeb"/>
-        <w:rPr>
-          <w:rFonts w:ascii="Cambria Math" w:hAnsi="Cambria Math"/>
-        </w:rPr>
-      </w:pPr>
-      <w:r>
-        <w:rPr>
-          <w:rStyle w:val="Strong"/>
-          <w:rFonts w:ascii="Cambria Math" w:hAnsi="Cambria Math"/>
-        </w:rPr>
-        <w:t>Note:</w:t>
-      </w:r>
-      <w:r>
-        <w:rPr>
-          <w:rFonts w:ascii="Cambria Math" w:hAnsi="Cambria Math"/>
-        </w:rPr>
-        <w:t xml:space="preserve"> Training, validation, and test datasets must be </w:t>
-      </w:r>
-      <w:r>
-        <w:rPr>
-          <w:rStyle w:val="Strong"/>
-          <w:rFonts w:ascii="Cambria Math" w:hAnsi="Cambria Math"/>
-        </w:rPr>
-        <w:t>independent</w:t>
-      </w:r>
-      <w:r>
-        <w:rPr>
-          <w:rFonts w:ascii="Cambria Math" w:hAnsi="Cambria Math"/>
-        </w:rPr>
-        <w:t xml:space="preserve"> of each other.</w:t>
-      </w:r>
-    </w:p>
-    <w:p>
-      <w:pPr>
-        <w:pStyle w:val="Heading4"/>
+          <w:numId w:val="24"/>
+        </w:numPr>
         <w:rPr>
           <w:rFonts w:ascii="Cambria Math" w:hAnsi="Cambria Math"/>
         </w:rPr>
@@ -1404,189 +1635,6 @@
           <w:b w:val="0"/>
           <w:bCs w:val="0"/>
         </w:rPr>
-        <w:t>Accuracy Concepts</w:t>
-      </w:r>
-    </w:p>
-    <w:p>
-      <w:pPr>
-        <w:pStyle w:val="NormalWeb"/>
-        <w:numPr>
-          <w:ilvl w:val="0"/>
-          <w:numId w:val="16"/>
-        </w:numPr>
-        <w:rPr>
-          <w:rFonts w:ascii="Cambria Math" w:hAnsi="Cambria Math"/>
-        </w:rPr>
-      </w:pPr>
-      <w:r>
-        <w:rPr>
-          <w:rFonts w:ascii="Cambria Math" w:hAnsi="Cambria Math"/>
-        </w:rPr>
-        <w:t xml:space="preserve">Accuracy on </w:t>
-      </w:r>
-      <w:r>
-        <w:rPr>
-          <w:rStyle w:val="Strong"/>
-          <w:rFonts w:ascii="Cambria Math" w:hAnsi="Cambria Math"/>
-        </w:rPr>
-        <w:t>validation data</w:t>
-      </w:r>
-      <w:r>
-        <w:rPr>
-          <w:rFonts w:ascii="Cambria Math" w:hAnsi="Cambria Math"/>
-        </w:rPr>
-        <w:t xml:space="preserve"> should be </w:t>
-      </w:r>
-      <w:r>
-        <w:rPr>
-          <w:rStyle w:val="Strong"/>
-          <w:rFonts w:ascii="Cambria Math" w:hAnsi="Cambria Math"/>
-        </w:rPr>
-        <w:t>slightly less</w:t>
-      </w:r>
-      <w:r>
-        <w:rPr>
-          <w:rFonts w:ascii="Cambria Math" w:hAnsi="Cambria Math"/>
-        </w:rPr>
-        <w:t xml:space="preserve"> than training accuracy.</w:t>
-      </w:r>
-    </w:p>
-    <w:p>
-      <w:pPr>
-        <w:pStyle w:val="NormalWeb"/>
-        <w:numPr>
-          <w:ilvl w:val="0"/>
-          <w:numId w:val="16"/>
-        </w:numPr>
-        <w:rPr>
-          <w:rFonts w:ascii="Cambria Math" w:hAnsi="Cambria Math"/>
-        </w:rPr>
-      </w:pPr>
-      <w:r>
-        <w:rPr>
-          <w:rStyle w:val="Strong"/>
-          <w:rFonts w:ascii="Cambria Math" w:hAnsi="Cambria Math"/>
-        </w:rPr>
-        <w:t>Overfitting</w:t>
-      </w:r>
-      <w:r>
-        <w:rPr>
-          <w:rFonts w:ascii="Cambria Math" w:hAnsi="Cambria Math"/>
-        </w:rPr>
-        <w:t>:</w:t>
-      </w:r>
-    </w:p>
-    <w:p>
-      <w:pPr>
-        <w:pStyle w:val="NormalWeb"/>
-        <w:numPr>
-          <w:ilvl w:val="1"/>
-          <w:numId w:val="16"/>
-        </w:numPr>
-        <w:rPr>
-          <w:rFonts w:ascii="Cambria Math" w:hAnsi="Cambria Math"/>
-        </w:rPr>
-      </w:pPr>
-      <w:r>
-        <w:rPr>
-          <w:rFonts w:ascii="Cambria Math" w:hAnsi="Cambria Math"/>
-        </w:rPr>
-        <w:t>Model Accuracy &gt;&gt; Training Accuracy.</w:t>
-      </w:r>
-    </w:p>
-    <w:p>
-      <w:pPr>
-        <w:pStyle w:val="NormalWeb"/>
-        <w:numPr>
-          <w:ilvl w:val="1"/>
-          <w:numId w:val="16"/>
-        </w:numPr>
-        <w:rPr>
-          <w:rFonts w:ascii="Cambria Math" w:hAnsi="Cambria Math"/>
-        </w:rPr>
-      </w:pPr>
-      <w:r>
-        <w:rPr>
-          <w:rFonts w:ascii="Cambria Math" w:hAnsi="Cambria Math"/>
-        </w:rPr>
-        <w:t>The model memorizes the data instead of learning general patterns.</w:t>
-      </w:r>
-    </w:p>
-    <w:p>
-      <w:pPr>
-        <w:pStyle w:val="NormalWeb"/>
-        <w:numPr>
-          <w:ilvl w:val="0"/>
-          <w:numId w:val="16"/>
-        </w:numPr>
-        <w:rPr>
-          <w:rFonts w:ascii="Cambria Math" w:hAnsi="Cambria Math"/>
-        </w:rPr>
-      </w:pPr>
-      <w:r>
-        <w:rPr>
-          <w:rStyle w:val="Strong"/>
-          <w:rFonts w:ascii="Cambria Math" w:hAnsi="Cambria Math"/>
-        </w:rPr>
-        <w:t>Underfitting</w:t>
-      </w:r>
-      <w:r>
-        <w:rPr>
-          <w:rFonts w:ascii="Cambria Math" w:hAnsi="Cambria Math"/>
-        </w:rPr>
-        <w:t>:</w:t>
-      </w:r>
-    </w:p>
-    <w:p>
-      <w:pPr>
-        <w:pStyle w:val="NormalWeb"/>
-        <w:numPr>
-          <w:ilvl w:val="1"/>
-          <w:numId w:val="16"/>
-        </w:numPr>
-        <w:rPr>
-          <w:rFonts w:ascii="Cambria Math" w:hAnsi="Cambria Math"/>
-        </w:rPr>
-      </w:pPr>
-      <w:r>
-        <w:rPr>
-          <w:rFonts w:ascii="Cambria Math" w:hAnsi="Cambria Math"/>
-        </w:rPr>
-        <w:t>Model Accuracy &lt;&lt; Training Accuracy.</w:t>
-      </w:r>
-    </w:p>
-    <w:p>
-      <w:pPr>
-        <w:pStyle w:val="NormalWeb"/>
-        <w:numPr>
-          <w:ilvl w:val="1"/>
-          <w:numId w:val="16"/>
-        </w:numPr>
-        <w:rPr>
-          <w:rFonts w:ascii="Cambria Math" w:hAnsi="Cambria Math"/>
-        </w:rPr>
-      </w:pPr>
-      <w:r>
-        <w:rPr>
-          <w:rFonts w:ascii="Cambria Math" w:hAnsi="Cambria Math"/>
-        </w:rPr>
-        <w:t>The model is too simple and cannot capture the data’s complexity.</w:t>
-      </w:r>
-    </w:p>
-    <w:p>
-      <w:pPr>
-        <w:pStyle w:val="Heading3"/>
-        <w:rPr>
-          <w:rFonts w:ascii="Cambria Math" w:hAnsi="Cambria Math"/>
-        </w:rPr>
-      </w:pPr>
-      <w:r>
-        <w:rPr>
-          <w:rStyle w:val="Strong"/>
-          <w:rFonts w:ascii="Cambria Math" w:hAnsi="Cambria Math"/>
-          <w:b w:val="0"/>
-          <w:bCs w:val="0"/>
-        </w:rPr>
         <w:t>Step 6: Iteration</w:t>
       </w:r>
     </w:p>
@@ -1693,6 +1741,7 @@
     <w:p>
       <w:pPr>
         <w:pStyle w:val="NormalWeb"/>
+        <w:ind w:left="720"/>
         <w:rPr>
           <w:rFonts w:ascii="Cambria Math" w:hAnsi="Cambria Math"/>
         </w:rPr>
@@ -1729,7 +1778,7 @@
 </file>
 
 <file path=word/numbering.xml><?xml version="1.0" encoding="utf-8"?>
-<w:numbering xmlns:wpc="http://schemas.microsoft.com/office/word/2010/wordprocessingCanvas" xmlns:cx="http://schemas.microsoft.com/office/drawing/2014/chartex" xmlns:cx1="http://schemas.microsoft.com/office/drawing/2015/9/8/chartex" xmlns:cx2="http://schemas.microsoft.com/office/drawing/2015/10/21/chartex" xmlns:cx3="http://schemas.microsoft.com/office/drawing/2016/5/9/chartex" xmlns:cx4="http://schemas.microsoft.com/office/drawing/2016/5/10/chartex" xmlns:cx5="http://schemas.microsoft.com/office/drawing/2016/5/11/chartex" xmlns:cx6="http://schemas.microsoft.com/office/drawing/2016/5/12/chartex" xmlns:cx7="http://schemas.microsoft.com/office/drawing/2016/5/13/chartex" xmlns:cx8="http://schemas.microsoft.com/office/drawing/2016/5/14/chartex" xmlns:mc="http://schemas.openxmlformats.org/markup-compatibility/2006" xmlns:aink="http://schemas.microsoft.com/office/drawing/2016/ink" xmlns:am3d="http://schemas.microsoft.com/office/drawing/2017/model3d" xmlns:o="urn:schemas-microsoft-com:office:office" xmlns:r="http://schemas.openxmlformats.org/officeDocument/2006/relationships" xmlns:m="http://schemas.openxmlformats.org/officeDocument/2006/math" xmlns:v="urn:schemas-microsoft-com:vml" xmlns:wp14="http://schemas.microsoft.com/office/word/2010/wordprocessingDrawing" xmlns:wp="http://schemas.openxmlformats.org/drawingml/2006/wordprocessingDrawing" xmlns:w10="urn:schemas-microsoft-com:office:word" xmlns:w="http://schemas.openxmlformats.org/wordprocessingml/2006/main" xmlns:w14="http://schemas.microsoft.com/office/word/2010/wordml" xmlns:w15="http://schemas.microsoft.com/office/word/2012/wordml" xmlns:w16cid="http://schemas.microsoft.com/office/word/2016/wordml/cid" xmlns:w16se="http://schemas.microsoft.com/office/word/2015/wordml/symex" xmlns:wpg="http://schemas.microsoft.com/office/word/2010/wordprocessingGroup" xmlns:wpi="http://schemas.microsoft.com/office/word/2010/wordprocessingInk" xmlns:wne="http://schemas.microsoft.com/office/word/2006/wordml" xmlns:wps="http://schemas.microsoft.com/office/word/2010/wordprocessingShape" mc:Ignorable="w14 w15 w16se w16cid wp14">
+<w:numbering xmlns:wpc="http://schemas.microsoft.com/office/word/2010/wordprocessingCanvas" xmlns:cx="http://schemas.microsoft.com/office/drawing/2014/chartex" xmlns:cx1="http://schemas.microsoft.com/office/drawing/2015/9/8/chartex" xmlns:cx2="http://schemas.microsoft.com/office/drawing/2015/10/21/chartex" xmlns:cx3="http://schemas.microsoft.com/office/drawing/2016/5/9/chartex" xmlns:cx4="http://schemas.microsoft.com/office/drawing/2016/5/10/chartex" xmlns:cx5="http://schemas.microsoft.com/office/drawing/2016/5/11/chartex" xmlns:cx6="http://schemas.microsoft.com/office/drawing/2016/5/12/chartex" xmlns:cx7="http://schemas.microsoft.com/office/drawing/2016/5/13/chartex" xmlns:cx8="http://schemas.microsoft.com/office/drawing/2016/5/14/chartex" xmlns:mc="http://schemas.openxmlformats.org/markup-compatibility/2006" xmlns:aink="http://schemas.microsoft.com/office/drawing/2016/ink" xmlns:am3d="http://schemas.microsoft.com/office/drawing/2017/model3d" xmlns:o="urn:schemas-microsoft-com:office:office" xmlns:r="http://schemas.openxmlformats.org/officeDocument/2006/relationships" xmlns:m="http://schemas.openxmlformats.org/officeDocument/2006/math" xmlns:v="urn:schemas-microsoft-com:vml" xmlns:wp14="http://schemas.microsoft.com/office/word/2010/wordprocessingDrawing" xmlns:wp="http://schemas.openxmlformats.org/drawingml/2006/wordprocessingDrawing" xmlns:w10="urn:schemas-microsoft-com:office:word" xmlns:w="http://schemas.openxmlformats.org/wordprocessingml/2006/main" xmlns:w14="http://schemas.microsoft.com/office/word/2010/wordml" xmlns:w15="http://schemas.microsoft.com/office/word/2012/wordml" xmlns:w16cex="http://schemas.microsoft.com/office/word/2018/wordml/cex" xmlns:w16cid="http://schemas.microsoft.com/office/word/2016/wordml/cid" xmlns:w16="http://schemas.microsoft.com/office/word/2018/wordml" xmlns:w16sdtdh="http://schemas.microsoft.com/office/word/2020/wordml/sdtdatahash" xmlns:w16se="http://schemas.microsoft.com/office/word/2015/wordml/symex" xmlns:wpg="http://schemas.microsoft.com/office/word/2010/wordprocessingGroup" xmlns:wpi="http://schemas.microsoft.com/office/word/2010/wordprocessingInk" xmlns:wne="http://schemas.microsoft.com/office/word/2006/wordml" xmlns:wps="http://schemas.microsoft.com/office/word/2010/wordprocessingShape" mc:Ignorable="w14 w15 w16se w16cid w16 w16cex w16sdtdh wp14">
   <w:abstractNum w:abstractNumId="0" w15:restartNumberingAfterBreak="0">
     <w:nsid w:val="08670764"/>
     <w:multiLevelType w:val="hybridMultilevel"/>
@@ -1854,9 +1903,9 @@
       <w:lvlJc w:val="left"/>
       <w:pPr>
         <w:tabs>
-          <w:tab w:val="num" w:pos="720"/>
-        </w:tabs>
-        <w:ind w:left="720" w:hanging="360"/>
+          <w:tab w:val="num" w:pos="1080"/>
+        </w:tabs>
+        <w:ind w:left="1080" w:hanging="360"/>
       </w:pPr>
     </w:lvl>
     <w:lvl w:ilvl="1">
@@ -1866,9 +1915,9 @@
       <w:lvlJc w:val="left"/>
       <w:pPr>
         <w:tabs>
-          <w:tab w:val="num" w:pos="1440"/>
-        </w:tabs>
-        <w:ind w:left="1440" w:hanging="360"/>
+          <w:tab w:val="num" w:pos="1800"/>
+        </w:tabs>
+        <w:ind w:left="1800" w:hanging="360"/>
       </w:pPr>
       <w:rPr>
         <w:rFonts w:ascii="Courier New" w:hAnsi="Courier New" w:hint="default"/>
@@ -1882,9 +1931,9 @@
       <w:lvlJc w:val="left"/>
       <w:pPr>
         <w:tabs>
-          <w:tab w:val="num" w:pos="2160"/>
-        </w:tabs>
-        <w:ind w:left="2160" w:hanging="360"/>
+          <w:tab w:val="num" w:pos="2520"/>
+        </w:tabs>
+        <w:ind w:left="2520" w:hanging="360"/>
       </w:pPr>
     </w:lvl>
     <w:lvl w:ilvl="3" w:tentative="1">
@@ -1894,9 +1943,9 @@
       <w:lvlJc w:val="left"/>
       <w:pPr>
         <w:tabs>
-          <w:tab w:val="num" w:pos="2880"/>
-        </w:tabs>
-        <w:ind w:left="2880" w:hanging="360"/>
+          <w:tab w:val="num" w:pos="3240"/>
+        </w:tabs>
+        <w:ind w:left="3240" w:hanging="360"/>
       </w:pPr>
     </w:lvl>
     <w:lvl w:ilvl="4" w:tentative="1">
@@ -1906,9 +1955,9 @@
       <w:lvlJc w:val="left"/>
       <w:pPr>
         <w:tabs>
-          <w:tab w:val="num" w:pos="3600"/>
-        </w:tabs>
-        <w:ind w:left="3600" w:hanging="360"/>
+          <w:tab w:val="num" w:pos="3960"/>
+        </w:tabs>
+        <w:ind w:left="3960" w:hanging="360"/>
       </w:pPr>
     </w:lvl>
     <w:lvl w:ilvl="5" w:tentative="1">
@@ -1918,9 +1967,9 @@
       <w:lvlJc w:val="left"/>
       <w:pPr>
         <w:tabs>
-          <w:tab w:val="num" w:pos="4320"/>
-        </w:tabs>
-        <w:ind w:left="4320" w:hanging="360"/>
+          <w:tab w:val="num" w:pos="4680"/>
+        </w:tabs>
+        <w:ind w:left="4680" w:hanging="360"/>
       </w:pPr>
     </w:lvl>
     <w:lvl w:ilvl="6" w:tentative="1">
@@ -1930,9 +1979,9 @@
       <w:lvlJc w:val="left"/>
       <w:pPr>
         <w:tabs>
-          <w:tab w:val="num" w:pos="5040"/>
-        </w:tabs>
-        <w:ind w:left="5040" w:hanging="360"/>
+          <w:tab w:val="num" w:pos="5400"/>
+        </w:tabs>
+        <w:ind w:left="5400" w:hanging="360"/>
       </w:pPr>
     </w:lvl>
     <w:lvl w:ilvl="7" w:tentative="1">
@@ -1942,9 +1991,9 @@
       <w:lvlJc w:val="left"/>
       <w:pPr>
         <w:tabs>
-          <w:tab w:val="num" w:pos="5760"/>
-        </w:tabs>
-        <w:ind w:left="5760" w:hanging="360"/>
+          <w:tab w:val="num" w:pos="6120"/>
+        </w:tabs>
+        <w:ind w:left="6120" w:hanging="360"/>
       </w:pPr>
     </w:lvl>
     <w:lvl w:ilvl="8" w:tentative="1">
@@ -1954,9 +2003,9 @@
       <w:lvlJc w:val="left"/>
       <w:pPr>
         <w:tabs>
-          <w:tab w:val="num" w:pos="6480"/>
-        </w:tabs>
-        <w:ind w:left="6480" w:hanging="360"/>
+          <w:tab w:val="num" w:pos="6840"/>
+        </w:tabs>
+        <w:ind w:left="6840" w:hanging="360"/>
       </w:pPr>
     </w:lvl>
   </w:abstractNum>
@@ -1971,9 +2020,9 @@
       <w:lvlJc w:val="left"/>
       <w:pPr>
         <w:tabs>
-          <w:tab w:val="num" w:pos="720"/>
-        </w:tabs>
-        <w:ind w:left="720" w:hanging="360"/>
+          <w:tab w:val="num" w:pos="1080"/>
+        </w:tabs>
+        <w:ind w:left="1080" w:hanging="360"/>
       </w:pPr>
       <w:rPr>
         <w:rFonts w:ascii="Symbol" w:hAnsi="Symbol" w:hint="default"/>
@@ -1987,9 +2036,9 @@
       <w:lvlJc w:val="left"/>
       <w:pPr>
         <w:tabs>
-          <w:tab w:val="num" w:pos="1440"/>
-        </w:tabs>
-        <w:ind w:left="1440" w:hanging="360"/>
+          <w:tab w:val="num" w:pos="1800"/>
+        </w:tabs>
+        <w:ind w:left="1800" w:hanging="360"/>
       </w:pPr>
       <w:rPr>
         <w:rFonts w:ascii="Courier New" w:hAnsi="Courier New" w:hint="default"/>
@@ -2003,9 +2052,9 @@
       <w:lvlJc w:val="left"/>
       <w:pPr>
         <w:tabs>
-          <w:tab w:val="num" w:pos="2160"/>
-        </w:tabs>
-        <w:ind w:left="2160" w:hanging="360"/>
+          <w:tab w:val="num" w:pos="2520"/>
+        </w:tabs>
+        <w:ind w:left="2520" w:hanging="360"/>
       </w:pPr>
       <w:rPr>
         <w:rFonts w:ascii="Wingdings" w:hAnsi="Wingdings" w:hint="default"/>
@@ -2019,9 +2068,9 @@
       <w:lvlJc w:val="left"/>
       <w:pPr>
         <w:tabs>
-          <w:tab w:val="num" w:pos="2880"/>
-        </w:tabs>
-        <w:ind w:left="2880" w:hanging="360"/>
+          <w:tab w:val="num" w:pos="3240"/>
+        </w:tabs>
+        <w:ind w:left="3240" w:hanging="360"/>
       </w:pPr>
       <w:rPr>
         <w:rFonts w:ascii="Wingdings" w:hAnsi="Wingdings" w:hint="default"/>
@@ -2035,9 +2084,9 @@
       <w:lvlJc w:val="left"/>
       <w:pPr>
         <w:tabs>
-          <w:tab w:val="num" w:pos="3600"/>
-        </w:tabs>
-        <w:ind w:left="3600" w:hanging="360"/>
+          <w:tab w:val="num" w:pos="3960"/>
+        </w:tabs>
+        <w:ind w:left="3960" w:hanging="360"/>
       </w:pPr>
       <w:rPr>
         <w:rFonts w:ascii="Wingdings" w:hAnsi="Wingdings" w:hint="default"/>
@@ -2051,9 +2100,9 @@
       <w:lvlJc w:val="left"/>
       <w:pPr>
         <w:tabs>
-          <w:tab w:val="num" w:pos="4320"/>
-        </w:tabs>
-        <w:ind w:left="4320" w:hanging="360"/>
+          <w:tab w:val="num" w:pos="4680"/>
+        </w:tabs>
+        <w:ind w:left="4680" w:hanging="360"/>
       </w:pPr>
       <w:rPr>
         <w:rFonts w:ascii="Wingdings" w:hAnsi="Wingdings" w:hint="default"/>
@@ -2067,9 +2116,9 @@
       <w:lvlJc w:val="left"/>
       <w:pPr>
         <w:tabs>
-          <w:tab w:val="num" w:pos="5040"/>
-        </w:tabs>
-        <w:ind w:left="5040" w:hanging="360"/>
+          <w:tab w:val="num" w:pos="5400"/>
+        </w:tabs>
+        <w:ind w:left="5400" w:hanging="360"/>
       </w:pPr>
       <w:rPr>
         <w:rFonts w:ascii="Wingdings" w:hAnsi="Wingdings" w:hint="default"/>
@@ -2083,9 +2132,9 @@
       <w:lvlJc w:val="left"/>
       <w:pPr>
         <w:tabs>
-          <w:tab w:val="num" w:pos="5760"/>
-        </w:tabs>
-        <w:ind w:left="5760" w:hanging="360"/>
+          <w:tab w:val="num" w:pos="6120"/>
+        </w:tabs>
+        <w:ind w:left="6120" w:hanging="360"/>
       </w:pPr>
       <w:rPr>
         <w:rFonts w:ascii="Wingdings" w:hAnsi="Wingdings" w:hint="default"/>
@@ -2099,9 +2148,9 @@
       <w:lvlJc w:val="left"/>
       <w:pPr>
         <w:tabs>
-          <w:tab w:val="num" w:pos="6480"/>
-        </w:tabs>
-        <w:ind w:left="6480" w:hanging="360"/>
+          <w:tab w:val="num" w:pos="6840"/>
+        </w:tabs>
+        <w:ind w:left="6840" w:hanging="360"/>
       </w:pPr>
       <w:rPr>
         <w:rFonts w:ascii="Wingdings" w:hAnsi="Wingdings" w:hint="default"/>
@@ -2233,9 +2282,9 @@
       <w:lvlJc w:val="left"/>
       <w:pPr>
         <w:tabs>
-          <w:tab w:val="num" w:pos="720"/>
-        </w:tabs>
-        <w:ind w:left="720" w:hanging="360"/>
+          <w:tab w:val="num" w:pos="1080"/>
+        </w:tabs>
+        <w:ind w:left="1080" w:hanging="360"/>
       </w:pPr>
       <w:rPr>
         <w:rFonts w:ascii="Symbol" w:hAnsi="Symbol" w:hint="default"/>
@@ -2249,9 +2298,9 @@
       <w:lvlJc w:val="left"/>
       <w:pPr>
         <w:tabs>
-          <w:tab w:val="num" w:pos="1440"/>
-        </w:tabs>
-        <w:ind w:left="1440" w:hanging="360"/>
+          <w:tab w:val="num" w:pos="1800"/>
+        </w:tabs>
+        <w:ind w:left="1800" w:hanging="360"/>
       </w:pPr>
       <w:rPr>
         <w:rFonts w:ascii="Courier New" w:hAnsi="Courier New" w:hint="default"/>
@@ -2265,9 +2314,9 @@
       <w:lvlJc w:val="left"/>
       <w:pPr>
         <w:tabs>
-          <w:tab w:val="num" w:pos="2160"/>
-        </w:tabs>
-        <w:ind w:left="2160" w:hanging="360"/>
+          <w:tab w:val="num" w:pos="2520"/>
+        </w:tabs>
+        <w:ind w:left="2520" w:hanging="360"/>
       </w:pPr>
       <w:rPr>
         <w:rFonts w:ascii="Wingdings" w:hAnsi="Wingdings" w:hint="default"/>
@@ -2281,9 +2330,9 @@
       <w:lvlJc w:val="left"/>
       <w:pPr>
         <w:tabs>
-          <w:tab w:val="num" w:pos="2880"/>
-        </w:tabs>
-        <w:ind w:left="2880" w:hanging="360"/>
+          <w:tab w:val="num" w:pos="3240"/>
+        </w:tabs>
+        <w:ind w:left="3240" w:hanging="360"/>
       </w:pPr>
       <w:rPr>
         <w:rFonts w:ascii="Wingdings" w:hAnsi="Wingdings" w:hint="default"/>
@@ -2297,9 +2346,9 @@
       <w:lvlJc w:val="left"/>
       <w:pPr>
         <w:tabs>
-          <w:tab w:val="num" w:pos="3600"/>
-        </w:tabs>
-        <w:ind w:left="3600" w:hanging="360"/>
+          <w:tab w:val="num" w:pos="3960"/>
+        </w:tabs>
+        <w:ind w:left="3960" w:hanging="360"/>
       </w:pPr>
       <w:rPr>
         <w:rFonts w:ascii="Wingdings" w:hAnsi="Wingdings" w:hint="default"/>
@@ -2313,9 +2362,9 @@
       <w:lvlJc w:val="left"/>
       <w:pPr>
         <w:tabs>
-          <w:tab w:val="num" w:pos="4320"/>
-        </w:tabs>
-        <w:ind w:left="4320" w:hanging="360"/>
+          <w:tab w:val="num" w:pos="4680"/>
+        </w:tabs>
+        <w:ind w:left="4680" w:hanging="360"/>
       </w:pPr>
       <w:rPr>
         <w:rFonts w:ascii="Wingdings" w:hAnsi="Wingdings" w:hint="default"/>
@@ -2329,9 +2378,9 @@
       <w:lvlJc w:val="left"/>
       <w:pPr>
         <w:tabs>
-          <w:tab w:val="num" w:pos="5040"/>
-        </w:tabs>
-        <w:ind w:left="5040" w:hanging="360"/>
+          <w:tab w:val="num" w:pos="5400"/>
+        </w:tabs>
+        <w:ind w:left="5400" w:hanging="360"/>
       </w:pPr>
       <w:rPr>
         <w:rFonts w:ascii="Wingdings" w:hAnsi="Wingdings" w:hint="default"/>
@@ -2345,9 +2394,9 @@
       <w:lvlJc w:val="left"/>
       <w:pPr>
         <w:tabs>
-          <w:tab w:val="num" w:pos="5760"/>
-        </w:tabs>
-        <w:ind w:left="5760" w:hanging="360"/>
+          <w:tab w:val="num" w:pos="6120"/>
+        </w:tabs>
+        <w:ind w:left="6120" w:hanging="360"/>
       </w:pPr>
       <w:rPr>
         <w:rFonts w:ascii="Wingdings" w:hAnsi="Wingdings" w:hint="default"/>
@@ -2361,9 +2410,9 @@
       <w:lvlJc w:val="left"/>
       <w:pPr>
         <w:tabs>
-          <w:tab w:val="num" w:pos="6480"/>
-        </w:tabs>
-        <w:ind w:left="6480" w:hanging="360"/>
+          <w:tab w:val="num" w:pos="6840"/>
+        </w:tabs>
+        <w:ind w:left="6840" w:hanging="360"/>
       </w:pPr>
       <w:rPr>
         <w:rFonts w:ascii="Wingdings" w:hAnsi="Wingdings" w:hint="default"/>
@@ -2372,6 +2421,92 @@
     </w:lvl>
   </w:abstractNum>
   <w:abstractNum w:abstractNumId="5" w15:restartNumberingAfterBreak="0">
+    <w:nsid w:val="1DA8669A"/>
+    <w:multiLevelType w:val="hybridMultilevel"/>
+    <w:tmpl w:val="EF88E3CC"/>
+    <w:lvl w:ilvl="0" w:tplc="0809000F">
+      <w:start w:val="1"/>
+      <w:numFmt w:val="decimal"/>
+      <w:lvlText w:val="%1."/>
+      <w:lvlJc w:val="left"/>
+      <w:pPr>
+        <w:ind w:left="720" w:hanging="360"/>
+      </w:pPr>
+    </w:lvl>
+    <w:lvl w:ilvl="1" w:tplc="08090019">
+      <w:start w:val="1"/>
+      <w:numFmt w:val="lowerLetter"/>
+      <w:lvlText w:val="%2."/>
+      <w:lvlJc w:val="left"/>
+      <w:pPr>
+        <w:ind w:left="1440" w:hanging="360"/>
+      </w:pPr>
+    </w:lvl>
+    <w:lvl w:ilvl="2" w:tplc="0809001B" w:tentative="1">
+      <w:start w:val="1"/>
+      <w:numFmt w:val="lowerRoman"/>
+      <w:lvlText w:val="%3."/>
+      <w:lvlJc w:val="right"/>
+      <w:pPr>
+        <w:ind w:left="2160" w:hanging="180"/>
+      </w:pPr>
+    </w:lvl>
+    <w:lvl w:ilvl="3" w:tplc="0809000F" w:tentative="1">
+      <w:start w:val="1"/>
+      <w:numFmt w:val="decimal"/>
+      <w:lvlText w:val="%4."/>
+      <w:lvlJc w:val="left"/>
+      <w:pPr>
+        <w:ind w:left="2880" w:hanging="360"/>
+      </w:pPr>
+    </w:lvl>
+    <w:lvl w:ilvl="4" w:tplc="08090019" w:tentative="1">
+      <w:start w:val="1"/>
+      <w:numFmt w:val="lowerLetter"/>
+      <w:lvlText w:val="%5."/>
+      <w:lvlJc w:val="left"/>
+      <w:pPr>
+        <w:ind w:left="3600" w:hanging="360"/>
+      </w:pPr>
+    </w:lvl>
+    <w:lvl w:ilvl="5" w:tplc="0809001B" w:tentative="1">
+      <w:start w:val="1"/>
+      <w:numFmt w:val="lowerRoman"/>
+      <w:lvlText w:val="%6."/>
+      <w:lvlJc w:val="right"/>
+      <w:pPr>
+        <w:ind w:left="4320" w:hanging="180"/>
+      </w:pPr>
+    </w:lvl>
+    <w:lvl w:ilvl="6" w:tplc="0809000F" w:tentative="1">
+      <w:start w:val="1"/>
+      <w:numFmt w:val="decimal"/>
+      <w:lvlText w:val="%7."/>
+      <w:lvlJc w:val="left"/>
+      <w:pPr>
+        <w:ind w:left="5040" w:hanging="360"/>
+      </w:pPr>
+    </w:lvl>
+    <w:lvl w:ilvl="7" w:tplc="08090019" w:tentative="1">
+      <w:start w:val="1"/>
+      <w:numFmt w:val="lowerLetter"/>
+      <w:lvlText w:val="%8."/>
+      <w:lvlJc w:val="left"/>
+      <w:pPr>
+        <w:ind w:left="5760" w:hanging="360"/>
+      </w:pPr>
+    </w:lvl>
+    <w:lvl w:ilvl="8" w:tplc="0809001B" w:tentative="1">
+      <w:start w:val="1"/>
+      <w:numFmt w:val="lowerRoman"/>
+      <w:lvlText w:val="%9."/>
+      <w:lvlJc w:val="right"/>
+      <w:pPr>
+        <w:ind w:left="6480" w:hanging="180"/>
+      </w:pPr>
+    </w:lvl>
+  </w:abstractNum>
+  <w:abstractNum w:abstractNumId="6" w15:restartNumberingAfterBreak="0">
     <w:nsid w:val="2B7F6A79"/>
     <w:multiLevelType w:val="multilevel"/>
     <w:tmpl w:val="BEF659B0"/>
@@ -2382,145 +2517,234 @@
       <w:lvlJc w:val="left"/>
       <w:pPr>
         <w:tabs>
-          <w:tab w:val="num" w:pos="720"/>
-        </w:tabs>
+          <w:tab w:val="num" w:pos="1080"/>
+        </w:tabs>
+        <w:ind w:left="1080" w:hanging="360"/>
+      </w:pPr>
+      <w:rPr>
+        <w:rFonts w:ascii="Symbol" w:hAnsi="Symbol" w:hint="default"/>
+        <w:sz w:val="20"/>
+      </w:rPr>
+    </w:lvl>
+    <w:lvl w:ilvl="1">
+      <w:start w:val="1"/>
+      <w:numFmt w:val="bullet"/>
+      <w:lvlText w:val="o"/>
+      <w:lvlJc w:val="left"/>
+      <w:pPr>
+        <w:tabs>
+          <w:tab w:val="num" w:pos="1800"/>
+        </w:tabs>
+        <w:ind w:left="1800" w:hanging="360"/>
+      </w:pPr>
+      <w:rPr>
+        <w:rFonts w:ascii="Courier New" w:hAnsi="Courier New" w:hint="default"/>
+        <w:sz w:val="20"/>
+      </w:rPr>
+    </w:lvl>
+    <w:lvl w:ilvl="2" w:tentative="1">
+      <w:start w:val="1"/>
+      <w:numFmt w:val="bullet"/>
+      <w:lvlText w:val=""/>
+      <w:lvlJc w:val="left"/>
+      <w:pPr>
+        <w:tabs>
+          <w:tab w:val="num" w:pos="2520"/>
+        </w:tabs>
+        <w:ind w:left="2520" w:hanging="360"/>
+      </w:pPr>
+      <w:rPr>
+        <w:rFonts w:ascii="Wingdings" w:hAnsi="Wingdings" w:hint="default"/>
+        <w:sz w:val="20"/>
+      </w:rPr>
+    </w:lvl>
+    <w:lvl w:ilvl="3" w:tentative="1">
+      <w:start w:val="1"/>
+      <w:numFmt w:val="bullet"/>
+      <w:lvlText w:val=""/>
+      <w:lvlJc w:val="left"/>
+      <w:pPr>
+        <w:tabs>
+          <w:tab w:val="num" w:pos="3240"/>
+        </w:tabs>
+        <w:ind w:left="3240" w:hanging="360"/>
+      </w:pPr>
+      <w:rPr>
+        <w:rFonts w:ascii="Wingdings" w:hAnsi="Wingdings" w:hint="default"/>
+        <w:sz w:val="20"/>
+      </w:rPr>
+    </w:lvl>
+    <w:lvl w:ilvl="4" w:tentative="1">
+      <w:start w:val="1"/>
+      <w:numFmt w:val="bullet"/>
+      <w:lvlText w:val=""/>
+      <w:lvlJc w:val="left"/>
+      <w:pPr>
+        <w:tabs>
+          <w:tab w:val="num" w:pos="3960"/>
+        </w:tabs>
+        <w:ind w:left="3960" w:hanging="360"/>
+      </w:pPr>
+      <w:rPr>
+        <w:rFonts w:ascii="Wingdings" w:hAnsi="Wingdings" w:hint="default"/>
+        <w:sz w:val="20"/>
+      </w:rPr>
+    </w:lvl>
+    <w:lvl w:ilvl="5" w:tentative="1">
+      <w:start w:val="1"/>
+      <w:numFmt w:val="bullet"/>
+      <w:lvlText w:val=""/>
+      <w:lvlJc w:val="left"/>
+      <w:pPr>
+        <w:tabs>
+          <w:tab w:val="num" w:pos="4680"/>
+        </w:tabs>
+        <w:ind w:left="4680" w:hanging="360"/>
+      </w:pPr>
+      <w:rPr>
+        <w:rFonts w:ascii="Wingdings" w:hAnsi="Wingdings" w:hint="default"/>
+        <w:sz w:val="20"/>
+      </w:rPr>
+    </w:lvl>
+    <w:lvl w:ilvl="6" w:tentative="1">
+      <w:start w:val="1"/>
+      <w:numFmt w:val="bullet"/>
+      <w:lvlText w:val=""/>
+      <w:lvlJc w:val="left"/>
+      <w:pPr>
+        <w:tabs>
+          <w:tab w:val="num" w:pos="5400"/>
+        </w:tabs>
+        <w:ind w:left="5400" w:hanging="360"/>
+      </w:pPr>
+      <w:rPr>
+        <w:rFonts w:ascii="Wingdings" w:hAnsi="Wingdings" w:hint="default"/>
+        <w:sz w:val="20"/>
+      </w:rPr>
+    </w:lvl>
+    <w:lvl w:ilvl="7" w:tentative="1">
+      <w:start w:val="1"/>
+      <w:numFmt w:val="bullet"/>
+      <w:lvlText w:val=""/>
+      <w:lvlJc w:val="left"/>
+      <w:pPr>
+        <w:tabs>
+          <w:tab w:val="num" w:pos="6120"/>
+        </w:tabs>
+        <w:ind w:left="6120" w:hanging="360"/>
+      </w:pPr>
+      <w:rPr>
+        <w:rFonts w:ascii="Wingdings" w:hAnsi="Wingdings" w:hint="default"/>
+        <w:sz w:val="20"/>
+      </w:rPr>
+    </w:lvl>
+    <w:lvl w:ilvl="8" w:tentative="1">
+      <w:start w:val="1"/>
+      <w:numFmt w:val="bullet"/>
+      <w:lvlText w:val=""/>
+      <w:lvlJc w:val="left"/>
+      <w:pPr>
+        <w:tabs>
+          <w:tab w:val="num" w:pos="6840"/>
+        </w:tabs>
+        <w:ind w:left="6840" w:hanging="360"/>
+      </w:pPr>
+      <w:rPr>
+        <w:rFonts w:ascii="Wingdings" w:hAnsi="Wingdings" w:hint="default"/>
+        <w:sz w:val="20"/>
+      </w:rPr>
+    </w:lvl>
+  </w:abstractNum>
+  <w:abstractNum w:abstractNumId="7" w15:restartNumberingAfterBreak="0">
+    <w:nsid w:val="2B970800"/>
+    <w:multiLevelType w:val="hybridMultilevel"/>
+    <w:tmpl w:val="2918C210"/>
+    <w:lvl w:ilvl="0" w:tplc="39A4D3D0">
+      <w:start w:val="3"/>
+      <w:numFmt w:val="decimal"/>
+      <w:lvlText w:val="%1."/>
+      <w:lvlJc w:val="left"/>
+      <w:pPr>
         <w:ind w:left="720" w:hanging="360"/>
       </w:pPr>
       <w:rPr>
-        <w:rFonts w:ascii="Symbol" w:hAnsi="Symbol" w:hint="default"/>
-        <w:sz w:val="20"/>
-      </w:rPr>
-    </w:lvl>
-    <w:lvl w:ilvl="1">
-      <w:start w:val="1"/>
-      <w:numFmt w:val="bullet"/>
-      <w:lvlText w:val="o"/>
-      <w:lvlJc w:val="left"/>
-      <w:pPr>
-        <w:tabs>
-          <w:tab w:val="num" w:pos="1440"/>
-        </w:tabs>
+        <w:rFonts w:hint="default"/>
+      </w:rPr>
+    </w:lvl>
+    <w:lvl w:ilvl="1" w:tplc="08090019" w:tentative="1">
+      <w:start w:val="1"/>
+      <w:numFmt w:val="lowerLetter"/>
+      <w:lvlText w:val="%2."/>
+      <w:lvlJc w:val="left"/>
+      <w:pPr>
         <w:ind w:left="1440" w:hanging="360"/>
       </w:pPr>
-      <w:rPr>
-        <w:rFonts w:ascii="Courier New" w:hAnsi="Courier New" w:hint="default"/>
-        <w:sz w:val="20"/>
-      </w:rPr>
-    </w:lvl>
-    <w:lvl w:ilvl="2" w:tentative="1">
-      <w:start w:val="1"/>
-      <w:numFmt w:val="bullet"/>
-      <w:lvlText w:val=""/>
-      <w:lvlJc w:val="left"/>
-      <w:pPr>
-        <w:tabs>
-          <w:tab w:val="num" w:pos="2160"/>
-        </w:tabs>
-        <w:ind w:left="2160" w:hanging="360"/>
-      </w:pPr>
-      <w:rPr>
-        <w:rFonts w:ascii="Wingdings" w:hAnsi="Wingdings" w:hint="default"/>
-        <w:sz w:val="20"/>
-      </w:rPr>
-    </w:lvl>
-    <w:lvl w:ilvl="3" w:tentative="1">
-      <w:start w:val="1"/>
-      <w:numFmt w:val="bullet"/>
-      <w:lvlText w:val=""/>
-      <w:lvlJc w:val="left"/>
-      <w:pPr>
-        <w:tabs>
-          <w:tab w:val="num" w:pos="2880"/>
-        </w:tabs>
+    </w:lvl>
+    <w:lvl w:ilvl="2" w:tplc="0809001B" w:tentative="1">
+      <w:start w:val="1"/>
+      <w:numFmt w:val="lowerRoman"/>
+      <w:lvlText w:val="%3."/>
+      <w:lvlJc w:val="right"/>
+      <w:pPr>
+        <w:ind w:left="2160" w:hanging="180"/>
+      </w:pPr>
+    </w:lvl>
+    <w:lvl w:ilvl="3" w:tplc="0809000F" w:tentative="1">
+      <w:start w:val="1"/>
+      <w:numFmt w:val="decimal"/>
+      <w:lvlText w:val="%4."/>
+      <w:lvlJc w:val="left"/>
+      <w:pPr>
         <w:ind w:left="2880" w:hanging="360"/>
       </w:pPr>
-      <w:rPr>
-        <w:rFonts w:ascii="Wingdings" w:hAnsi="Wingdings" w:hint="default"/>
-        <w:sz w:val="20"/>
-      </w:rPr>
-    </w:lvl>
-    <w:lvl w:ilvl="4" w:tentative="1">
-      <w:start w:val="1"/>
-      <w:numFmt w:val="bullet"/>
-      <w:lvlText w:val=""/>
-      <w:lvlJc w:val="left"/>
-      <w:pPr>
-        <w:tabs>
-          <w:tab w:val="num" w:pos="3600"/>
-        </w:tabs>
+    </w:lvl>
+    <w:lvl w:ilvl="4" w:tplc="08090019" w:tentative="1">
+      <w:start w:val="1"/>
+      <w:numFmt w:val="lowerLetter"/>
+      <w:lvlText w:val="%5."/>
+      <w:lvlJc w:val="left"/>
+      <w:pPr>
         <w:ind w:left="3600" w:hanging="360"/>
       </w:pPr>
-      <w:rPr>
-        <w:rFonts w:ascii="Wingdings" w:hAnsi="Wingdings" w:hint="default"/>
-        <w:sz w:val="20"/>
-      </w:rPr>
-    </w:lvl>
-    <w:lvl w:ilvl="5" w:tentative="1">
-      <w:start w:val="1"/>
-      <w:numFmt w:val="bullet"/>
-      <w:lvlText w:val=""/>
-      <w:lvlJc w:val="left"/>
-      <w:pPr>
-        <w:tabs>
-          <w:tab w:val="num" w:pos="4320"/>
-        </w:tabs>
-        <w:ind w:left="4320" w:hanging="360"/>
-      </w:pPr>
-      <w:rPr>
-        <w:rFonts w:ascii="Wingdings" w:hAnsi="Wingdings" w:hint="default"/>
-        <w:sz w:val="20"/>
-      </w:rPr>
-    </w:lvl>
-    <w:lvl w:ilvl="6" w:tentative="1">
-      <w:start w:val="1"/>
-      <w:numFmt w:val="bullet"/>
-      <w:lvlText w:val=""/>
-      <w:lvlJc w:val="left"/>
-      <w:pPr>
-        <w:tabs>
-          <w:tab w:val="num" w:pos="5040"/>
-        </w:tabs>
+    </w:lvl>
+    <w:lvl w:ilvl="5" w:tplc="0809001B" w:tentative="1">
+      <w:start w:val="1"/>
+      <w:numFmt w:val="lowerRoman"/>
+      <w:lvlText w:val="%6."/>
+      <w:lvlJc w:val="right"/>
+      <w:pPr>
+        <w:ind w:left="4320" w:hanging="180"/>
+      </w:pPr>
+    </w:lvl>
+    <w:lvl w:ilvl="6" w:tplc="0809000F" w:tentative="1">
+      <w:start w:val="1"/>
+      <w:numFmt w:val="decimal"/>
+      <w:lvlText w:val="%7."/>
+      <w:lvlJc w:val="left"/>
+      <w:pPr>
         <w:ind w:left="5040" w:hanging="360"/>
       </w:pPr>
-      <w:rPr>
-        <w:rFonts w:ascii="Wingdings" w:hAnsi="Wingdings" w:hint="default"/>
-        <w:sz w:val="20"/>
-      </w:rPr>
-    </w:lvl>
-    <w:lvl w:ilvl="7" w:tentative="1">
-      <w:start w:val="1"/>
-      <w:numFmt w:val="bullet"/>
-      <w:lvlText w:val=""/>
-      <w:lvlJc w:val="left"/>
-      <w:pPr>
-        <w:tabs>
-          <w:tab w:val="num" w:pos="5760"/>
-        </w:tabs>
+    </w:lvl>
+    <w:lvl w:ilvl="7" w:tplc="08090019" w:tentative="1">
+      <w:start w:val="1"/>
+      <w:numFmt w:val="lowerLetter"/>
+      <w:lvlText w:val="%8."/>
+      <w:lvlJc w:val="left"/>
+      <w:pPr>
         <w:ind w:left="5760" w:hanging="360"/>
       </w:pPr>
-      <w:rPr>
-        <w:rFonts w:ascii="Wingdings" w:hAnsi="Wingdings" w:hint="default"/>
-        <w:sz w:val="20"/>
-      </w:rPr>
-    </w:lvl>
-    <w:lvl w:ilvl="8" w:tentative="1">
-      <w:start w:val="1"/>
-      <w:numFmt w:val="bullet"/>
-      <w:lvlText w:val=""/>
-      <w:lvlJc w:val="left"/>
-      <w:pPr>
-        <w:tabs>
-          <w:tab w:val="num" w:pos="6480"/>
-        </w:tabs>
-        <w:ind w:left="6480" w:hanging="360"/>
-      </w:pPr>
-      <w:rPr>
-        <w:rFonts w:ascii="Wingdings" w:hAnsi="Wingdings" w:hint="default"/>
-        <w:sz w:val="20"/>
-      </w:rPr>
+    </w:lvl>
+    <w:lvl w:ilvl="8" w:tplc="0809001B" w:tentative="1">
+      <w:start w:val="1"/>
+      <w:numFmt w:val="lowerRoman"/>
+      <w:lvlText w:val="%9."/>
+      <w:lvlJc w:val="right"/>
+      <w:pPr>
+        <w:ind w:left="6480" w:hanging="180"/>
+      </w:pPr>
     </w:lvl>
   </w:abstractNum>
-  <w:abstractNum w:abstractNumId="6" w15:restartNumberingAfterBreak="0">
+  <w:abstractNum w:abstractNumId="8" w15:restartNumberingAfterBreak="0">
     <w:nsid w:val="34431E77"/>
     <w:multiLevelType w:val="hybridMultilevel"/>
     <w:tmpl w:val="049065CE"/>
@@ -2633,7 +2857,7 @@
       </w:rPr>
     </w:lvl>
   </w:abstractNum>
-  <w:abstractNum w:abstractNumId="7" w15:restartNumberingAfterBreak="0">
+  <w:abstractNum w:abstractNumId="9" w15:restartNumberingAfterBreak="0">
     <w:nsid w:val="39233D65"/>
     <w:multiLevelType w:val="multilevel"/>
     <w:tmpl w:val="3D147330"/>
@@ -2644,9 +2868,9 @@
       <w:lvlJc w:val="left"/>
       <w:pPr>
         <w:tabs>
-          <w:tab w:val="num" w:pos="720"/>
-        </w:tabs>
-        <w:ind w:left="720" w:hanging="360"/>
+          <w:tab w:val="num" w:pos="1080"/>
+        </w:tabs>
+        <w:ind w:left="1080" w:hanging="360"/>
       </w:pPr>
       <w:rPr>
         <w:rFonts w:ascii="Symbol" w:hAnsi="Symbol" w:hint="default"/>
@@ -2660,9 +2884,9 @@
       <w:lvlJc w:val="left"/>
       <w:pPr>
         <w:tabs>
-          <w:tab w:val="num" w:pos="1440"/>
-        </w:tabs>
-        <w:ind w:left="1440" w:hanging="360"/>
+          <w:tab w:val="num" w:pos="1800"/>
+        </w:tabs>
+        <w:ind w:left="1800" w:hanging="360"/>
       </w:pPr>
       <w:rPr>
         <w:rFonts w:ascii="Courier New" w:hAnsi="Courier New" w:hint="default"/>
@@ -2676,9 +2900,9 @@
       <w:lvlJc w:val="left"/>
       <w:pPr>
         <w:tabs>
-          <w:tab w:val="num" w:pos="2160"/>
-        </w:tabs>
-        <w:ind w:left="2160" w:hanging="360"/>
+          <w:tab w:val="num" w:pos="2520"/>
+        </w:tabs>
+        <w:ind w:left="2520" w:hanging="360"/>
       </w:pPr>
       <w:rPr>
         <w:rFonts w:ascii="Wingdings" w:hAnsi="Wingdings" w:hint="default"/>
@@ -2692,9 +2916,9 @@
       <w:lvlJc w:val="left"/>
       <w:pPr>
         <w:tabs>
-          <w:tab w:val="num" w:pos="2880"/>
-        </w:tabs>
-        <w:ind w:left="2880" w:hanging="360"/>
+          <w:tab w:val="num" w:pos="3240"/>
+        </w:tabs>
+        <w:ind w:left="3240" w:hanging="360"/>
       </w:pPr>
       <w:rPr>
         <w:rFonts w:ascii="Wingdings" w:hAnsi="Wingdings" w:hint="default"/>
@@ -2708,9 +2932,9 @@
       <w:lvlJc w:val="left"/>
       <w:pPr>
         <w:tabs>
-          <w:tab w:val="num" w:pos="3600"/>
-        </w:tabs>
-        <w:ind w:left="3600" w:hanging="360"/>
+          <w:tab w:val="num" w:pos="3960"/>
+        </w:tabs>
+        <w:ind w:left="3960" w:hanging="360"/>
       </w:pPr>
       <w:rPr>
         <w:rFonts w:ascii="Wingdings" w:hAnsi="Wingdings" w:hint="default"/>
@@ -2724,9 +2948,9 @@
       <w:lvlJc w:val="left"/>
       <w:pPr>
         <w:tabs>
-          <w:tab w:val="num" w:pos="4320"/>
-        </w:tabs>
-        <w:ind w:left="4320" w:hanging="360"/>
+          <w:tab w:val="num" w:pos="4680"/>
+        </w:tabs>
+        <w:ind w:left="4680" w:hanging="360"/>
       </w:pPr>
       <w:rPr>
         <w:rFonts w:ascii="Wingdings" w:hAnsi="Wingdings" w:hint="default"/>
@@ -2740,9 +2964,9 @@
       <w:lvlJc w:val="left"/>
       <w:pPr>
         <w:tabs>
-          <w:tab w:val="num" w:pos="5040"/>
-        </w:tabs>
-        <w:ind w:left="5040" w:hanging="360"/>
+          <w:tab w:val="num" w:pos="5400"/>
+        </w:tabs>
+        <w:ind w:left="5400" w:hanging="360"/>
       </w:pPr>
       <w:rPr>
         <w:rFonts w:ascii="Wingdings" w:hAnsi="Wingdings" w:hint="default"/>
@@ -2756,9 +2980,9 @@
       <w:lvlJc w:val="left"/>
       <w:pPr>
         <w:tabs>
-          <w:tab w:val="num" w:pos="5760"/>
-        </w:tabs>
-        <w:ind w:left="5760" w:hanging="360"/>
+          <w:tab w:val="num" w:pos="6120"/>
+        </w:tabs>
+        <w:ind w:left="6120" w:hanging="360"/>
       </w:pPr>
       <w:rPr>
         <w:rFonts w:ascii="Wingdings" w:hAnsi="Wingdings" w:hint="default"/>
@@ -2772,9 +2996,9 @@
       <w:lvlJc w:val="left"/>
       <w:pPr>
         <w:tabs>
-          <w:tab w:val="num" w:pos="6480"/>
-        </w:tabs>
-        <w:ind w:left="6480" w:hanging="360"/>
+          <w:tab w:val="num" w:pos="6840"/>
+        </w:tabs>
+        <w:ind w:left="6840" w:hanging="360"/>
       </w:pPr>
       <w:rPr>
         <w:rFonts w:ascii="Wingdings" w:hAnsi="Wingdings" w:hint="default"/>
@@ -2782,7 +3006,7 @@
       </w:rPr>
     </w:lvl>
   </w:abstractNum>
-  <w:abstractNum w:abstractNumId="8" w15:restartNumberingAfterBreak="0">
+  <w:abstractNum w:abstractNumId="10" w15:restartNumberingAfterBreak="0">
     <w:nsid w:val="39EC63BE"/>
     <w:multiLevelType w:val="multilevel"/>
     <w:tmpl w:val="95BE2226"/>
@@ -2793,145 +3017,231 @@
       <w:lvlJc w:val="left"/>
       <w:pPr>
         <w:tabs>
-          <w:tab w:val="num" w:pos="720"/>
-        </w:tabs>
+          <w:tab w:val="num" w:pos="1080"/>
+        </w:tabs>
+        <w:ind w:left="1080" w:hanging="360"/>
+      </w:pPr>
+      <w:rPr>
+        <w:rFonts w:ascii="Symbol" w:hAnsi="Symbol" w:hint="default"/>
+        <w:sz w:val="20"/>
+      </w:rPr>
+    </w:lvl>
+    <w:lvl w:ilvl="1" w:tentative="1">
+      <w:start w:val="1"/>
+      <w:numFmt w:val="bullet"/>
+      <w:lvlText w:val="o"/>
+      <w:lvlJc w:val="left"/>
+      <w:pPr>
+        <w:tabs>
+          <w:tab w:val="num" w:pos="1800"/>
+        </w:tabs>
+        <w:ind w:left="1800" w:hanging="360"/>
+      </w:pPr>
+      <w:rPr>
+        <w:rFonts w:ascii="Courier New" w:hAnsi="Courier New" w:hint="default"/>
+        <w:sz w:val="20"/>
+      </w:rPr>
+    </w:lvl>
+    <w:lvl w:ilvl="2" w:tentative="1">
+      <w:start w:val="1"/>
+      <w:numFmt w:val="bullet"/>
+      <w:lvlText w:val=""/>
+      <w:lvlJc w:val="left"/>
+      <w:pPr>
+        <w:tabs>
+          <w:tab w:val="num" w:pos="2520"/>
+        </w:tabs>
+        <w:ind w:left="2520" w:hanging="360"/>
+      </w:pPr>
+      <w:rPr>
+        <w:rFonts w:ascii="Wingdings" w:hAnsi="Wingdings" w:hint="default"/>
+        <w:sz w:val="20"/>
+      </w:rPr>
+    </w:lvl>
+    <w:lvl w:ilvl="3" w:tentative="1">
+      <w:start w:val="1"/>
+      <w:numFmt w:val="bullet"/>
+      <w:lvlText w:val=""/>
+      <w:lvlJc w:val="left"/>
+      <w:pPr>
+        <w:tabs>
+          <w:tab w:val="num" w:pos="3240"/>
+        </w:tabs>
+        <w:ind w:left="3240" w:hanging="360"/>
+      </w:pPr>
+      <w:rPr>
+        <w:rFonts w:ascii="Wingdings" w:hAnsi="Wingdings" w:hint="default"/>
+        <w:sz w:val="20"/>
+      </w:rPr>
+    </w:lvl>
+    <w:lvl w:ilvl="4" w:tentative="1">
+      <w:start w:val="1"/>
+      <w:numFmt w:val="bullet"/>
+      <w:lvlText w:val=""/>
+      <w:lvlJc w:val="left"/>
+      <w:pPr>
+        <w:tabs>
+          <w:tab w:val="num" w:pos="3960"/>
+        </w:tabs>
+        <w:ind w:left="3960" w:hanging="360"/>
+      </w:pPr>
+      <w:rPr>
+        <w:rFonts w:ascii="Wingdings" w:hAnsi="Wingdings" w:hint="default"/>
+        <w:sz w:val="20"/>
+      </w:rPr>
+    </w:lvl>
+    <w:lvl w:ilvl="5" w:tentative="1">
+      <w:start w:val="1"/>
+      <w:numFmt w:val="bullet"/>
+      <w:lvlText w:val=""/>
+      <w:lvlJc w:val="left"/>
+      <w:pPr>
+        <w:tabs>
+          <w:tab w:val="num" w:pos="4680"/>
+        </w:tabs>
+        <w:ind w:left="4680" w:hanging="360"/>
+      </w:pPr>
+      <w:rPr>
+        <w:rFonts w:ascii="Wingdings" w:hAnsi="Wingdings" w:hint="default"/>
+        <w:sz w:val="20"/>
+      </w:rPr>
+    </w:lvl>
+    <w:lvl w:ilvl="6" w:tentative="1">
+      <w:start w:val="1"/>
+      <w:numFmt w:val="bullet"/>
+      <w:lvlText w:val=""/>
+      <w:lvlJc w:val="left"/>
+      <w:pPr>
+        <w:tabs>
+          <w:tab w:val="num" w:pos="5400"/>
+        </w:tabs>
+        <w:ind w:left="5400" w:hanging="360"/>
+      </w:pPr>
+      <w:rPr>
+        <w:rFonts w:ascii="Wingdings" w:hAnsi="Wingdings" w:hint="default"/>
+        <w:sz w:val="20"/>
+      </w:rPr>
+    </w:lvl>
+    <w:lvl w:ilvl="7" w:tentative="1">
+      <w:start w:val="1"/>
+      <w:numFmt w:val="bullet"/>
+      <w:lvlText w:val=""/>
+      <w:lvlJc w:val="left"/>
+      <w:pPr>
+        <w:tabs>
+          <w:tab w:val="num" w:pos="6120"/>
+        </w:tabs>
+        <w:ind w:left="6120" w:hanging="360"/>
+      </w:pPr>
+      <w:rPr>
+        <w:rFonts w:ascii="Wingdings" w:hAnsi="Wingdings" w:hint="default"/>
+        <w:sz w:val="20"/>
+      </w:rPr>
+    </w:lvl>
+    <w:lvl w:ilvl="8" w:tentative="1">
+      <w:start w:val="1"/>
+      <w:numFmt w:val="bullet"/>
+      <w:lvlText w:val=""/>
+      <w:lvlJc w:val="left"/>
+      <w:pPr>
+        <w:tabs>
+          <w:tab w:val="num" w:pos="6840"/>
+        </w:tabs>
+        <w:ind w:left="6840" w:hanging="360"/>
+      </w:pPr>
+      <w:rPr>
+        <w:rFonts w:ascii="Wingdings" w:hAnsi="Wingdings" w:hint="default"/>
+        <w:sz w:val="20"/>
+      </w:rPr>
+    </w:lvl>
+  </w:abstractNum>
+  <w:abstractNum w:abstractNumId="11" w15:restartNumberingAfterBreak="0">
+    <w:nsid w:val="3B474BB5"/>
+    <w:multiLevelType w:val="hybridMultilevel"/>
+    <w:tmpl w:val="EF88E3CC"/>
+    <w:lvl w:ilvl="0" w:tplc="0809000F">
+      <w:start w:val="1"/>
+      <w:numFmt w:val="decimal"/>
+      <w:lvlText w:val="%1."/>
+      <w:lvlJc w:val="left"/>
+      <w:pPr>
         <w:ind w:left="720" w:hanging="360"/>
       </w:pPr>
-      <w:rPr>
-        <w:rFonts w:ascii="Symbol" w:hAnsi="Symbol" w:hint="default"/>
-        <w:sz w:val="20"/>
-      </w:rPr>
-    </w:lvl>
-    <w:lvl w:ilvl="1" w:tentative="1">
-      <w:start w:val="1"/>
-      <w:numFmt w:val="bullet"/>
-      <w:lvlText w:val="o"/>
-      <w:lvlJc w:val="left"/>
-      <w:pPr>
-        <w:tabs>
-          <w:tab w:val="num" w:pos="1440"/>
-        </w:tabs>
+    </w:lvl>
+    <w:lvl w:ilvl="1" w:tplc="08090019">
+      <w:start w:val="1"/>
+      <w:numFmt w:val="lowerLetter"/>
+      <w:lvlText w:val="%2."/>
+      <w:lvlJc w:val="left"/>
+      <w:pPr>
         <w:ind w:left="1440" w:hanging="360"/>
       </w:pPr>
-      <w:rPr>
-        <w:rFonts w:ascii="Courier New" w:hAnsi="Courier New" w:hint="default"/>
-        <w:sz w:val="20"/>
-      </w:rPr>
-    </w:lvl>
-    <w:lvl w:ilvl="2" w:tentative="1">
-      <w:start w:val="1"/>
-      <w:numFmt w:val="bullet"/>
-      <w:lvlText w:val=""/>
-      <w:lvlJc w:val="left"/>
-      <w:pPr>
-        <w:tabs>
-          <w:tab w:val="num" w:pos="2160"/>
-        </w:tabs>
-        <w:ind w:left="2160" w:hanging="360"/>
-      </w:pPr>
-      <w:rPr>
-        <w:rFonts w:ascii="Wingdings" w:hAnsi="Wingdings" w:hint="default"/>
-        <w:sz w:val="20"/>
-      </w:rPr>
-    </w:lvl>
-    <w:lvl w:ilvl="3" w:tentative="1">
-      <w:start w:val="1"/>
-      <w:numFmt w:val="bullet"/>
-      <w:lvlText w:val=""/>
-      <w:lvlJc w:val="left"/>
-      <w:pPr>
-        <w:tabs>
-          <w:tab w:val="num" w:pos="2880"/>
-        </w:tabs>
+    </w:lvl>
+    <w:lvl w:ilvl="2" w:tplc="0809001B" w:tentative="1">
+      <w:start w:val="1"/>
+      <w:numFmt w:val="lowerRoman"/>
+      <w:lvlText w:val="%3."/>
+      <w:lvlJc w:val="right"/>
+      <w:pPr>
+        <w:ind w:left="2160" w:hanging="180"/>
+      </w:pPr>
+    </w:lvl>
+    <w:lvl w:ilvl="3" w:tplc="0809000F" w:tentative="1">
+      <w:start w:val="1"/>
+      <w:numFmt w:val="decimal"/>
+      <w:lvlText w:val="%4."/>
+      <w:lvlJc w:val="left"/>
+      <w:pPr>
         <w:ind w:left="2880" w:hanging="360"/>
       </w:pPr>
-      <w:rPr>
-        <w:rFonts w:ascii="Wingdings" w:hAnsi="Wingdings" w:hint="default"/>
-        <w:sz w:val="20"/>
-      </w:rPr>
-    </w:lvl>
-    <w:lvl w:ilvl="4" w:tentative="1">
-      <w:start w:val="1"/>
-      <w:numFmt w:val="bullet"/>
-      <w:lvlText w:val=""/>
-      <w:lvlJc w:val="left"/>
-      <w:pPr>
-        <w:tabs>
-          <w:tab w:val="num" w:pos="3600"/>
-        </w:tabs>
+    </w:lvl>
+    <w:lvl w:ilvl="4" w:tplc="08090019" w:tentative="1">
+      <w:start w:val="1"/>
+      <w:numFmt w:val="lowerLetter"/>
+      <w:lvlText w:val="%5."/>
+      <w:lvlJc w:val="left"/>
+      <w:pPr>
         <w:ind w:left="3600" w:hanging="360"/>
       </w:pPr>
-      <w:rPr>
-        <w:rFonts w:ascii="Wingdings" w:hAnsi="Wingdings" w:hint="default"/>
-        <w:sz w:val="20"/>
-      </w:rPr>
-    </w:lvl>
-    <w:lvl w:ilvl="5" w:tentative="1">
-      <w:start w:val="1"/>
-      <w:numFmt w:val="bullet"/>
-      <w:lvlText w:val=""/>
-      <w:lvlJc w:val="left"/>
-      <w:pPr>
-        <w:tabs>
-          <w:tab w:val="num" w:pos="4320"/>
-        </w:tabs>
-        <w:ind w:left="4320" w:hanging="360"/>
-      </w:pPr>
-      <w:rPr>
-        <w:rFonts w:ascii="Wingdings" w:hAnsi="Wingdings" w:hint="default"/>
-        <w:sz w:val="20"/>
-      </w:rPr>
-    </w:lvl>
-    <w:lvl w:ilvl="6" w:tentative="1">
-      <w:start w:val="1"/>
-      <w:numFmt w:val="bullet"/>
-      <w:lvlText w:val=""/>
-      <w:lvlJc w:val="left"/>
-      <w:pPr>
-        <w:tabs>
-          <w:tab w:val="num" w:pos="5040"/>
-        </w:tabs>
+    </w:lvl>
+    <w:lvl w:ilvl="5" w:tplc="0809001B" w:tentative="1">
+      <w:start w:val="1"/>
+      <w:numFmt w:val="lowerRoman"/>
+      <w:lvlText w:val="%6."/>
+      <w:lvlJc w:val="right"/>
+      <w:pPr>
+        <w:ind w:left="4320" w:hanging="180"/>
+      </w:pPr>
+    </w:lvl>
+    <w:lvl w:ilvl="6" w:tplc="0809000F" w:tentative="1">
+      <w:start w:val="1"/>
+      <w:numFmt w:val="decimal"/>
+      <w:lvlText w:val="%7."/>
+      <w:lvlJc w:val="left"/>
+      <w:pPr>
         <w:ind w:left="5040" w:hanging="360"/>
       </w:pPr>
-      <w:rPr>
-        <w:rFonts w:ascii="Wingdings" w:hAnsi="Wingdings" w:hint="default"/>
-        <w:sz w:val="20"/>
-      </w:rPr>
-    </w:lvl>
-    <w:lvl w:ilvl="7" w:tentative="1">
-      <w:start w:val="1"/>
-      <w:numFmt w:val="bullet"/>
-      <w:lvlText w:val=""/>
-      <w:lvlJc w:val="left"/>
-      <w:pPr>
-        <w:tabs>
-          <w:tab w:val="num" w:pos="5760"/>
-        </w:tabs>
+    </w:lvl>
+    <w:lvl w:ilvl="7" w:tplc="08090019" w:tentative="1">
+      <w:start w:val="1"/>
+      <w:numFmt w:val="lowerLetter"/>
+      <w:lvlText w:val="%8."/>
+      <w:lvlJc w:val="left"/>
+      <w:pPr>
         <w:ind w:left="5760" w:hanging="360"/>
       </w:pPr>
-      <w:rPr>
-        <w:rFonts w:ascii="Wingdings" w:hAnsi="Wingdings" w:hint="default"/>
-        <w:sz w:val="20"/>
-      </w:rPr>
-    </w:lvl>
-    <w:lvl w:ilvl="8" w:tentative="1">
-      <w:start w:val="1"/>
-      <w:numFmt w:val="bullet"/>
-      <w:lvlText w:val=""/>
-      <w:lvlJc w:val="left"/>
-      <w:pPr>
-        <w:tabs>
-          <w:tab w:val="num" w:pos="6480"/>
-        </w:tabs>
-        <w:ind w:left="6480" w:hanging="360"/>
-      </w:pPr>
-      <w:rPr>
-        <w:rFonts w:ascii="Wingdings" w:hAnsi="Wingdings" w:hint="default"/>
-        <w:sz w:val="20"/>
-      </w:rPr>
+    </w:lvl>
+    <w:lvl w:ilvl="8" w:tplc="0809001B" w:tentative="1">
+      <w:start w:val="1"/>
+      <w:numFmt w:val="lowerRoman"/>
+      <w:lvlText w:val="%9."/>
+      <w:lvlJc w:val="right"/>
+      <w:pPr>
+        <w:ind w:left="6480" w:hanging="180"/>
+      </w:pPr>
     </w:lvl>
   </w:abstractNum>
-  <w:abstractNum w:abstractNumId="9" w15:restartNumberingAfterBreak="0">
+  <w:abstractNum w:abstractNumId="12" w15:restartNumberingAfterBreak="0">
     <w:nsid w:val="44E66DC2"/>
     <w:multiLevelType w:val="multilevel"/>
     <w:tmpl w:val="E2C64B50"/>
@@ -2942,9 +3252,9 @@
       <w:lvlJc w:val="left"/>
       <w:pPr>
         <w:tabs>
-          <w:tab w:val="num" w:pos="720"/>
-        </w:tabs>
-        <w:ind w:left="720" w:hanging="360"/>
+          <w:tab w:val="num" w:pos="1080"/>
+        </w:tabs>
+        <w:ind w:left="1080" w:hanging="360"/>
       </w:pPr>
       <w:rPr>
         <w:rFonts w:ascii="Symbol" w:hAnsi="Symbol" w:hint="default"/>
@@ -2958,9 +3268,9 @@
       <w:lvlJc w:val="left"/>
       <w:pPr>
         <w:tabs>
-          <w:tab w:val="num" w:pos="1440"/>
-        </w:tabs>
-        <w:ind w:left="1440" w:hanging="360"/>
+          <w:tab w:val="num" w:pos="1800"/>
+        </w:tabs>
+        <w:ind w:left="1800" w:hanging="360"/>
       </w:pPr>
       <w:rPr>
         <w:rFonts w:ascii="Courier New" w:hAnsi="Courier New" w:hint="default"/>
@@ -2974,9 +3284,9 @@
       <w:lvlJc w:val="left"/>
       <w:pPr>
         <w:tabs>
-          <w:tab w:val="num" w:pos="2160"/>
-        </w:tabs>
-        <w:ind w:left="2160" w:hanging="360"/>
+          <w:tab w:val="num" w:pos="2520"/>
+        </w:tabs>
+        <w:ind w:left="2520" w:hanging="360"/>
       </w:pPr>
       <w:rPr>
         <w:rFonts w:ascii="Wingdings" w:hAnsi="Wingdings" w:hint="default"/>
@@ -2990,9 +3300,9 @@
       <w:lvlJc w:val="left"/>
       <w:pPr>
         <w:tabs>
-          <w:tab w:val="num" w:pos="2880"/>
-        </w:tabs>
-        <w:ind w:left="2880" w:hanging="360"/>
+          <w:tab w:val="num" w:pos="3240"/>
+        </w:tabs>
+        <w:ind w:left="3240" w:hanging="360"/>
       </w:pPr>
       <w:rPr>
         <w:rFonts w:ascii="Wingdings" w:hAnsi="Wingdings" w:hint="default"/>
@@ -3006,9 +3316,9 @@
       <w:lvlJc w:val="left"/>
       <w:pPr>
         <w:tabs>
-          <w:tab w:val="num" w:pos="3600"/>
-        </w:tabs>
-        <w:ind w:left="3600" w:hanging="360"/>
+          <w:tab w:val="num" w:pos="3960"/>
+        </w:tabs>
+        <w:ind w:left="3960" w:hanging="360"/>
       </w:pPr>
       <w:rPr>
         <w:rFonts w:ascii="Wingdings" w:hAnsi="Wingdings" w:hint="default"/>
@@ -3022,9 +3332,9 @@
       <w:lvlJc w:val="left"/>
       <w:pPr>
         <w:tabs>
-          <w:tab w:val="num" w:pos="4320"/>
-        </w:tabs>
-        <w:ind w:left="4320" w:hanging="360"/>
+          <w:tab w:val="num" w:pos="4680"/>
+        </w:tabs>
+        <w:ind w:left="4680" w:hanging="360"/>
       </w:pPr>
       <w:rPr>
         <w:rFonts w:ascii="Wingdings" w:hAnsi="Wingdings" w:hint="default"/>
@@ -3038,9 +3348,9 @@
       <w:lvlJc w:val="left"/>
       <w:pPr>
         <w:tabs>
-          <w:tab w:val="num" w:pos="5040"/>
-        </w:tabs>
-        <w:ind w:left="5040" w:hanging="360"/>
+          <w:tab w:val="num" w:pos="5400"/>
+        </w:tabs>
+        <w:ind w:left="5400" w:hanging="360"/>
       </w:pPr>
       <w:rPr>
         <w:rFonts w:ascii="Wingdings" w:hAnsi="Wingdings" w:hint="default"/>
@@ -3054,9 +3364,9 @@
       <w:lvlJc w:val="left"/>
       <w:pPr>
         <w:tabs>
-          <w:tab w:val="num" w:pos="5760"/>
-        </w:tabs>
-        <w:ind w:left="5760" w:hanging="360"/>
+          <w:tab w:val="num" w:pos="6120"/>
+        </w:tabs>
+        <w:ind w:left="6120" w:hanging="360"/>
       </w:pPr>
       <w:rPr>
         <w:rFonts w:ascii="Wingdings" w:hAnsi="Wingdings" w:hint="default"/>
@@ -3070,9 +3380,9 @@
       <w:lvlJc w:val="left"/>
       <w:pPr>
         <w:tabs>
-          <w:tab w:val="num" w:pos="6480"/>
-        </w:tabs>
-        <w:ind w:left="6480" w:hanging="360"/>
+          <w:tab w:val="num" w:pos="6840"/>
+        </w:tabs>
+        <w:ind w:left="6840" w:hanging="360"/>
       </w:pPr>
       <w:rPr>
         <w:rFonts w:ascii="Wingdings" w:hAnsi="Wingdings" w:hint="default"/>
@@ -3080,7 +3390,7 @@
       </w:rPr>
     </w:lvl>
   </w:abstractNum>
-  <w:abstractNum w:abstractNumId="10" w15:restartNumberingAfterBreak="0">
+  <w:abstractNum w:abstractNumId="13" w15:restartNumberingAfterBreak="0">
     <w:nsid w:val="45AE6C79"/>
     <w:multiLevelType w:val="hybridMultilevel"/>
     <w:tmpl w:val="43EAE8F4"/>
@@ -3193,7 +3503,7 @@
       </w:rPr>
     </w:lvl>
   </w:abstractNum>
-  <w:abstractNum w:abstractNumId="11" w15:restartNumberingAfterBreak="0">
+  <w:abstractNum w:abstractNumId="14" w15:restartNumberingAfterBreak="0">
     <w:nsid w:val="4B3D3786"/>
     <w:multiLevelType w:val="hybridMultilevel"/>
     <w:tmpl w:val="98B27E44"/>
@@ -3306,7 +3616,206 @@
       </w:rPr>
     </w:lvl>
   </w:abstractNum>
-  <w:abstractNum w:abstractNumId="12" w15:restartNumberingAfterBreak="0">
+  <w:abstractNum w:abstractNumId="15" w15:restartNumberingAfterBreak="0">
+    <w:nsid w:val="52943376"/>
+    <w:multiLevelType w:val="hybridMultilevel"/>
+    <w:tmpl w:val="1552738C"/>
+    <w:lvl w:ilvl="0" w:tplc="08090001">
+      <w:start w:val="1"/>
+      <w:numFmt w:val="bullet"/>
+      <w:lvlText w:val=""/>
+      <w:lvlJc w:val="left"/>
+      <w:pPr>
+        <w:ind w:left="720" w:hanging="360"/>
+      </w:pPr>
+      <w:rPr>
+        <w:rFonts w:ascii="Symbol" w:hAnsi="Symbol" w:hint="default"/>
+      </w:rPr>
+    </w:lvl>
+    <w:lvl w:ilvl="1" w:tplc="08090003" w:tentative="1">
+      <w:start w:val="1"/>
+      <w:numFmt w:val="bullet"/>
+      <w:lvlText w:val="o"/>
+      <w:lvlJc w:val="left"/>
+      <w:pPr>
+        <w:ind w:left="1440" w:hanging="360"/>
+      </w:pPr>
+      <w:rPr>
+        <w:rFonts w:ascii="Courier New" w:hAnsi="Courier New" w:cs="Courier New" w:hint="default"/>
+      </w:rPr>
+    </w:lvl>
+    <w:lvl w:ilvl="2" w:tplc="08090005" w:tentative="1">
+      <w:start w:val="1"/>
+      <w:numFmt w:val="bullet"/>
+      <w:lvlText w:val=""/>
+      <w:lvlJc w:val="left"/>
+      <w:pPr>
+        <w:ind w:left="2160" w:hanging="360"/>
+      </w:pPr>
+      <w:rPr>
+        <w:rFonts w:ascii="Wingdings" w:hAnsi="Wingdings" w:hint="default"/>
+      </w:rPr>
+    </w:lvl>
+    <w:lvl w:ilvl="3" w:tplc="08090001" w:tentative="1">
+      <w:start w:val="1"/>
+      <w:numFmt w:val="bullet"/>
+      <w:lvlText w:val=""/>
+      <w:lvlJc w:val="left"/>
+      <w:pPr>
+        <w:ind w:left="2880" w:hanging="360"/>
+      </w:pPr>
+      <w:rPr>
+        <w:rFonts w:ascii="Symbol" w:hAnsi="Symbol" w:hint="default"/>
+      </w:rPr>
+    </w:lvl>
+    <w:lvl w:ilvl="4" w:tplc="08090003" w:tentative="1">
+      <w:start w:val="1"/>
+      <w:numFmt w:val="bullet"/>
+      <w:lvlText w:val="o"/>
+      <w:lvlJc w:val="left"/>
+      <w:pPr>
+        <w:ind w:left="3600" w:hanging="360"/>
+      </w:pPr>
+      <w:rPr>
+        <w:rFonts w:ascii="Courier New" w:hAnsi="Courier New" w:cs="Courier New" w:hint="default"/>
+      </w:rPr>
+    </w:lvl>
+    <w:lvl w:ilvl="5" w:tplc="08090005" w:tentative="1">
+      <w:start w:val="1"/>
+      <w:numFmt w:val="bullet"/>
+      <w:lvlText w:val=""/>
+      <w:lvlJc w:val="left"/>
+      <w:pPr>
+        <w:ind w:left="4320" w:hanging="360"/>
+      </w:pPr>
+      <w:rPr>
+        <w:rFonts w:ascii="Wingdings" w:hAnsi="Wingdings" w:hint="default"/>
+      </w:rPr>
+    </w:lvl>
+    <w:lvl w:ilvl="6" w:tplc="08090001" w:tentative="1">
+      <w:start w:val="1"/>
+      <w:numFmt w:val="bullet"/>
+      <w:lvlText w:val=""/>
+      <w:lvlJc w:val="left"/>
+      <w:pPr>
+        <w:ind w:left="5040" w:hanging="360"/>
+      </w:pPr>
+      <w:rPr>
+        <w:rFonts w:ascii="Symbol" w:hAnsi="Symbol" w:hint="default"/>
+      </w:rPr>
+    </w:lvl>
+    <w:lvl w:ilvl="7" w:tplc="08090003" w:tentative="1">
+      <w:start w:val="1"/>
+      <w:numFmt w:val="bullet"/>
+      <w:lvlText w:val="o"/>
+      <w:lvlJc w:val="left"/>
+      <w:pPr>
+        <w:ind w:left="5760" w:hanging="360"/>
+      </w:pPr>
+      <w:rPr>
+        <w:rFonts w:ascii="Courier New" w:hAnsi="Courier New" w:cs="Courier New" w:hint="default"/>
+      </w:rPr>
+    </w:lvl>
+    <w:lvl w:ilvl="8" w:tplc="08090005" w:tentative="1">
+      <w:start w:val="1"/>
+      <w:numFmt w:val="bullet"/>
+      <w:lvlText w:val=""/>
+      <w:lvlJc w:val="left"/>
+      <w:pPr>
+        <w:ind w:left="6480" w:hanging="360"/>
+      </w:pPr>
+      <w:rPr>
+        <w:rFonts w:ascii="Wingdings" w:hAnsi="Wingdings" w:hint="default"/>
+      </w:rPr>
+    </w:lvl>
+  </w:abstractNum>
+  <w:abstractNum w:abstractNumId="16" w15:restartNumberingAfterBreak="0">
+    <w:nsid w:val="555E42D1"/>
+    <w:multiLevelType w:val="hybridMultilevel"/>
+    <w:tmpl w:val="3DD0A172"/>
+    <w:lvl w:ilvl="0" w:tplc="0809000F">
+      <w:start w:val="1"/>
+      <w:numFmt w:val="decimal"/>
+      <w:lvlText w:val="%1."/>
+      <w:lvlJc w:val="left"/>
+      <w:pPr>
+        <w:ind w:left="720" w:hanging="360"/>
+      </w:pPr>
+    </w:lvl>
+    <w:lvl w:ilvl="1" w:tplc="08090019" w:tentative="1">
+      <w:start w:val="1"/>
+      <w:numFmt w:val="lowerLetter"/>
+      <w:lvlText w:val="%2."/>
+      <w:lvlJc w:val="left"/>
+      <w:pPr>
+        <w:ind w:left="1440" w:hanging="360"/>
+      </w:pPr>
+    </w:lvl>
+    <w:lvl w:ilvl="2" w:tplc="0809001B" w:tentative="1">
+      <w:start w:val="1"/>
+      <w:numFmt w:val="lowerRoman"/>
+      <w:lvlText w:val="%3."/>
+      <w:lvlJc w:val="right"/>
+      <w:pPr>
+        <w:ind w:left="2160" w:hanging="180"/>
+      </w:pPr>
+    </w:lvl>
+    <w:lvl w:ilvl="3" w:tplc="0809000F" w:tentative="1">
+      <w:start w:val="1"/>
+      <w:numFmt w:val="decimal"/>
+      <w:lvlText w:val="%4."/>
+      <w:lvlJc w:val="left"/>
+      <w:pPr>
+        <w:ind w:left="2880" w:hanging="360"/>
+      </w:pPr>
+    </w:lvl>
+    <w:lvl w:ilvl="4" w:tplc="08090019" w:tentative="1">
+      <w:start w:val="1"/>
+      <w:numFmt w:val="lowerLetter"/>
+      <w:lvlText w:val="%5."/>
+      <w:lvlJc w:val="left"/>
+      <w:pPr>
+        <w:ind w:left="3600" w:hanging="360"/>
+      </w:pPr>
+    </w:lvl>
+    <w:lvl w:ilvl="5" w:tplc="0809001B" w:tentative="1">
+      <w:start w:val="1"/>
+      <w:numFmt w:val="lowerRoman"/>
+      <w:lvlText w:val="%6."/>
+      <w:lvlJc w:val="right"/>
+      <w:pPr>
+        <w:ind w:left="4320" w:hanging="180"/>
+      </w:pPr>
+    </w:lvl>
+    <w:lvl w:ilvl="6" w:tplc="0809000F" w:tentative="1">
+      <w:start w:val="1"/>
+      <w:numFmt w:val="decimal"/>
+      <w:lvlText w:val="%7."/>
+      <w:lvlJc w:val="left"/>
+      <w:pPr>
+        <w:ind w:left="5040" w:hanging="360"/>
+      </w:pPr>
+    </w:lvl>
+    <w:lvl w:ilvl="7" w:tplc="08090019" w:tentative="1">
+      <w:start w:val="1"/>
+      <w:numFmt w:val="lowerLetter"/>
+      <w:lvlText w:val="%8."/>
+      <w:lvlJc w:val="left"/>
+      <w:pPr>
+        <w:ind w:left="5760" w:hanging="360"/>
+      </w:pPr>
+    </w:lvl>
+    <w:lvl w:ilvl="8" w:tplc="0809001B" w:tentative="1">
+      <w:start w:val="1"/>
+      <w:numFmt w:val="lowerRoman"/>
+      <w:lvlText w:val="%9."/>
+      <w:lvlJc w:val="right"/>
+      <w:pPr>
+        <w:ind w:left="6480" w:hanging="180"/>
+      </w:pPr>
+    </w:lvl>
+  </w:abstractNum>
+  <w:abstractNum w:abstractNumId="17" w15:restartNumberingAfterBreak="0">
     <w:nsid w:val="56AF3E96"/>
     <w:multiLevelType w:val="multilevel"/>
     <w:tmpl w:val="6C94F10A"/>
@@ -3317,9 +3826,9 @@
       <w:lvlJc w:val="left"/>
       <w:pPr>
         <w:tabs>
-          <w:tab w:val="num" w:pos="720"/>
-        </w:tabs>
-        <w:ind w:left="720" w:hanging="360"/>
+          <w:tab w:val="num" w:pos="1080"/>
+        </w:tabs>
+        <w:ind w:left="1080" w:hanging="360"/>
       </w:pPr>
     </w:lvl>
     <w:lvl w:ilvl="1" w:tentative="1">
@@ -3329,9 +3838,9 @@
       <w:lvlJc w:val="left"/>
       <w:pPr>
         <w:tabs>
-          <w:tab w:val="num" w:pos="1440"/>
-        </w:tabs>
-        <w:ind w:left="1440" w:hanging="360"/>
+          <w:tab w:val="num" w:pos="1800"/>
+        </w:tabs>
+        <w:ind w:left="1800" w:hanging="360"/>
       </w:pPr>
     </w:lvl>
     <w:lvl w:ilvl="2" w:tentative="1">
@@ -3341,9 +3850,9 @@
       <w:lvlJc w:val="left"/>
       <w:pPr>
         <w:tabs>
-          <w:tab w:val="num" w:pos="2160"/>
-        </w:tabs>
-        <w:ind w:left="2160" w:hanging="360"/>
+          <w:tab w:val="num" w:pos="2520"/>
+        </w:tabs>
+        <w:ind w:left="2520" w:hanging="360"/>
       </w:pPr>
     </w:lvl>
     <w:lvl w:ilvl="3" w:tentative="1">
@@ -3353,9 +3862,9 @@
       <w:lvlJc w:val="left"/>
       <w:pPr>
         <w:tabs>
-          <w:tab w:val="num" w:pos="2880"/>
-        </w:tabs>
-        <w:ind w:left="2880" w:hanging="360"/>
+          <w:tab w:val="num" w:pos="3240"/>
+        </w:tabs>
+        <w:ind w:left="3240" w:hanging="360"/>
       </w:pPr>
     </w:lvl>
     <w:lvl w:ilvl="4" w:tentative="1">
@@ -3365,9 +3874,9 @@
       <w:lvlJc w:val="left"/>
       <w:pPr>
         <w:tabs>
-          <w:tab w:val="num" w:pos="3600"/>
-        </w:tabs>
-        <w:ind w:left="3600" w:hanging="360"/>
+          <w:tab w:val="num" w:pos="3960"/>
+        </w:tabs>
+        <w:ind w:left="3960" w:hanging="360"/>
       </w:pPr>
     </w:lvl>
     <w:lvl w:ilvl="5" w:tentative="1">
@@ -3377,9 +3886,9 @@
       <w:lvlJc w:val="left"/>
       <w:pPr>
         <w:tabs>
-          <w:tab w:val="num" w:pos="4320"/>
-        </w:tabs>
-        <w:ind w:left="4320" w:hanging="360"/>
+          <w:tab w:val="num" w:pos="4680"/>
+        </w:tabs>
+        <w:ind w:left="4680" w:hanging="360"/>
       </w:pPr>
     </w:lvl>
     <w:lvl w:ilvl="6" w:tentative="1">
@@ -3389,9 +3898,9 @@
       <w:lvlJc w:val="left"/>
       <w:pPr>
         <w:tabs>
-          <w:tab w:val="num" w:pos="5040"/>
-        </w:tabs>
-        <w:ind w:left="5040" w:hanging="360"/>
+          <w:tab w:val="num" w:pos="5400"/>
+        </w:tabs>
+        <w:ind w:left="5400" w:hanging="360"/>
       </w:pPr>
     </w:lvl>
     <w:lvl w:ilvl="7" w:tentative="1">
@@ -3401,9 +3910,9 @@
       <w:lvlJc w:val="left"/>
       <w:pPr>
         <w:tabs>
-          <w:tab w:val="num" w:pos="5760"/>
-        </w:tabs>
-        <w:ind w:left="5760" w:hanging="360"/>
+          <w:tab w:val="num" w:pos="6120"/>
+        </w:tabs>
+        <w:ind w:left="6120" w:hanging="360"/>
       </w:pPr>
     </w:lvl>
     <w:lvl w:ilvl="8" w:tentative="1">
@@ -3413,13 +3922,99 @@
       <w:lvlJc w:val="left"/>
       <w:pPr>
         <w:tabs>
-          <w:tab w:val="num" w:pos="6480"/>
-        </w:tabs>
-        <w:ind w:left="6480" w:hanging="360"/>
+          <w:tab w:val="num" w:pos="6840"/>
+        </w:tabs>
+        <w:ind w:left="6840" w:hanging="360"/>
       </w:pPr>
     </w:lvl>
   </w:abstractNum>
-  <w:abstractNum w:abstractNumId="13" w15:restartNumberingAfterBreak="0">
+  <w:abstractNum w:abstractNumId="18" w15:restartNumberingAfterBreak="0">
+    <w:nsid w:val="56BC4103"/>
+    <w:multiLevelType w:val="hybridMultilevel"/>
+    <w:tmpl w:val="B24EF29E"/>
+    <w:lvl w:ilvl="0" w:tplc="0809000F">
+      <w:start w:val="1"/>
+      <w:numFmt w:val="decimal"/>
+      <w:lvlText w:val="%1."/>
+      <w:lvlJc w:val="left"/>
+      <w:pPr>
+        <w:ind w:left="720" w:hanging="360"/>
+      </w:pPr>
+    </w:lvl>
+    <w:lvl w:ilvl="1" w:tplc="08090019">
+      <w:start w:val="1"/>
+      <w:numFmt w:val="lowerLetter"/>
+      <w:lvlText w:val="%2."/>
+      <w:lvlJc w:val="left"/>
+      <w:pPr>
+        <w:ind w:left="1440" w:hanging="360"/>
+      </w:pPr>
+    </w:lvl>
+    <w:lvl w:ilvl="2" w:tplc="0809001B" w:tentative="1">
+      <w:start w:val="1"/>
+      <w:numFmt w:val="lowerRoman"/>
+      <w:lvlText w:val="%3."/>
+      <w:lvlJc w:val="right"/>
+      <w:pPr>
+        <w:ind w:left="2160" w:hanging="180"/>
+      </w:pPr>
+    </w:lvl>
+    <w:lvl w:ilvl="3" w:tplc="0809000F" w:tentative="1">
+      <w:start w:val="1"/>
+      <w:numFmt w:val="decimal"/>
+      <w:lvlText w:val="%4."/>
+      <w:lvlJc w:val="left"/>
+      <w:pPr>
+        <w:ind w:left="2880" w:hanging="360"/>
+      </w:pPr>
+    </w:lvl>
+    <w:lvl w:ilvl="4" w:tplc="08090019" w:tentative="1">
+      <w:start w:val="1"/>
+      <w:numFmt w:val="lowerLetter"/>
+      <w:lvlText w:val="%5."/>
+      <w:lvlJc w:val="left"/>
+      <w:pPr>
+        <w:ind w:left="3600" w:hanging="360"/>
+      </w:pPr>
+    </w:lvl>
+    <w:lvl w:ilvl="5" w:tplc="0809001B" w:tentative="1">
+      <w:start w:val="1"/>
+      <w:numFmt w:val="lowerRoman"/>
+      <w:lvlText w:val="%6."/>
+      <w:lvlJc w:val="right"/>
+      <w:pPr>
+        <w:ind w:left="4320" w:hanging="180"/>
+      </w:pPr>
+    </w:lvl>
+    <w:lvl w:ilvl="6" w:tplc="0809000F" w:tentative="1">
+      <w:start w:val="1"/>
+      <w:numFmt w:val="decimal"/>
+      <w:lvlText w:val="%7."/>
+      <w:lvlJc w:val="left"/>
+      <w:pPr>
+        <w:ind w:left="5040" w:hanging="360"/>
+      </w:pPr>
+    </w:lvl>
+    <w:lvl w:ilvl="7" w:tplc="08090019" w:tentative="1">
+      <w:start w:val="1"/>
+      <w:numFmt w:val="lowerLetter"/>
+      <w:lvlText w:val="%8."/>
+      <w:lvlJc w:val="left"/>
+      <w:pPr>
+        <w:ind w:left="5760" w:hanging="360"/>
+      </w:pPr>
+    </w:lvl>
+    <w:lvl w:ilvl="8" w:tplc="0809001B" w:tentative="1">
+      <w:start w:val="1"/>
+      <w:numFmt w:val="lowerRoman"/>
+      <w:lvlText w:val="%9."/>
+      <w:lvlJc w:val="right"/>
+      <w:pPr>
+        <w:ind w:left="6480" w:hanging="180"/>
+      </w:pPr>
+    </w:lvl>
+  </w:abstractNum>
+  <w:abstractNum w:abstractNumId="19" w15:restartNumberingAfterBreak="0">
     <w:nsid w:val="576C12C6"/>
     <w:multiLevelType w:val="hybridMultilevel"/>
     <w:tmpl w:val="0B2AC576"/>
@@ -3532,7 +4127,7 @@
       </w:rPr>
     </w:lvl>
   </w:abstractNum>
-  <w:abstractNum w:abstractNumId="14" w15:restartNumberingAfterBreak="0">
+  <w:abstractNum w:abstractNumId="20" w15:restartNumberingAfterBreak="0">
     <w:nsid w:val="5BBD3BD2"/>
     <w:multiLevelType w:val="multilevel"/>
     <w:tmpl w:val="32BE1DE2"/>
@@ -3543,9 +4138,9 @@
       <w:lvlJc w:val="left"/>
       <w:pPr>
         <w:tabs>
-          <w:tab w:val="num" w:pos="720"/>
-        </w:tabs>
-        <w:ind w:left="720" w:hanging="360"/>
+          <w:tab w:val="num" w:pos="1080"/>
+        </w:tabs>
+        <w:ind w:left="1080" w:hanging="360"/>
       </w:pPr>
       <w:rPr>
         <w:rFonts w:ascii="Symbol" w:hAnsi="Symbol" w:hint="default"/>
@@ -3559,9 +4154,9 @@
       <w:lvlJc w:val="left"/>
       <w:pPr>
         <w:tabs>
-          <w:tab w:val="num" w:pos="1440"/>
-        </w:tabs>
-        <w:ind w:left="1440" w:hanging="360"/>
+          <w:tab w:val="num" w:pos="1800"/>
+        </w:tabs>
+        <w:ind w:left="1800" w:hanging="360"/>
       </w:pPr>
       <w:rPr>
         <w:rFonts w:ascii="Courier New" w:hAnsi="Courier New" w:hint="default"/>
@@ -3575,9 +4170,9 @@
       <w:lvlJc w:val="left"/>
       <w:pPr>
         <w:tabs>
-          <w:tab w:val="num" w:pos="2160"/>
-        </w:tabs>
-        <w:ind w:left="2160" w:hanging="360"/>
+          <w:tab w:val="num" w:pos="2520"/>
+        </w:tabs>
+        <w:ind w:left="2520" w:hanging="360"/>
       </w:pPr>
       <w:rPr>
         <w:rFonts w:ascii="Wingdings" w:hAnsi="Wingdings" w:hint="default"/>
@@ -3591,9 +4186,9 @@
       <w:lvlJc w:val="left"/>
       <w:pPr>
         <w:tabs>
-          <w:tab w:val="num" w:pos="2880"/>
-        </w:tabs>
-        <w:ind w:left="2880" w:hanging="360"/>
+          <w:tab w:val="num" w:pos="3240"/>
+        </w:tabs>
+        <w:ind w:left="3240" w:hanging="360"/>
       </w:pPr>
       <w:rPr>
         <w:rFonts w:ascii="Wingdings" w:hAnsi="Wingdings" w:hint="default"/>
@@ -3607,9 +4202,9 @@
       <w:lvlJc w:val="left"/>
       <w:pPr>
         <w:tabs>
-          <w:tab w:val="num" w:pos="3600"/>
-        </w:tabs>
-        <w:ind w:left="3600" w:hanging="360"/>
+          <w:tab w:val="num" w:pos="3960"/>
+        </w:tabs>
+        <w:ind w:left="3960" w:hanging="360"/>
       </w:pPr>
       <w:rPr>
         <w:rFonts w:ascii="Wingdings" w:hAnsi="Wingdings" w:hint="default"/>
@@ -3623,9 +4218,9 @@
       <w:lvlJc w:val="left"/>
       <w:pPr>
         <w:tabs>
-          <w:tab w:val="num" w:pos="4320"/>
-        </w:tabs>
-        <w:ind w:left="4320" w:hanging="360"/>
+          <w:tab w:val="num" w:pos="4680"/>
+        </w:tabs>
+        <w:ind w:left="4680" w:hanging="360"/>
       </w:pPr>
       <w:rPr>
         <w:rFonts w:ascii="Wingdings" w:hAnsi="Wingdings" w:hint="default"/>
@@ -3639,9 +4234,9 @@
       <w:lvlJc w:val="left"/>
       <w:pPr>
         <w:tabs>
-          <w:tab w:val="num" w:pos="5040"/>
-        </w:tabs>
-        <w:ind w:left="5040" w:hanging="360"/>
+          <w:tab w:val="num" w:pos="5400"/>
+        </w:tabs>
+        <w:ind w:left="5400" w:hanging="360"/>
       </w:pPr>
       <w:rPr>
         <w:rFonts w:ascii="Wingdings" w:hAnsi="Wingdings" w:hint="default"/>
@@ -3655,9 +4250,9 @@
       <w:lvlJc w:val="left"/>
       <w:pPr>
         <w:tabs>
-          <w:tab w:val="num" w:pos="5760"/>
-        </w:tabs>
-        <w:ind w:left="5760" w:hanging="360"/>
+          <w:tab w:val="num" w:pos="6120"/>
+        </w:tabs>
+        <w:ind w:left="6120" w:hanging="360"/>
       </w:pPr>
       <w:rPr>
         <w:rFonts w:ascii="Wingdings" w:hAnsi="Wingdings" w:hint="default"/>
@@ -3671,9 +4266,9 @@
       <w:lvlJc w:val="left"/>
       <w:pPr>
         <w:tabs>
-          <w:tab w:val="num" w:pos="6480"/>
-        </w:tabs>
-        <w:ind w:left="6480" w:hanging="360"/>
+          <w:tab w:val="num" w:pos="6840"/>
+        </w:tabs>
+        <w:ind w:left="6840" w:hanging="360"/>
       </w:pPr>
       <w:rPr>
         <w:rFonts w:ascii="Wingdings" w:hAnsi="Wingdings" w:hint="default"/>
@@ -3681,7 +4276,7 @@
       </w:rPr>
     </w:lvl>
   </w:abstractNum>
-  <w:abstractNum w:abstractNumId="15" w15:restartNumberingAfterBreak="0">
+  <w:abstractNum w:abstractNumId="21" w15:restartNumberingAfterBreak="0">
     <w:nsid w:val="6A521238"/>
     <w:multiLevelType w:val="multilevel"/>
     <w:tmpl w:val="55CAA3A4"/>
@@ -3692,145 +4287,234 @@
       <w:lvlJc w:val="left"/>
       <w:pPr>
         <w:tabs>
-          <w:tab w:val="num" w:pos="720"/>
-        </w:tabs>
+          <w:tab w:val="num" w:pos="1080"/>
+        </w:tabs>
+        <w:ind w:left="1080" w:hanging="360"/>
+      </w:pPr>
+      <w:rPr>
+        <w:rFonts w:ascii="Symbol" w:hAnsi="Symbol" w:hint="default"/>
+        <w:sz w:val="20"/>
+      </w:rPr>
+    </w:lvl>
+    <w:lvl w:ilvl="1" w:tentative="1">
+      <w:start w:val="1"/>
+      <w:numFmt w:val="bullet"/>
+      <w:lvlText w:val="o"/>
+      <w:lvlJc w:val="left"/>
+      <w:pPr>
+        <w:tabs>
+          <w:tab w:val="num" w:pos="1800"/>
+        </w:tabs>
+        <w:ind w:left="1800" w:hanging="360"/>
+      </w:pPr>
+      <w:rPr>
+        <w:rFonts w:ascii="Courier New" w:hAnsi="Courier New" w:hint="default"/>
+        <w:sz w:val="20"/>
+      </w:rPr>
+    </w:lvl>
+    <w:lvl w:ilvl="2" w:tentative="1">
+      <w:start w:val="1"/>
+      <w:numFmt w:val="bullet"/>
+      <w:lvlText w:val=""/>
+      <w:lvlJc w:val="left"/>
+      <w:pPr>
+        <w:tabs>
+          <w:tab w:val="num" w:pos="2520"/>
+        </w:tabs>
+        <w:ind w:left="2520" w:hanging="360"/>
+      </w:pPr>
+      <w:rPr>
+        <w:rFonts w:ascii="Wingdings" w:hAnsi="Wingdings" w:hint="default"/>
+        <w:sz w:val="20"/>
+      </w:rPr>
+    </w:lvl>
+    <w:lvl w:ilvl="3" w:tentative="1">
+      <w:start w:val="1"/>
+      <w:numFmt w:val="bullet"/>
+      <w:lvlText w:val=""/>
+      <w:lvlJc w:val="left"/>
+      <w:pPr>
+        <w:tabs>
+          <w:tab w:val="num" w:pos="3240"/>
+        </w:tabs>
+        <w:ind w:left="3240" w:hanging="360"/>
+      </w:pPr>
+      <w:rPr>
+        <w:rFonts w:ascii="Wingdings" w:hAnsi="Wingdings" w:hint="default"/>
+        <w:sz w:val="20"/>
+      </w:rPr>
+    </w:lvl>
+    <w:lvl w:ilvl="4" w:tentative="1">
+      <w:start w:val="1"/>
+      <w:numFmt w:val="bullet"/>
+      <w:lvlText w:val=""/>
+      <w:lvlJc w:val="left"/>
+      <w:pPr>
+        <w:tabs>
+          <w:tab w:val="num" w:pos="3960"/>
+        </w:tabs>
+        <w:ind w:left="3960" w:hanging="360"/>
+      </w:pPr>
+      <w:rPr>
+        <w:rFonts w:ascii="Wingdings" w:hAnsi="Wingdings" w:hint="default"/>
+        <w:sz w:val="20"/>
+      </w:rPr>
+    </w:lvl>
+    <w:lvl w:ilvl="5" w:tentative="1">
+      <w:start w:val="1"/>
+      <w:numFmt w:val="bullet"/>
+      <w:lvlText w:val=""/>
+      <w:lvlJc w:val="left"/>
+      <w:pPr>
+        <w:tabs>
+          <w:tab w:val="num" w:pos="4680"/>
+        </w:tabs>
+        <w:ind w:left="4680" w:hanging="360"/>
+      </w:pPr>
+      <w:rPr>
+        <w:rFonts w:ascii="Wingdings" w:hAnsi="Wingdings" w:hint="default"/>
+        <w:sz w:val="20"/>
+      </w:rPr>
+    </w:lvl>
+    <w:lvl w:ilvl="6" w:tentative="1">
+      <w:start w:val="1"/>
+      <w:numFmt w:val="bullet"/>
+      <w:lvlText w:val=""/>
+      <w:lvlJc w:val="left"/>
+      <w:pPr>
+        <w:tabs>
+          <w:tab w:val="num" w:pos="5400"/>
+        </w:tabs>
+        <w:ind w:left="5400" w:hanging="360"/>
+      </w:pPr>
+      <w:rPr>
+        <w:rFonts w:ascii="Wingdings" w:hAnsi="Wingdings" w:hint="default"/>
+        <w:sz w:val="20"/>
+      </w:rPr>
+    </w:lvl>
+    <w:lvl w:ilvl="7" w:tentative="1">
+      <w:start w:val="1"/>
+      <w:numFmt w:val="bullet"/>
+      <w:lvlText w:val=""/>
+      <w:lvlJc w:val="left"/>
+      <w:pPr>
+        <w:tabs>
+          <w:tab w:val="num" w:pos="6120"/>
+        </w:tabs>
+        <w:ind w:left="6120" w:hanging="360"/>
+      </w:pPr>
+      <w:rPr>
+        <w:rFonts w:ascii="Wingdings" w:hAnsi="Wingdings" w:hint="default"/>
+        <w:sz w:val="20"/>
+      </w:rPr>
+    </w:lvl>
+    <w:lvl w:ilvl="8" w:tentative="1">
+      <w:start w:val="1"/>
+      <w:numFmt w:val="bullet"/>
+      <w:lvlText w:val=""/>
+      <w:lvlJc w:val="left"/>
+      <w:pPr>
+        <w:tabs>
+          <w:tab w:val="num" w:pos="6840"/>
+        </w:tabs>
+        <w:ind w:left="6840" w:hanging="360"/>
+      </w:pPr>
+      <w:rPr>
+        <w:rFonts w:ascii="Wingdings" w:hAnsi="Wingdings" w:hint="default"/>
+        <w:sz w:val="20"/>
+      </w:rPr>
+    </w:lvl>
+  </w:abstractNum>
+  <w:abstractNum w:abstractNumId="22" w15:restartNumberingAfterBreak="0">
+    <w:nsid w:val="7DA3287E"/>
+    <w:multiLevelType w:val="hybridMultilevel"/>
+    <w:tmpl w:val="64C084EE"/>
+    <w:lvl w:ilvl="0" w:tplc="AFB8AB44">
+      <w:start w:val="6"/>
+      <w:numFmt w:val="decimal"/>
+      <w:lvlText w:val="%1."/>
+      <w:lvlJc w:val="left"/>
+      <w:pPr>
         <w:ind w:left="720" w:hanging="360"/>
       </w:pPr>
       <w:rPr>
-        <w:rFonts w:ascii="Symbol" w:hAnsi="Symbol" w:hint="default"/>
-        <w:sz w:val="20"/>
-      </w:rPr>
-    </w:lvl>
-    <w:lvl w:ilvl="1" w:tentative="1">
-      <w:start w:val="1"/>
-      <w:numFmt w:val="bullet"/>
-      <w:lvlText w:val="o"/>
-      <w:lvlJc w:val="left"/>
-      <w:pPr>
-        <w:tabs>
-          <w:tab w:val="num" w:pos="1440"/>
-        </w:tabs>
+        <w:rFonts w:hint="default"/>
+      </w:rPr>
+    </w:lvl>
+    <w:lvl w:ilvl="1" w:tplc="08090019" w:tentative="1">
+      <w:start w:val="1"/>
+      <w:numFmt w:val="lowerLetter"/>
+      <w:lvlText w:val="%2."/>
+      <w:lvlJc w:val="left"/>
+      <w:pPr>
         <w:ind w:left="1440" w:hanging="360"/>
       </w:pPr>
-      <w:rPr>
-        <w:rFonts w:ascii="Courier New" w:hAnsi="Courier New" w:hint="default"/>
-        <w:sz w:val="20"/>
-      </w:rPr>
-    </w:lvl>
-    <w:lvl w:ilvl="2" w:tentative="1">
-      <w:start w:val="1"/>
-      <w:numFmt w:val="bullet"/>
-      <w:lvlText w:val=""/>
-      <w:lvlJc w:val="left"/>
-      <w:pPr>
-        <w:tabs>
-          <w:tab w:val="num" w:pos="2160"/>
-        </w:tabs>
-        <w:ind w:left="2160" w:hanging="360"/>
-      </w:pPr>
-      <w:rPr>
-        <w:rFonts w:ascii="Wingdings" w:hAnsi="Wingdings" w:hint="default"/>
-        <w:sz w:val="20"/>
-      </w:rPr>
-    </w:lvl>
-    <w:lvl w:ilvl="3" w:tentative="1">
-      <w:start w:val="1"/>
-      <w:numFmt w:val="bullet"/>
-      <w:lvlText w:val=""/>
-      <w:lvlJc w:val="left"/>
-      <w:pPr>
-        <w:tabs>
-          <w:tab w:val="num" w:pos="2880"/>
-        </w:tabs>
+    </w:lvl>
+    <w:lvl w:ilvl="2" w:tplc="0809001B" w:tentative="1">
+      <w:start w:val="1"/>
+      <w:numFmt w:val="lowerRoman"/>
+      <w:lvlText w:val="%3."/>
+      <w:lvlJc w:val="right"/>
+      <w:pPr>
+        <w:ind w:left="2160" w:hanging="180"/>
+      </w:pPr>
+    </w:lvl>
+    <w:lvl w:ilvl="3" w:tplc="0809000F" w:tentative="1">
+      <w:start w:val="1"/>
+      <w:numFmt w:val="decimal"/>
+      <w:lvlText w:val="%4."/>
+      <w:lvlJc w:val="left"/>
+      <w:pPr>
         <w:ind w:left="2880" w:hanging="360"/>
       </w:pPr>
-      <w:rPr>
-        <w:rFonts w:ascii="Wingdings" w:hAnsi="Wingdings" w:hint="default"/>
-        <w:sz w:val="20"/>
-      </w:rPr>
-    </w:lvl>
-    <w:lvl w:ilvl="4" w:tentative="1">
-      <w:start w:val="1"/>
-      <w:numFmt w:val="bullet"/>
-      <w:lvlText w:val=""/>
-      <w:lvlJc w:val="left"/>
-      <w:pPr>
-        <w:tabs>
-          <w:tab w:val="num" w:pos="3600"/>
-        </w:tabs>
+    </w:lvl>
+    <w:lvl w:ilvl="4" w:tplc="08090019" w:tentative="1">
+      <w:start w:val="1"/>
+      <w:numFmt w:val="lowerLetter"/>
+      <w:lvlText w:val="%5."/>
+      <w:lvlJc w:val="left"/>
+      <w:pPr>
         <w:ind w:left="3600" w:hanging="360"/>
       </w:pPr>
-      <w:rPr>
-        <w:rFonts w:ascii="Wingdings" w:hAnsi="Wingdings" w:hint="default"/>
-        <w:sz w:val="20"/>
-      </w:rPr>
-    </w:lvl>
-    <w:lvl w:ilvl="5" w:tentative="1">
-      <w:start w:val="1"/>
-      <w:numFmt w:val="bullet"/>
-      <w:lvlText w:val=""/>
-      <w:lvlJc w:val="left"/>
-      <w:pPr>
-        <w:tabs>
-          <w:tab w:val="num" w:pos="4320"/>
-        </w:tabs>
-        <w:ind w:left="4320" w:hanging="360"/>
-      </w:pPr>
-      <w:rPr>
-        <w:rFonts w:ascii="Wingdings" w:hAnsi="Wingdings" w:hint="default"/>
-        <w:sz w:val="20"/>
-      </w:rPr>
-    </w:lvl>
-    <w:lvl w:ilvl="6" w:tentative="1">
-      <w:start w:val="1"/>
-      <w:numFmt w:val="bullet"/>
-      <w:lvlText w:val=""/>
-      <w:lvlJc w:val="left"/>
-      <w:pPr>
-        <w:tabs>
-          <w:tab w:val="num" w:pos="5040"/>
-        </w:tabs>
+    </w:lvl>
+    <w:lvl w:ilvl="5" w:tplc="0809001B" w:tentative="1">
+      <w:start w:val="1"/>
+      <w:numFmt w:val="lowerRoman"/>
+      <w:lvlText w:val="%6."/>
+      <w:lvlJc w:val="right"/>
+      <w:pPr>
+        <w:ind w:left="4320" w:hanging="180"/>
+      </w:pPr>
+    </w:lvl>
+    <w:lvl w:ilvl="6" w:tplc="0809000F" w:tentative="1">
+      <w:start w:val="1"/>
+      <w:numFmt w:val="decimal"/>
+      <w:lvlText w:val="%7."/>
+      <w:lvlJc w:val="left"/>
+      <w:pPr>
         <w:ind w:left="5040" w:hanging="360"/>
       </w:pPr>
-      <w:rPr>
-        <w:rFonts w:ascii="Wingdings" w:hAnsi="Wingdings" w:hint="default"/>
-        <w:sz w:val="20"/>
-      </w:rPr>
-    </w:lvl>
-    <w:lvl w:ilvl="7" w:tentative="1">
-      <w:start w:val="1"/>
-      <w:numFmt w:val="bullet"/>
-      <w:lvlText w:val=""/>
-      <w:lvlJc w:val="left"/>
-      <w:pPr>
-        <w:tabs>
-          <w:tab w:val="num" w:pos="5760"/>
-        </w:tabs>
+    </w:lvl>
+    <w:lvl w:ilvl="7" w:tplc="08090019" w:tentative="1">
+      <w:start w:val="1"/>
+      <w:numFmt w:val="lowerLetter"/>
+      <w:lvlText w:val="%8."/>
+      <w:lvlJc w:val="left"/>
+      <w:pPr>
         <w:ind w:left="5760" w:hanging="360"/>
       </w:pPr>
-      <w:rPr>
-        <w:rFonts w:ascii="Wingdings" w:hAnsi="Wingdings" w:hint="default"/>
-        <w:sz w:val="20"/>
-      </w:rPr>
-    </w:lvl>
-    <w:lvl w:ilvl="8" w:tentative="1">
-      <w:start w:val="1"/>
-      <w:numFmt w:val="bullet"/>
-      <w:lvlText w:val=""/>
-      <w:lvlJc w:val="left"/>
-      <w:pPr>
-        <w:tabs>
-          <w:tab w:val="num" w:pos="6480"/>
-        </w:tabs>
-        <w:ind w:left="6480" w:hanging="360"/>
-      </w:pPr>
-      <w:rPr>
-        <w:rFonts w:ascii="Wingdings" w:hAnsi="Wingdings" w:hint="default"/>
-        <w:sz w:val="20"/>
-      </w:rPr>
+    </w:lvl>
+    <w:lvl w:ilvl="8" w:tplc="0809001B" w:tentative="1">
+      <w:start w:val="1"/>
+      <w:numFmt w:val="lowerRoman"/>
+      <w:lvlText w:val="%9."/>
+      <w:lvlJc w:val="right"/>
+      <w:pPr>
+        <w:ind w:left="6480" w:hanging="180"/>
+      </w:pPr>
     </w:lvl>
   </w:abstractNum>
-  <w:abstractNum w:abstractNumId="16" w15:restartNumberingAfterBreak="0">
+  <w:abstractNum w:abstractNumId="23" w15:restartNumberingAfterBreak="0">
     <w:nsid w:val="7EEC7D9D"/>
     <w:multiLevelType w:val="hybridMultilevel"/>
     <w:tmpl w:val="65248030"/>
@@ -3944,7 +4628,7 @@
     </w:lvl>
   </w:abstractNum>
   <w:num w:numId="1">
-    <w:abstractNumId w:val="13"/>
+    <w:abstractNumId w:val="19"/>
   </w:num>
   <w:num w:numId="2">
     <w:abstractNumId w:val="0"/>
@@ -3953,37 +4637,37 @@
     <w:abstractNumId w:val="3"/>
   </w:num>
   <w:num w:numId="4">
-    <w:abstractNumId w:val="11"/>
+    <w:abstractNumId w:val="14"/>
   </w:num>
   <w:num w:numId="5">
+    <w:abstractNumId w:val="13"/>
+  </w:num>
+  <w:num w:numId="6">
+    <w:abstractNumId w:val="23"/>
+  </w:num>
+  <w:num w:numId="7">
+    <w:abstractNumId w:val="17"/>
+  </w:num>
+  <w:num w:numId="8">
+    <w:abstractNumId w:val="20"/>
+  </w:num>
+  <w:num w:numId="9">
+    <w:abstractNumId w:val="21"/>
+  </w:num>
+  <w:num w:numId="10">
     <w:abstractNumId w:val="10"/>
   </w:num>
-  <w:num w:numId="6">
-    <w:abstractNumId w:val="16"/>
-  </w:num>
-  <w:num w:numId="7">
+  <w:num w:numId="11">
     <w:abstractNumId w:val="12"/>
   </w:num>
-  <w:num w:numId="8">
-    <w:abstractNumId w:val="14"/>
-  </w:num>
-  <w:num w:numId="9">
-    <w:abstractNumId w:val="15"/>
-  </w:num>
-  <w:num w:numId="10">
+  <w:num w:numId="12">
     <w:abstractNumId w:val="8"/>
   </w:num>
-  <w:num w:numId="11">
+  <w:num w:numId="13">
     <w:abstractNumId w:val="9"/>
   </w:num>
-  <w:num w:numId="12">
+  <w:num w:numId="14">
     <w:abstractNumId w:val="6"/>
-  </w:num>
-  <w:num w:numId="13">
-    <w:abstractNumId w:val="7"/>
-  </w:num>
-  <w:num w:numId="14">
-    <w:abstractNumId w:val="5"/>
   </w:num>
   <w:num w:numId="15">
     <w:abstractNumId w:val="1"/>
@@ -3994,16 +4678,37 @@
   <w:num w:numId="17">
     <w:abstractNumId w:val="2"/>
   </w:num>
+  <w:num w:numId="18">
+    <w:abstractNumId w:val="16"/>
+  </w:num>
+  <w:num w:numId="19">
+    <w:abstractNumId w:val="15"/>
+  </w:num>
+  <w:num w:numId="20">
+    <w:abstractNumId w:val="5"/>
+  </w:num>
+  <w:num w:numId="21">
+    <w:abstractNumId w:val="18"/>
+  </w:num>
+  <w:num w:numId="22">
+    <w:abstractNumId w:val="11"/>
+  </w:num>
+  <w:num w:numId="23">
+    <w:abstractNumId w:val="7"/>
+  </w:num>
+  <w:num w:numId="24">
+    <w:abstractNumId w:val="22"/>
+  </w:num>
 </w:numbering>
 </file>
 
 <file path=word/styles.xml><?xml version="1.0" encoding="utf-8"?>
-<w:styles xmlns:mc="http://schemas.openxmlformats.org/markup-compatibility/2006" xmlns:r="http://schemas.openxmlformats.org/officeDocument/2006/relationships" xmlns:w="http://schemas.openxmlformats.org/wordprocessingml/2006/main" xmlns:w14="http://schemas.microsoft.com/office/word/2010/wordml" xmlns:w15="http://schemas.microsoft.com/office/word/2012/wordml" xmlns:w16cid="http://schemas.microsoft.com/office/word/2016/wordml/cid" xmlns:w16se="http://schemas.microsoft.com/office/word/2015/wordml/symex" mc:Ignorable="w14 w15 w16se w16cid">
+<w:styles xmlns:mc="http://schemas.openxmlformats.org/markup-compatibility/2006" xmlns:r="http://schemas.openxmlformats.org/officeDocument/2006/relationships" xmlns:w="http://schemas.openxmlformats.org/wordprocessingml/2006/main" xmlns:w14="http://schemas.microsoft.com/office/word/2010/wordml" xmlns:w15="http://schemas.microsoft.com/office/word/2012/wordml" xmlns:w16cex="http://schemas.microsoft.com/office/word/2018/wordml/cex" xmlns:w16cid="http://schemas.microsoft.com/office/word/2016/wordml/cid" xmlns:w16="http://schemas.microsoft.com/office/word/2018/wordml" xmlns:w16sdtdh="http://schemas.microsoft.com/office/word/2020/wordml/sdtdatahash" xmlns:w16se="http://schemas.microsoft.com/office/word/2015/wordml/symex" mc:Ignorable="w14 w15 w16se w16cid w16 w16cex w16sdtdh">
   <w:docDefaults>
     <w:rPrDefault>
       <w:rPr>
         <w:rFonts w:asciiTheme="minorHAnsi" w:eastAsiaTheme="minorEastAsia" w:hAnsiTheme="minorHAnsi" w:cstheme="minorBidi"/>
-        <w:lang w:eastAsia="en-US" w:bidi="ar-SA"/>
+        <w:lang w:val="en-GB" w:eastAsia="en-US" w:bidi="ar-SA"/>
       </w:rPr>
     </w:rPrDefault>
     <w:pPrDefault>
@@ -4012,7 +4717,7 @@
       </w:pPr>
     </w:pPrDefault>
   </w:docDefaults>
-  <w:latentStyles w:defLockedState="0" w:defUIPriority="99" w:defSemiHidden="0" w:defUnhideWhenUsed="0" w:defQFormat="0" w:count="375">
+  <w:latentStyles w:defLockedState="0" w:defUIPriority="99" w:defSemiHidden="0" w:defUnhideWhenUsed="0" w:defQFormat="0" w:count="376">
     <w:lsdException w:name="Normal" w:uiPriority="0" w:qFormat="1"/>
     <w:lsdException w:name="heading 1" w:uiPriority="9" w:qFormat="1"/>
     <w:lsdException w:name="heading 2" w:semiHidden="1" w:uiPriority="9" w:unhideWhenUsed="1" w:qFormat="1"/>
@@ -4118,7 +4823,6 @@
     <w:lsdException w:name="HTML Sample" w:semiHidden="1" w:unhideWhenUsed="1"/>
     <w:lsdException w:name="HTML Typewriter" w:semiHidden="1" w:unhideWhenUsed="1"/>
     <w:lsdException w:name="HTML Variable" w:semiHidden="1" w:unhideWhenUsed="1"/>
-    <w:lsdException w:name="Normal Table" w:semiHidden="1" w:unhideWhenUsed="1"/>
     <w:lsdException w:name="annotation subject" w:semiHidden="1" w:unhideWhenUsed="1"/>
     <w:lsdException w:name="No List" w:semiHidden="1" w:unhideWhenUsed="1"/>
     <w:lsdException w:name="Outline List 1" w:semiHidden="1" w:unhideWhenUsed="1"/>
@@ -4165,10 +4869,8 @@
     <w:lsdException w:name="Table Subtle 2" w:semiHidden="1" w:unhideWhenUsed="1"/>
     <w:lsdException w:name="Table Web 1" w:semiHidden="1" w:unhideWhenUsed="1"/>
     <w:lsdException w:name="Table Web 2" w:semiHidden="1" w:unhideWhenUsed="1"/>
-    <w:lsdException w:name="Table Web 3" w:semiHidden="1" w:unhideWhenUsed="1"/>
     <w:lsdException w:name="Balloon Text" w:semiHidden="1" w:unhideWhenUsed="1"/>
     <w:lsdException w:name="Table Grid" w:uiPriority="39"/>
-    <w:lsdException w:name="Table Theme" w:semiHidden="1" w:unhideWhenUsed="1"/>
     <w:lsdException w:name="Placeholder Text" w:semiHidden="1"/>
     <w:lsdException w:name="No Spacing" w:uiPriority="1" w:qFormat="1"/>
     <w:lsdException w:name="Light Shading" w:uiPriority="60"/>
@@ -4388,6 +5090,7 @@
     <w:lsdException w:name="Smart Hyperlink" w:semiHidden="1" w:unhideWhenUsed="1"/>
     <w:lsdException w:name="Hashtag" w:semiHidden="1" w:unhideWhenUsed="1"/>
     <w:lsdException w:name="Unresolved Mention" w:semiHidden="1" w:unhideWhenUsed="1"/>
+    <w:lsdException w:name="Smart Link" w:semiHidden="1" w:unhideWhenUsed="1"/>
   </w:latentStyles>
   <w:style w:type="paragraph" w:default="1" w:styleId="Normal">
     <w:name w:val="Normal"/>

--- a/Section-3.docx
+++ b/Section-3.docx
@@ -1,6 +1,6 @@
 
 <file path=word/document.xml><?xml version="1.0" encoding="utf-8"?>
-<w:document xmlns:wpc="http://schemas.microsoft.com/office/word/2010/wordprocessingCanvas" xmlns:cx="http://schemas.microsoft.com/office/drawing/2014/chartex" xmlns:cx1="http://schemas.microsoft.com/office/drawing/2015/9/8/chartex" xmlns:cx2="http://schemas.microsoft.com/office/drawing/2015/10/21/chartex" xmlns:cx3="http://schemas.microsoft.com/office/drawing/2016/5/9/chartex" xmlns:cx4="http://schemas.microsoft.com/office/drawing/2016/5/10/chartex" xmlns:cx5="http://schemas.microsoft.com/office/drawing/2016/5/11/chartex" xmlns:cx6="http://schemas.microsoft.com/office/drawing/2016/5/12/chartex" xmlns:cx7="http://schemas.microsoft.com/office/drawing/2016/5/13/chartex" xmlns:cx8="http://schemas.microsoft.com/office/drawing/2016/5/14/chartex" xmlns:mc="http://schemas.openxmlformats.org/markup-compatibility/2006" xmlns:aink="http://schemas.microsoft.com/office/drawing/2016/ink" xmlns:am3d="http://schemas.microsoft.com/office/drawing/2017/model3d" xmlns:o="urn:schemas-microsoft-com:office:office" xmlns:r="http://schemas.openxmlformats.org/officeDocument/2006/relationships" xmlns:m="http://schemas.openxmlformats.org/officeDocument/2006/math" xmlns:v="urn:schemas-microsoft-com:vml" xmlns:wp14="http://schemas.microsoft.com/office/word/2010/wordprocessingDrawing" xmlns:wp="http://schemas.openxmlformats.org/drawingml/2006/wordprocessingDrawing" xmlns:w10="urn:schemas-microsoft-com:office:word" xmlns:w="http://schemas.openxmlformats.org/wordprocessingml/2006/main" xmlns:w14="http://schemas.microsoft.com/office/word/2010/wordml" xmlns:w15="http://schemas.microsoft.com/office/word/2012/wordml" xmlns:w16cex="http://schemas.microsoft.com/office/word/2018/wordml/cex" xmlns:w16cid="http://schemas.microsoft.com/office/word/2016/wordml/cid" xmlns:w16="http://schemas.microsoft.com/office/word/2018/wordml" xmlns:w16sdtdh="http://schemas.microsoft.com/office/word/2020/wordml/sdtdatahash" xmlns:w16se="http://schemas.microsoft.com/office/word/2015/wordml/symex" xmlns:wpg="http://schemas.microsoft.com/office/word/2010/wordprocessingGroup" xmlns:wpi="http://schemas.microsoft.com/office/word/2010/wordprocessingInk" xmlns:wne="http://schemas.microsoft.com/office/word/2006/wordml" xmlns:wps="http://schemas.microsoft.com/office/word/2010/wordprocessingShape" mc:Ignorable="w14 w15 w16se w16cid w16 w16cex w16sdtdh wp14">
+<w:document xmlns:wpc="http://schemas.microsoft.com/office/word/2010/wordprocessingCanvas" xmlns:cx="http://schemas.microsoft.com/office/drawing/2014/chartex" xmlns:cx1="http://schemas.microsoft.com/office/drawing/2015/9/8/chartex" xmlns:cx2="http://schemas.microsoft.com/office/drawing/2015/10/21/chartex" xmlns:cx3="http://schemas.microsoft.com/office/drawing/2016/5/9/chartex" xmlns:cx4="http://schemas.microsoft.com/office/drawing/2016/5/10/chartex" xmlns:cx5="http://schemas.microsoft.com/office/drawing/2016/5/11/chartex" xmlns:cx6="http://schemas.microsoft.com/office/drawing/2016/5/12/chartex" xmlns:cx7="http://schemas.microsoft.com/office/drawing/2016/5/13/chartex" xmlns:cx8="http://schemas.microsoft.com/office/drawing/2016/5/14/chartex" xmlns:mc="http://schemas.openxmlformats.org/markup-compatibility/2006" xmlns:aink="http://schemas.microsoft.com/office/drawing/2016/ink" xmlns:am3d="http://schemas.microsoft.com/office/drawing/2017/model3d" xmlns:o="urn:schemas-microsoft-com:office:office" xmlns:oel="http://schemas.microsoft.com/office/2019/extlst" xmlns:r="http://schemas.openxmlformats.org/officeDocument/2006/relationships" xmlns:m="http://schemas.openxmlformats.org/officeDocument/2006/math" xmlns:v="urn:schemas-microsoft-com:vml" xmlns:wp14="http://schemas.microsoft.com/office/word/2010/wordprocessingDrawing" xmlns:wp="http://schemas.openxmlformats.org/drawingml/2006/wordprocessingDrawing" xmlns:w10="urn:schemas-microsoft-com:office:word" xmlns:w="http://schemas.openxmlformats.org/wordprocessingml/2006/main" xmlns:w14="http://schemas.microsoft.com/office/word/2010/wordml" xmlns:w15="http://schemas.microsoft.com/office/word/2012/wordml" xmlns:w16cex="http://schemas.microsoft.com/office/word/2018/wordml/cex" xmlns:w16cid="http://schemas.microsoft.com/office/word/2016/wordml/cid" xmlns:w16="http://schemas.microsoft.com/office/word/2018/wordml" xmlns:w16du="http://schemas.microsoft.com/office/word/2023/wordml/word16du" xmlns:w16sdtdh="http://schemas.microsoft.com/office/word/2020/wordml/sdtdatahash" xmlns:w16sdtfl="http://schemas.microsoft.com/office/word/2024/wordml/sdtformatlock" xmlns:w16se="http://schemas.microsoft.com/office/word/2015/wordml/symex" xmlns:wpg="http://schemas.microsoft.com/office/word/2010/wordprocessingGroup" xmlns:wpi="http://schemas.microsoft.com/office/word/2010/wordprocessingInk" xmlns:wne="http://schemas.microsoft.com/office/word/2006/wordml" xmlns:wps="http://schemas.microsoft.com/office/word/2010/wordprocessingShape" mc:Ignorable="w14 w15 w16se w16cid w16 w16cex w16sdtdh w16sdtfl w16du wp14">
   <w:body>
     <w:p>
       <w:pPr>
@@ -10,17 +10,22 @@
           <w:numId w:val="18"/>
         </w:numPr>
         <w:rPr>
-          <w:rFonts w:ascii="Cambria Math" w:hAnsi="Cambria Math"/>
-        </w:rPr>
-      </w:pPr>
-      <w:r>
-        <w:rPr>
-          <w:rStyle w:val="Strong"/>
-          <w:rFonts w:ascii="Cambria Math" w:hAnsi="Cambria Math"/>
+          <w:rFonts w:ascii="Cambria" w:hAnsi="Cambria"/>
+          <w:sz w:val="20"/>
+          <w:szCs w:val="20"/>
+        </w:rPr>
+      </w:pPr>
+      <w:r>
+        <w:rPr>
+          <w:rStyle w:val="Strong"/>
+          <w:rFonts w:ascii="Cambria" w:hAnsi="Cambria"/>
           <w:b w:val="0"/>
           <w:bCs w:val="0"/>
-        </w:rPr>
-        <w:t>AI Project Framework</w:t>
+          <w:caps w:val="0"/>
+          <w:sz w:val="20"/>
+          <w:szCs w:val="20"/>
+        </w:rPr>
+        <w:t>AI PROJECT FRAMEWORK</w:t>
       </w:r>
     </w:p>
     <w:p>
@@ -31,17 +36,18 @@
           <w:numId w:val="19"/>
         </w:numPr>
         <w:rPr>
-          <w:rFonts w:ascii="Cambria Math" w:hAnsi="Cambria Math"/>
-        </w:rPr>
-      </w:pPr>
-      <w:r>
-        <w:rPr>
-          <w:rStyle w:val="Strong"/>
-          <w:rFonts w:ascii="Cambria Math" w:hAnsi="Cambria Math"/>
+          <w:rFonts w:ascii="Cambria" w:hAnsi="Cambria"/>
+        </w:rPr>
+      </w:pPr>
+      <w:r>
+        <w:rPr>
+          <w:rStyle w:val="Strong"/>
+          <w:rFonts w:ascii="Cambria" w:hAnsi="Cambria"/>
           <w:b w:val="0"/>
           <w:bCs w:val="0"/>
-        </w:rPr>
-        <w:t>Components of Data Science</w:t>
+          <w:caps w:val="0"/>
+        </w:rPr>
+        <w:t>COMPONENTS OF DATA SCIENCE</w:t>
       </w:r>
     </w:p>
     <w:p>
@@ -52,21 +58,27 @@
           <w:numId w:val="7"/>
         </w:numPr>
         <w:rPr>
-          <w:rFonts w:ascii="Cambria Math" w:hAnsi="Cambria Math"/>
-        </w:rPr>
-      </w:pPr>
-      <w:r>
-        <w:rPr>
-          <w:rStyle w:val="Strong"/>
-          <w:rFonts w:ascii="Cambria Math" w:hAnsi="Cambria Math"/>
-        </w:rPr>
-        <w:t>Pre-Processing (Data Collection)</w:t>
-      </w:r>
-      <w:r>
-        <w:rPr>
-          <w:rFonts w:ascii="Cambria Math" w:hAnsi="Cambria Math"/>
-        </w:rPr>
-        <w:t xml:space="preserve"> – gathering and cleaning raw data.</w:t>
+          <w:rFonts w:ascii="Cambria" w:hAnsi="Cambria"/>
+          <w:sz w:val="20"/>
+          <w:szCs w:val="20"/>
+        </w:rPr>
+      </w:pPr>
+      <w:r>
+        <w:rPr>
+          <w:rStyle w:val="Strong"/>
+          <w:rFonts w:ascii="Cambria" w:hAnsi="Cambria"/>
+          <w:sz w:val="20"/>
+          <w:szCs w:val="20"/>
+        </w:rPr>
+        <w:t>PRE-PROCESSING (DATA COLLECTION)</w:t>
+      </w:r>
+      <w:r>
+        <w:rPr>
+          <w:rFonts w:ascii="Cambria" w:hAnsi="Cambria"/>
+          <w:sz w:val="20"/>
+          <w:szCs w:val="20"/>
+        </w:rPr>
+        <w:t xml:space="preserve"> – GATHERING AND CLEANING RAW DATA.</w:t>
       </w:r>
     </w:p>
     <w:p>
@@ -77,21 +89,27 @@
           <w:numId w:val="7"/>
         </w:numPr>
         <w:rPr>
-          <w:rFonts w:ascii="Cambria Math" w:hAnsi="Cambria Math"/>
-        </w:rPr>
-      </w:pPr>
-      <w:r>
-        <w:rPr>
-          <w:rStyle w:val="Strong"/>
-          <w:rFonts w:ascii="Cambria Math" w:hAnsi="Cambria Math"/>
-        </w:rPr>
-        <w:t>Processing (Modeling)</w:t>
-      </w:r>
-      <w:r>
-        <w:rPr>
-          <w:rFonts w:ascii="Cambria Math" w:hAnsi="Cambria Math"/>
-        </w:rPr>
-        <w:t xml:space="preserve"> – training ML algorithms on the data.</w:t>
+          <w:rFonts w:ascii="Cambria" w:hAnsi="Cambria"/>
+          <w:sz w:val="20"/>
+          <w:szCs w:val="20"/>
+        </w:rPr>
+      </w:pPr>
+      <w:r>
+        <w:rPr>
+          <w:rStyle w:val="Strong"/>
+          <w:rFonts w:ascii="Cambria" w:hAnsi="Cambria"/>
+          <w:sz w:val="20"/>
+          <w:szCs w:val="20"/>
+        </w:rPr>
+        <w:t>PROCESSING (MODELING)</w:t>
+      </w:r>
+      <w:r>
+        <w:rPr>
+          <w:rFonts w:ascii="Cambria" w:hAnsi="Cambria"/>
+          <w:sz w:val="20"/>
+          <w:szCs w:val="20"/>
+        </w:rPr>
+        <w:t xml:space="preserve"> – TRAINING ML ALGORITHMS ON THE DATA.</w:t>
       </w:r>
     </w:p>
     <w:p>
@@ -102,21 +120,27 @@
           <w:numId w:val="7"/>
         </w:numPr>
         <w:rPr>
-          <w:rFonts w:ascii="Cambria Math" w:hAnsi="Cambria Math"/>
-        </w:rPr>
-      </w:pPr>
-      <w:r>
-        <w:rPr>
-          <w:rStyle w:val="Strong"/>
-          <w:rFonts w:ascii="Cambria Math" w:hAnsi="Cambria Math"/>
-        </w:rPr>
-        <w:t>Post-Processing (Deployment)</w:t>
-      </w:r>
-      <w:r>
-        <w:rPr>
-          <w:rFonts w:ascii="Cambria Math" w:hAnsi="Cambria Math"/>
-        </w:rPr>
-        <w:t xml:space="preserve"> – using the trained model in real applications.</w:t>
+          <w:rFonts w:ascii="Cambria" w:hAnsi="Cambria"/>
+          <w:sz w:val="20"/>
+          <w:szCs w:val="20"/>
+        </w:rPr>
+      </w:pPr>
+      <w:r>
+        <w:rPr>
+          <w:rStyle w:val="Strong"/>
+          <w:rFonts w:ascii="Cambria" w:hAnsi="Cambria"/>
+          <w:sz w:val="20"/>
+          <w:szCs w:val="20"/>
+        </w:rPr>
+        <w:t>POST-PROCESSING (DEPLOYMENT)</w:t>
+      </w:r>
+      <w:r>
+        <w:rPr>
+          <w:rFonts w:ascii="Cambria" w:hAnsi="Cambria"/>
+          <w:sz w:val="20"/>
+          <w:szCs w:val="20"/>
+        </w:rPr>
+        <w:t xml:space="preserve"> – USING THE TRAINED MODEL IN REAL APPLICATIONS.</w:t>
       </w:r>
     </w:p>
     <w:p>
@@ -127,17 +151,18 @@
           <w:numId w:val="19"/>
         </w:numPr>
         <w:rPr>
-          <w:rFonts w:ascii="Cambria Math" w:hAnsi="Cambria Math"/>
-        </w:rPr>
-      </w:pPr>
-      <w:r>
-        <w:rPr>
-          <w:rStyle w:val="Strong"/>
-          <w:rFonts w:ascii="Cambria Math" w:hAnsi="Cambria Math"/>
+          <w:rFonts w:ascii="Cambria" w:hAnsi="Cambria"/>
+        </w:rPr>
+      </w:pPr>
+      <w:r>
+        <w:rPr>
+          <w:rStyle w:val="Strong"/>
+          <w:rFonts w:ascii="Cambria" w:hAnsi="Cambria"/>
           <w:b w:val="0"/>
           <w:bCs w:val="0"/>
-        </w:rPr>
-        <w:t>Modeling</w:t>
+          <w:caps w:val="0"/>
+        </w:rPr>
+        <w:t>MODELING</w:t>
       </w:r>
     </w:p>
     <w:p>
@@ -145,34 +170,44 @@
         <w:pStyle w:val="NormalWeb"/>
         <w:ind w:left="360"/>
         <w:rPr>
-          <w:rFonts w:ascii="Cambria Math" w:hAnsi="Cambria Math"/>
-        </w:rPr>
-      </w:pPr>
-      <w:r>
-        <w:rPr>
-          <w:rFonts w:ascii="Cambria Math" w:hAnsi="Cambria Math"/>
-        </w:rPr>
-        <w:t xml:space="preserve">Modeling means </w:t>
-      </w:r>
-      <w:r>
-        <w:rPr>
-          <w:rStyle w:val="Strong"/>
-          <w:rFonts w:ascii="Cambria Math" w:hAnsi="Cambria Math"/>
-        </w:rPr>
-        <w:t>training a machine learning algorithm</w:t>
-      </w:r>
-      <w:r>
-        <w:rPr>
-          <w:rFonts w:ascii="Cambria Math" w:hAnsi="Cambria Math"/>
-        </w:rPr>
-        <w:t xml:space="preserve"> to learn from data and make predictions.</w:t>
-      </w:r>
-      <w:r>
-        <w:rPr>
-          <w:rFonts w:ascii="Cambria Math" w:hAnsi="Cambria Math"/>
+          <w:rFonts w:ascii="Cambria" w:hAnsi="Cambria"/>
+          <w:sz w:val="20"/>
+          <w:szCs w:val="20"/>
+        </w:rPr>
+      </w:pPr>
+      <w:r>
+        <w:rPr>
+          <w:rFonts w:ascii="Cambria" w:hAnsi="Cambria"/>
+          <w:sz w:val="20"/>
+          <w:szCs w:val="20"/>
+        </w:rPr>
+        <w:t xml:space="preserve">MODELING MEANS </w:t>
+      </w:r>
+      <w:r>
+        <w:rPr>
+          <w:rStyle w:val="Strong"/>
+          <w:rFonts w:ascii="Cambria" w:hAnsi="Cambria"/>
+          <w:sz w:val="20"/>
+          <w:szCs w:val="20"/>
+        </w:rPr>
+        <w:t>TRAINING A MACHINE LEARNING ALGORITHM</w:t>
+      </w:r>
+      <w:r>
+        <w:rPr>
+          <w:rFonts w:ascii="Cambria" w:hAnsi="Cambria"/>
+          <w:sz w:val="20"/>
+          <w:szCs w:val="20"/>
+        </w:rPr>
+        <w:t xml:space="preserve"> TO LEARN FROM DATA AND MAKE PREDICTIONS.</w:t>
+      </w:r>
+      <w:r>
+        <w:rPr>
+          <w:rFonts w:ascii="Cambria" w:hAnsi="Cambria"/>
+          <w:sz w:val="20"/>
+          <w:szCs w:val="20"/>
         </w:rPr>
         <w:br/>
-        <w:t>Steps include:</w:t>
+        <w:t>STEPS INCLUDE:</w:t>
       </w:r>
     </w:p>
     <w:p>
@@ -183,15 +218,19 @@
           <w:numId w:val="8"/>
         </w:numPr>
         <w:rPr>
-          <w:rFonts w:ascii="Cambria Math" w:hAnsi="Cambria Math"/>
-        </w:rPr>
-      </w:pPr>
-      <w:r>
-        <w:rPr>
-          <w:rStyle w:val="Strong"/>
-          <w:rFonts w:ascii="Cambria Math" w:hAnsi="Cambria Math"/>
-        </w:rPr>
-        <w:t>Defining the Problem</w:t>
+          <w:rFonts w:ascii="Cambria" w:hAnsi="Cambria"/>
+          <w:sz w:val="20"/>
+          <w:szCs w:val="20"/>
+        </w:rPr>
+      </w:pPr>
+      <w:r>
+        <w:rPr>
+          <w:rStyle w:val="Strong"/>
+          <w:rFonts w:ascii="Cambria" w:hAnsi="Cambria"/>
+          <w:sz w:val="20"/>
+          <w:szCs w:val="20"/>
+        </w:rPr>
+        <w:t>DEFINING THE PROBLEM</w:t>
       </w:r>
     </w:p>
     <w:p>
@@ -202,21 +241,27 @@
           <w:numId w:val="8"/>
         </w:numPr>
         <w:rPr>
-          <w:rFonts w:ascii="Cambria Math" w:hAnsi="Cambria Math"/>
-        </w:rPr>
-      </w:pPr>
-      <w:r>
-        <w:rPr>
-          <w:rStyle w:val="Strong"/>
-          <w:rFonts w:ascii="Cambria Math" w:hAnsi="Cambria Math"/>
-        </w:rPr>
-        <w:t>Using Existing Data</w:t>
-      </w:r>
-      <w:r>
-        <w:rPr>
-          <w:rFonts w:ascii="Cambria Math" w:hAnsi="Cambria Math"/>
-        </w:rPr>
-        <w:t xml:space="preserve"> (structured, unstructured, static, or time series)</w:t>
+          <w:rFonts w:ascii="Cambria" w:hAnsi="Cambria"/>
+          <w:sz w:val="20"/>
+          <w:szCs w:val="20"/>
+        </w:rPr>
+      </w:pPr>
+      <w:r>
+        <w:rPr>
+          <w:rStyle w:val="Strong"/>
+          <w:rFonts w:ascii="Cambria" w:hAnsi="Cambria"/>
+          <w:sz w:val="20"/>
+          <w:szCs w:val="20"/>
+        </w:rPr>
+        <w:t>USING EXISTING DATA</w:t>
+      </w:r>
+      <w:r>
+        <w:rPr>
+          <w:rFonts w:ascii="Cambria" w:hAnsi="Cambria"/>
+          <w:sz w:val="20"/>
+          <w:szCs w:val="20"/>
+        </w:rPr>
+        <w:t xml:space="preserve"> (STRUCTURED, UNSTRUCTURED, STATIC, OR TIME SERIES)</w:t>
       </w:r>
     </w:p>
     <w:p>
@@ -227,21 +272,27 @@
           <w:numId w:val="8"/>
         </w:numPr>
         <w:rPr>
-          <w:rFonts w:ascii="Cambria Math" w:hAnsi="Cambria Math"/>
-        </w:rPr>
-      </w:pPr>
-      <w:r>
-        <w:rPr>
-          <w:rStyle w:val="Strong"/>
-          <w:rFonts w:ascii="Cambria Math" w:hAnsi="Cambria Math"/>
-        </w:rPr>
-        <w:t>Evaluating Success Criteria</w:t>
-      </w:r>
-      <w:r>
-        <w:rPr>
-          <w:rFonts w:ascii="Cambria Math" w:hAnsi="Cambria Math"/>
-        </w:rPr>
-        <w:t xml:space="preserve"> (deciding what a “good” model means)</w:t>
+          <w:rFonts w:ascii="Cambria" w:hAnsi="Cambria"/>
+          <w:sz w:val="20"/>
+          <w:szCs w:val="20"/>
+        </w:rPr>
+      </w:pPr>
+      <w:r>
+        <w:rPr>
+          <w:rStyle w:val="Strong"/>
+          <w:rFonts w:ascii="Cambria" w:hAnsi="Cambria"/>
+          <w:sz w:val="20"/>
+          <w:szCs w:val="20"/>
+        </w:rPr>
+        <w:t>EVALUATING SUCCESS CRITERIA</w:t>
+      </w:r>
+      <w:r>
+        <w:rPr>
+          <w:rFonts w:ascii="Cambria" w:hAnsi="Cambria"/>
+          <w:sz w:val="20"/>
+          <w:szCs w:val="20"/>
+        </w:rPr>
+        <w:t xml:space="preserve"> (DECIDING WHAT A “GOOD” MODEL MEANS)</w:t>
       </w:r>
     </w:p>
     <w:p>
@@ -252,21 +303,27 @@
           <w:numId w:val="8"/>
         </w:numPr>
         <w:rPr>
-          <w:rFonts w:ascii="Cambria Math" w:hAnsi="Cambria Math"/>
-        </w:rPr>
-      </w:pPr>
-      <w:r>
-        <w:rPr>
-          <w:rStyle w:val="Strong"/>
-          <w:rFonts w:ascii="Cambria Math" w:hAnsi="Cambria Math"/>
-        </w:rPr>
-        <w:t>Feature Selection</w:t>
-      </w:r>
-      <w:r>
-        <w:rPr>
-          <w:rFonts w:ascii="Cambria Math" w:hAnsi="Cambria Math"/>
-        </w:rPr>
-        <w:t xml:space="preserve"> (choosing useful variables)</w:t>
+          <w:rFonts w:ascii="Cambria" w:hAnsi="Cambria"/>
+          <w:sz w:val="20"/>
+          <w:szCs w:val="20"/>
+        </w:rPr>
+      </w:pPr>
+      <w:r>
+        <w:rPr>
+          <w:rStyle w:val="Strong"/>
+          <w:rFonts w:ascii="Cambria" w:hAnsi="Cambria"/>
+          <w:sz w:val="20"/>
+          <w:szCs w:val="20"/>
+        </w:rPr>
+        <w:t>FEATURE SELECTION</w:t>
+      </w:r>
+      <w:r>
+        <w:rPr>
+          <w:rFonts w:ascii="Cambria" w:hAnsi="Cambria"/>
+          <w:sz w:val="20"/>
+          <w:szCs w:val="20"/>
+        </w:rPr>
+        <w:t xml:space="preserve"> (CHOOSING USEFUL VARIABLES)</w:t>
       </w:r>
     </w:p>
     <w:p>
@@ -277,21 +334,27 @@
           <w:numId w:val="8"/>
         </w:numPr>
         <w:rPr>
-          <w:rFonts w:ascii="Cambria Math" w:hAnsi="Cambria Math"/>
-        </w:rPr>
-      </w:pPr>
-      <w:r>
-        <w:rPr>
-          <w:rStyle w:val="Strong"/>
-          <w:rFonts w:ascii="Cambria Math" w:hAnsi="Cambria Math"/>
-        </w:rPr>
-        <w:t>Model Determination</w:t>
-      </w:r>
-      <w:r>
-        <w:rPr>
-          <w:rFonts w:ascii="Cambria Math" w:hAnsi="Cambria Math"/>
-        </w:rPr>
-        <w:t xml:space="preserve"> (picking the right algorithm)</w:t>
+          <w:rFonts w:ascii="Cambria" w:hAnsi="Cambria"/>
+          <w:sz w:val="20"/>
+          <w:szCs w:val="20"/>
+        </w:rPr>
+      </w:pPr>
+      <w:r>
+        <w:rPr>
+          <w:rStyle w:val="Strong"/>
+          <w:rFonts w:ascii="Cambria" w:hAnsi="Cambria"/>
+          <w:sz w:val="20"/>
+          <w:szCs w:val="20"/>
+        </w:rPr>
+        <w:t>MODEL DETERMINATION</w:t>
+      </w:r>
+      <w:r>
+        <w:rPr>
+          <w:rFonts w:ascii="Cambria" w:hAnsi="Cambria"/>
+          <w:sz w:val="20"/>
+          <w:szCs w:val="20"/>
+        </w:rPr>
+        <w:t xml:space="preserve"> (PICKING THE RIGHT ALGORITHM)</w:t>
       </w:r>
     </w:p>
     <w:p>
@@ -302,58 +365,69 @@
           <w:numId w:val="8"/>
         </w:numPr>
         <w:rPr>
-          <w:rFonts w:ascii="Cambria Math" w:hAnsi="Cambria Math"/>
-        </w:rPr>
-      </w:pPr>
-      <w:r>
-        <w:rPr>
-          <w:rStyle w:val="Strong"/>
-          <w:rFonts w:ascii="Cambria Math" w:hAnsi="Cambria Math"/>
-        </w:rPr>
-        <w:t>Iteration</w:t>
-      </w:r>
-      <w:r>
-        <w:rPr>
-          <w:rFonts w:ascii="Cambria Math" w:hAnsi="Cambria Math"/>
-        </w:rPr>
-        <w:t xml:space="preserve"> (repeating until performance improves)</w:t>
+          <w:rFonts w:ascii="Cambria" w:hAnsi="Cambria"/>
+          <w:sz w:val="20"/>
+          <w:szCs w:val="20"/>
+        </w:rPr>
+      </w:pPr>
+      <w:r>
+        <w:rPr>
+          <w:rStyle w:val="Strong"/>
+          <w:rFonts w:ascii="Cambria" w:hAnsi="Cambria"/>
+          <w:sz w:val="20"/>
+          <w:szCs w:val="20"/>
+        </w:rPr>
+        <w:t>ITERATION</w:t>
+      </w:r>
+      <w:r>
+        <w:rPr>
+          <w:rFonts w:ascii="Cambria" w:hAnsi="Cambria"/>
+          <w:sz w:val="20"/>
+          <w:szCs w:val="20"/>
+        </w:rPr>
+        <w:t xml:space="preserve"> (REPEATING UNTIL PERFORMANCE IMPROVES)</w:t>
       </w:r>
     </w:p>
     <w:p>
       <w:pPr>
         <w:pStyle w:val="NormalWeb"/>
         <w:rPr>
-          <w:rFonts w:ascii="Cambria Math" w:hAnsi="Cambria Math"/>
-        </w:rPr>
-      </w:pPr>
-      <w:r>
-        <w:rPr>
-          <w:rFonts w:ascii="Cambria Math" w:hAnsi="Cambria Math"/>
+          <w:rFonts w:ascii="Cambria" w:hAnsi="Cambria"/>
+          <w:sz w:val="20"/>
+          <w:szCs w:val="20"/>
+        </w:rPr>
+      </w:pPr>
+      <w:r>
+        <w:rPr>
+          <w:rFonts w:ascii="Cambria" w:hAnsi="Cambria"/>
+          <w:sz w:val="20"/>
+          <w:szCs w:val="20"/>
         </w:rPr>
         <w:t xml:space="preserve"> </w:t>
       </w:r>
       <w:r>
         <w:rPr>
-          <w:rFonts w:ascii="Cambria Math" w:hAnsi="Cambria Math"/>
+          <w:rFonts w:ascii="Cambria" w:hAnsi="Cambria"/>
+          <w:sz w:val="20"/>
+          <w:szCs w:val="20"/>
         </w:rPr>
         <w:tab/>
-      </w:r>
-      <w:r>
-        <w:rPr>
-          <w:rFonts w:ascii="Cambria Math" w:hAnsi="Cambria Math"/>
-        </w:rPr>
-        <w:t xml:space="preserve">All of these steps work in a </w:t>
-      </w:r>
-      <w:r>
-        <w:rPr>
-          <w:rStyle w:val="Strong"/>
-          <w:rFonts w:ascii="Cambria Math" w:hAnsi="Cambria Math"/>
-        </w:rPr>
-        <w:t>feedback loop mechanism</w:t>
-      </w:r>
-      <w:r>
-        <w:rPr>
-          <w:rFonts w:ascii="Cambria Math" w:hAnsi="Cambria Math"/>
+        <w:t xml:space="preserve">ALL OF THESE STEP WORK IN A </w:t>
+      </w:r>
+      <w:r>
+        <w:rPr>
+          <w:rStyle w:val="Strong"/>
+          <w:rFonts w:ascii="Cambria" w:hAnsi="Cambria"/>
+          <w:sz w:val="20"/>
+          <w:szCs w:val="20"/>
+        </w:rPr>
+        <w:t>FEEDBACK LOOP MECHANISM</w:t>
+      </w:r>
+      <w:r>
+        <w:rPr>
+          <w:rFonts w:ascii="Cambria" w:hAnsi="Cambria"/>
+          <w:sz w:val="20"/>
+          <w:szCs w:val="20"/>
         </w:rPr>
         <w:t>.</w:t>
       </w:r>
@@ -366,17 +440,18 @@
           <w:numId w:val="20"/>
         </w:numPr>
         <w:rPr>
-          <w:rFonts w:ascii="Cambria Math" w:hAnsi="Cambria Math"/>
-        </w:rPr>
-      </w:pPr>
-      <w:r>
-        <w:rPr>
-          <w:rStyle w:val="Strong"/>
-          <w:rFonts w:ascii="Cambria Math" w:hAnsi="Cambria Math"/>
+          <w:rFonts w:ascii="Cambria" w:hAnsi="Cambria"/>
+        </w:rPr>
+      </w:pPr>
+      <w:r>
+        <w:rPr>
+          <w:rStyle w:val="Strong"/>
+          <w:rFonts w:ascii="Cambria" w:hAnsi="Cambria"/>
           <w:b w:val="0"/>
           <w:bCs w:val="0"/>
-        </w:rPr>
-        <w:t>Step 1: Problem Definition</w:t>
+          <w:caps w:val="0"/>
+        </w:rPr>
+        <w:t>STEP 1: PROBLEM DEFINITION</w:t>
       </w:r>
     </w:p>
     <w:p>
@@ -387,21 +462,27 @@
           <w:numId w:val="9"/>
         </w:numPr>
         <w:rPr>
-          <w:rFonts w:ascii="Cambria Math" w:hAnsi="Cambria Math"/>
-        </w:rPr>
-      </w:pPr>
-      <w:r>
-        <w:rPr>
-          <w:rStyle w:val="Strong"/>
-          <w:rFonts w:ascii="Cambria Math" w:hAnsi="Cambria Math"/>
-        </w:rPr>
-        <w:t>Supervised Learning</w:t>
-      </w:r>
-      <w:r>
-        <w:rPr>
-          <w:rFonts w:ascii="Cambria Math" w:hAnsi="Cambria Math"/>
-        </w:rPr>
-        <w:t xml:space="preserve"> → Classification, Regression</w:t>
+          <w:rFonts w:ascii="Cambria" w:hAnsi="Cambria"/>
+          <w:sz w:val="20"/>
+          <w:szCs w:val="20"/>
+        </w:rPr>
+      </w:pPr>
+      <w:r>
+        <w:rPr>
+          <w:rStyle w:val="Strong"/>
+          <w:rFonts w:ascii="Cambria" w:hAnsi="Cambria"/>
+          <w:sz w:val="20"/>
+          <w:szCs w:val="20"/>
+        </w:rPr>
+        <w:t>SUPERVISED LEARNING</w:t>
+      </w:r>
+      <w:r>
+        <w:rPr>
+          <w:rFonts w:ascii="Cambria" w:hAnsi="Cambria"/>
+          <w:sz w:val="20"/>
+          <w:szCs w:val="20"/>
+        </w:rPr>
+        <w:t xml:space="preserve"> → CLASSIFICATION, REGRESSION</w:t>
       </w:r>
     </w:p>
     <w:p>
@@ -412,21 +493,27 @@
           <w:numId w:val="9"/>
         </w:numPr>
         <w:rPr>
-          <w:rFonts w:ascii="Cambria Math" w:hAnsi="Cambria Math"/>
-        </w:rPr>
-      </w:pPr>
-      <w:r>
-        <w:rPr>
-          <w:rStyle w:val="Strong"/>
-          <w:rFonts w:ascii="Cambria Math" w:hAnsi="Cambria Math"/>
-        </w:rPr>
-        <w:t>Unsupervised Learning</w:t>
-      </w:r>
-      <w:r>
-        <w:rPr>
-          <w:rFonts w:ascii="Cambria Math" w:hAnsi="Cambria Math"/>
-        </w:rPr>
-        <w:t xml:space="preserve"> → Clustering</w:t>
+          <w:rFonts w:ascii="Cambria" w:hAnsi="Cambria"/>
+          <w:sz w:val="20"/>
+          <w:szCs w:val="20"/>
+        </w:rPr>
+      </w:pPr>
+      <w:r>
+        <w:rPr>
+          <w:rStyle w:val="Strong"/>
+          <w:rFonts w:ascii="Cambria" w:hAnsi="Cambria"/>
+          <w:sz w:val="20"/>
+          <w:szCs w:val="20"/>
+        </w:rPr>
+        <w:t>UNSUPERVISED LEARNING</w:t>
+      </w:r>
+      <w:r>
+        <w:rPr>
+          <w:rFonts w:ascii="Cambria" w:hAnsi="Cambria"/>
+          <w:sz w:val="20"/>
+          <w:szCs w:val="20"/>
+        </w:rPr>
+        <w:t xml:space="preserve"> → CLUSTERING</w:t>
       </w:r>
     </w:p>
     <w:p>
@@ -437,21 +524,27 @@
           <w:numId w:val="9"/>
         </w:numPr>
         <w:rPr>
-          <w:rFonts w:ascii="Cambria Math" w:hAnsi="Cambria Math"/>
-        </w:rPr>
-      </w:pPr>
-      <w:r>
-        <w:rPr>
-          <w:rStyle w:val="Strong"/>
-          <w:rFonts w:ascii="Cambria Math" w:hAnsi="Cambria Math"/>
-        </w:rPr>
-        <w:t>Transfer Learning</w:t>
-      </w:r>
-      <w:r>
-        <w:rPr>
-          <w:rFonts w:ascii="Cambria Math" w:hAnsi="Cambria Math"/>
-        </w:rPr>
-        <w:t xml:space="preserve"> → Using a pre-trained model for a related task (saves time, improves performance).</w:t>
+          <w:rFonts w:ascii="Cambria" w:hAnsi="Cambria"/>
+          <w:sz w:val="20"/>
+          <w:szCs w:val="20"/>
+        </w:rPr>
+      </w:pPr>
+      <w:r>
+        <w:rPr>
+          <w:rStyle w:val="Strong"/>
+          <w:rFonts w:ascii="Cambria" w:hAnsi="Cambria"/>
+          <w:sz w:val="20"/>
+          <w:szCs w:val="20"/>
+        </w:rPr>
+        <w:t>TRANSFER LEARNING</w:t>
+      </w:r>
+      <w:r>
+        <w:rPr>
+          <w:rFonts w:ascii="Cambria" w:hAnsi="Cambria"/>
+          <w:sz w:val="20"/>
+          <w:szCs w:val="20"/>
+        </w:rPr>
+        <w:t xml:space="preserve"> → USING A PRE-TRAINED MODEL FOR A RELATED TASK (SAVES TIME, IMPROVES PERFORMANCE).</w:t>
       </w:r>
     </w:p>
     <w:p>
@@ -462,21 +555,27 @@
           <w:numId w:val="9"/>
         </w:numPr>
         <w:rPr>
-          <w:rFonts w:ascii="Cambria Math" w:hAnsi="Cambria Math"/>
-        </w:rPr>
-      </w:pPr>
-      <w:r>
-        <w:rPr>
-          <w:rStyle w:val="Strong"/>
-          <w:rFonts w:ascii="Cambria Math" w:hAnsi="Cambria Math"/>
-        </w:rPr>
-        <w:t>Reinforcement Learning</w:t>
-      </w:r>
-      <w:r>
-        <w:rPr>
-          <w:rFonts w:ascii="Cambria Math" w:hAnsi="Cambria Math"/>
-        </w:rPr>
-        <w:t xml:space="preserve"> → Learning through rules, rewards, and penalties.</w:t>
+          <w:rFonts w:ascii="Cambria" w:hAnsi="Cambria"/>
+          <w:sz w:val="20"/>
+          <w:szCs w:val="20"/>
+        </w:rPr>
+      </w:pPr>
+      <w:r>
+        <w:rPr>
+          <w:rStyle w:val="Strong"/>
+          <w:rFonts w:ascii="Cambria" w:hAnsi="Cambria"/>
+          <w:sz w:val="20"/>
+          <w:szCs w:val="20"/>
+        </w:rPr>
+        <w:t>REINFORCEMENT LEARNING</w:t>
+      </w:r>
+      <w:r>
+        <w:rPr>
+          <w:rFonts w:ascii="Cambria" w:hAnsi="Cambria"/>
+          <w:sz w:val="20"/>
+          <w:szCs w:val="20"/>
+        </w:rPr>
+        <w:t xml:space="preserve"> → LEARNING THROUGH RULES, REWARDS, AND PENALTIES.</w:t>
       </w:r>
     </w:p>
     <w:p>
@@ -487,17 +586,18 @@
           <w:numId w:val="20"/>
         </w:numPr>
         <w:rPr>
-          <w:rFonts w:ascii="Cambria Math" w:hAnsi="Cambria Math"/>
-        </w:rPr>
-      </w:pPr>
-      <w:r>
-        <w:rPr>
-          <w:rStyle w:val="Strong"/>
-          <w:rFonts w:ascii="Cambria Math" w:hAnsi="Cambria Math"/>
+          <w:rFonts w:ascii="Cambria" w:hAnsi="Cambria"/>
+        </w:rPr>
+      </w:pPr>
+      <w:r>
+        <w:rPr>
+          <w:rStyle w:val="Strong"/>
+          <w:rFonts w:ascii="Cambria" w:hAnsi="Cambria"/>
           <w:b w:val="0"/>
           <w:bCs w:val="0"/>
-        </w:rPr>
-        <w:t>Step 2: Data</w:t>
+          <w:caps w:val="0"/>
+        </w:rPr>
+        <w:t>STEP 2: DATA</w:t>
       </w:r>
     </w:p>
     <w:p>
@@ -508,21 +608,27 @@
           <w:numId w:val="10"/>
         </w:numPr>
         <w:rPr>
-          <w:rFonts w:ascii="Cambria Math" w:hAnsi="Cambria Math"/>
-        </w:rPr>
-      </w:pPr>
-      <w:r>
-        <w:rPr>
-          <w:rStyle w:val="Strong"/>
-          <w:rFonts w:ascii="Cambria Math" w:hAnsi="Cambria Math"/>
-        </w:rPr>
-        <w:t>Structured/Static Data</w:t>
-      </w:r>
-      <w:r>
-        <w:rPr>
-          <w:rFonts w:ascii="Cambria Math" w:hAnsi="Cambria Math"/>
-        </w:rPr>
-        <w:t xml:space="preserve"> → e.g., patient records in a hospital.</w:t>
+          <w:rFonts w:ascii="Cambria" w:hAnsi="Cambria"/>
+          <w:sz w:val="20"/>
+          <w:szCs w:val="20"/>
+        </w:rPr>
+      </w:pPr>
+      <w:r>
+        <w:rPr>
+          <w:rStyle w:val="Strong"/>
+          <w:rFonts w:ascii="Cambria" w:hAnsi="Cambria"/>
+          <w:sz w:val="20"/>
+          <w:szCs w:val="20"/>
+        </w:rPr>
+        <w:t>STRUCTURED/STATIC DATA</w:t>
+      </w:r>
+      <w:r>
+        <w:rPr>
+          <w:rFonts w:ascii="Cambria" w:hAnsi="Cambria"/>
+          <w:sz w:val="20"/>
+          <w:szCs w:val="20"/>
+        </w:rPr>
+        <w:t xml:space="preserve"> → E.G., PATIENT RECORDS IN A HOSPITAL.</w:t>
       </w:r>
     </w:p>
     <w:p>
@@ -533,21 +639,27 @@
           <w:numId w:val="10"/>
         </w:numPr>
         <w:rPr>
-          <w:rFonts w:ascii="Cambria Math" w:hAnsi="Cambria Math"/>
-        </w:rPr>
-      </w:pPr>
-      <w:r>
-        <w:rPr>
-          <w:rStyle w:val="Strong"/>
-          <w:rFonts w:ascii="Cambria Math" w:hAnsi="Cambria Math"/>
-        </w:rPr>
-        <w:t>Unstructured Data</w:t>
-      </w:r>
-      <w:r>
-        <w:rPr>
-          <w:rFonts w:ascii="Cambria Math" w:hAnsi="Cambria Math"/>
-        </w:rPr>
-        <w:t xml:space="preserve"> → e.g., pictures, audio files.</w:t>
+          <w:rFonts w:ascii="Cambria" w:hAnsi="Cambria"/>
+          <w:sz w:val="20"/>
+          <w:szCs w:val="20"/>
+        </w:rPr>
+      </w:pPr>
+      <w:r>
+        <w:rPr>
+          <w:rStyle w:val="Strong"/>
+          <w:rFonts w:ascii="Cambria" w:hAnsi="Cambria"/>
+          <w:sz w:val="20"/>
+          <w:szCs w:val="20"/>
+        </w:rPr>
+        <w:t>UNSTRUCTURED DATA</w:t>
+      </w:r>
+      <w:r>
+        <w:rPr>
+          <w:rFonts w:ascii="Cambria" w:hAnsi="Cambria"/>
+          <w:sz w:val="20"/>
+          <w:szCs w:val="20"/>
+        </w:rPr>
+        <w:t xml:space="preserve"> → E.G., PICTURES, AUDIO FILES.</w:t>
       </w:r>
     </w:p>
     <w:p>
@@ -558,21 +670,27 @@
           <w:numId w:val="10"/>
         </w:numPr>
         <w:rPr>
-          <w:rFonts w:ascii="Cambria Math" w:hAnsi="Cambria Math"/>
-        </w:rPr>
-      </w:pPr>
-      <w:r>
-        <w:rPr>
-          <w:rStyle w:val="Strong"/>
-          <w:rFonts w:ascii="Cambria Math" w:hAnsi="Cambria Math"/>
-        </w:rPr>
-        <w:t>Time Series Data</w:t>
-      </w:r>
-      <w:r>
-        <w:rPr>
-          <w:rFonts w:ascii="Cambria Math" w:hAnsi="Cambria Math"/>
-        </w:rPr>
-        <w:t xml:space="preserve"> → e.g., stock market data or values plotted over time.</w:t>
+          <w:rFonts w:ascii="Cambria" w:hAnsi="Cambria"/>
+          <w:sz w:val="20"/>
+          <w:szCs w:val="20"/>
+        </w:rPr>
+      </w:pPr>
+      <w:r>
+        <w:rPr>
+          <w:rStyle w:val="Strong"/>
+          <w:rFonts w:ascii="Cambria" w:hAnsi="Cambria"/>
+          <w:sz w:val="20"/>
+          <w:szCs w:val="20"/>
+        </w:rPr>
+        <w:t>TIME SERIES DATA</w:t>
+      </w:r>
+      <w:r>
+        <w:rPr>
+          <w:rFonts w:ascii="Cambria" w:hAnsi="Cambria"/>
+          <w:sz w:val="20"/>
+          <w:szCs w:val="20"/>
+        </w:rPr>
+        <w:t xml:space="preserve"> → E.G., STOCK MARKET DATA OR VALUES PLOTTED OVER TIME.</w:t>
       </w:r>
     </w:p>
     <w:p>
@@ -583,17 +701,18 @@
           <w:numId w:val="22"/>
         </w:numPr>
         <w:rPr>
-          <w:rFonts w:ascii="Cambria Math" w:hAnsi="Cambria Math"/>
+          <w:rFonts w:ascii="Cambria" w:hAnsi="Cambria"/>
           <w:bCs/>
         </w:rPr>
       </w:pPr>
       <w:r>
         <w:rPr>
           <w:rStyle w:val="Strong"/>
-          <w:rFonts w:ascii="Cambria Math" w:hAnsi="Cambria Math"/>
+          <w:rFonts w:ascii="Cambria" w:hAnsi="Cambria"/>
           <w:b w:val="0"/>
-        </w:rPr>
-        <w:t>Tools &amp; Libraries for Data Work</w:t>
+          <w:caps w:val="0"/>
+        </w:rPr>
+        <w:t>TOOLS &amp; LIBRARIES FOR DATA WORK</w:t>
       </w:r>
     </w:p>
     <w:p>
@@ -605,31 +724,39 @@
         </w:numPr>
         <w:rPr>
           <w:rStyle w:val="Strong"/>
-          <w:rFonts w:ascii="Cambria Math" w:hAnsi="Cambria Math"/>
+          <w:rFonts w:ascii="Cambria" w:hAnsi="Cambria"/>
           <w:b w:val="0"/>
           <w:bCs w:val="0"/>
-        </w:rPr>
-      </w:pPr>
-      <w:r>
-        <w:rPr>
-          <w:rStyle w:val="Strong"/>
-          <w:rFonts w:ascii="Cambria Math" w:hAnsi="Cambria Math"/>
+          <w:sz w:val="20"/>
+          <w:szCs w:val="20"/>
+        </w:rPr>
+      </w:pPr>
+      <w:r>
+        <w:rPr>
+          <w:rStyle w:val="Strong"/>
+          <w:rFonts w:ascii="Cambria" w:hAnsi="Cambria"/>
+          <w:sz w:val="20"/>
+          <w:szCs w:val="20"/>
           <w:lang w:val="en-US"/>
         </w:rPr>
-        <w:t xml:space="preserve">Anaconda </w:t>
-      </w:r>
-      <w:r>
-        <w:rPr>
-          <w:rFonts w:ascii="Cambria Math" w:hAnsi="Cambria Math"/>
+        <w:t xml:space="preserve">ANACONDA </w:t>
+      </w:r>
+      <w:r>
+        <w:rPr>
+          <w:rFonts w:ascii="Cambria" w:hAnsi="Cambria"/>
+          <w:sz w:val="20"/>
+          <w:szCs w:val="20"/>
         </w:rPr>
         <w:t>→</w:t>
       </w:r>
       <w:r>
         <w:rPr>
-          <w:rFonts w:ascii="Cambria Math" w:hAnsi="Cambria Math"/>
+          <w:rFonts w:ascii="Cambria" w:hAnsi="Cambria"/>
+          <w:sz w:val="20"/>
+          <w:szCs w:val="20"/>
           <w:lang w:val="en-US"/>
         </w:rPr>
-        <w:t xml:space="preserve"> apply the whole framework.</w:t>
+        <w:t xml:space="preserve"> APPLY THE WHOLE FRAMEWORK.</w:t>
       </w:r>
     </w:p>
     <w:p>
@@ -640,21 +767,27 @@
           <w:numId w:val="11"/>
         </w:numPr>
         <w:rPr>
-          <w:rFonts w:ascii="Cambria Math" w:hAnsi="Cambria Math"/>
-        </w:rPr>
-      </w:pPr>
-      <w:r>
-        <w:rPr>
-          <w:rStyle w:val="Strong"/>
-          <w:rFonts w:ascii="Cambria Math" w:hAnsi="Cambria Math"/>
-        </w:rPr>
-        <w:t>Jupyter Notebook</w:t>
-      </w:r>
-      <w:r>
-        <w:rPr>
-          <w:rFonts w:ascii="Cambria Math" w:hAnsi="Cambria Math"/>
-        </w:rPr>
-        <w:t xml:space="preserve"> → for visualization and coding.</w:t>
+          <w:rFonts w:ascii="Cambria" w:hAnsi="Cambria"/>
+          <w:sz w:val="20"/>
+          <w:szCs w:val="20"/>
+        </w:rPr>
+      </w:pPr>
+      <w:r>
+        <w:rPr>
+          <w:rStyle w:val="Strong"/>
+          <w:rFonts w:ascii="Cambria" w:hAnsi="Cambria"/>
+          <w:sz w:val="20"/>
+          <w:szCs w:val="20"/>
+        </w:rPr>
+        <w:t>JUPYTER NOTEBOOK</w:t>
+      </w:r>
+      <w:r>
+        <w:rPr>
+          <w:rFonts w:ascii="Cambria" w:hAnsi="Cambria"/>
+          <w:sz w:val="20"/>
+          <w:szCs w:val="20"/>
+        </w:rPr>
+        <w:t xml:space="preserve"> → FOR VISUALIZATION AND CODING.</w:t>
       </w:r>
     </w:p>
     <w:p>
@@ -665,29 +798,37 @@
           <w:numId w:val="11"/>
         </w:numPr>
         <w:rPr>
-          <w:rFonts w:ascii="Cambria Math" w:hAnsi="Cambria Math"/>
-        </w:rPr>
-      </w:pPr>
-      <w:r>
-        <w:rPr>
-          <w:rStyle w:val="Strong"/>
-          <w:rFonts w:ascii="Cambria Math" w:hAnsi="Cambria Math"/>
+          <w:rFonts w:ascii="Cambria" w:hAnsi="Cambria"/>
+          <w:sz w:val="20"/>
+          <w:szCs w:val="20"/>
+        </w:rPr>
+      </w:pPr>
+      <w:r>
+        <w:rPr>
+          <w:rStyle w:val="Strong"/>
+          <w:rFonts w:ascii="Cambria" w:hAnsi="Cambria"/>
+          <w:sz w:val="20"/>
+          <w:szCs w:val="20"/>
           <w:lang w:val="en-US"/>
         </w:rPr>
-        <w:t xml:space="preserve">NumPy </w:t>
-      </w:r>
-      <w:r>
-        <w:rPr>
-          <w:rFonts w:ascii="Cambria Math" w:hAnsi="Cambria Math"/>
+        <w:t xml:space="preserve">NUMPY </w:t>
+      </w:r>
+      <w:r>
+        <w:rPr>
+          <w:rFonts w:ascii="Cambria" w:hAnsi="Cambria"/>
+          <w:sz w:val="20"/>
+          <w:szCs w:val="20"/>
         </w:rPr>
         <w:t>→</w:t>
       </w:r>
       <w:r>
         <w:rPr>
-          <w:rFonts w:ascii="Cambria Math" w:hAnsi="Cambria Math"/>
+          <w:rFonts w:ascii="Cambria" w:hAnsi="Cambria"/>
+          <w:sz w:val="20"/>
+          <w:szCs w:val="20"/>
           <w:lang w:val="en-US"/>
         </w:rPr>
-        <w:t xml:space="preserve"> for data evaluation.</w:t>
+        <w:t xml:space="preserve"> FOR DATA EVALUATION.</w:t>
       </w:r>
     </w:p>
     <w:p>
@@ -698,21 +839,27 @@
           <w:numId w:val="11"/>
         </w:numPr>
         <w:rPr>
-          <w:rFonts w:ascii="Cambria Math" w:hAnsi="Cambria Math"/>
-        </w:rPr>
-      </w:pPr>
-      <w:r>
-        <w:rPr>
-          <w:rStyle w:val="Strong"/>
-          <w:rFonts w:ascii="Cambria Math" w:hAnsi="Cambria Math"/>
-        </w:rPr>
-        <w:t>Pandas</w:t>
-      </w:r>
-      <w:r>
-        <w:rPr>
-          <w:rFonts w:ascii="Cambria Math" w:hAnsi="Cambria Math"/>
-        </w:rPr>
-        <w:t xml:space="preserve"> → for analyzing datasets.</w:t>
+          <w:rFonts w:ascii="Cambria" w:hAnsi="Cambria"/>
+          <w:sz w:val="20"/>
+          <w:szCs w:val="20"/>
+        </w:rPr>
+      </w:pPr>
+      <w:r>
+        <w:rPr>
+          <w:rStyle w:val="Strong"/>
+          <w:rFonts w:ascii="Cambria" w:hAnsi="Cambria"/>
+          <w:sz w:val="20"/>
+          <w:szCs w:val="20"/>
+        </w:rPr>
+        <w:t>PANDAS</w:t>
+      </w:r>
+      <w:r>
+        <w:rPr>
+          <w:rFonts w:ascii="Cambria" w:hAnsi="Cambria"/>
+          <w:sz w:val="20"/>
+          <w:szCs w:val="20"/>
+        </w:rPr>
+        <w:t xml:space="preserve"> → FOR ANALYZING DATASETS.</w:t>
       </w:r>
     </w:p>
     <w:p>
@@ -723,21 +870,27 @@
           <w:numId w:val="11"/>
         </w:numPr>
         <w:rPr>
-          <w:rFonts w:ascii="Cambria Math" w:hAnsi="Cambria Math"/>
-        </w:rPr>
-      </w:pPr>
-      <w:r>
-        <w:rPr>
-          <w:rStyle w:val="Strong"/>
-          <w:rFonts w:ascii="Cambria Math" w:hAnsi="Cambria Math"/>
-        </w:rPr>
-        <w:t>Matplotlib</w:t>
-      </w:r>
-      <w:r>
-        <w:rPr>
-          <w:rFonts w:ascii="Cambria Math" w:hAnsi="Cambria Math"/>
-        </w:rPr>
-        <w:t xml:space="preserve"> → for plotting data.</w:t>
+          <w:rFonts w:ascii="Cambria" w:hAnsi="Cambria"/>
+          <w:sz w:val="20"/>
+          <w:szCs w:val="20"/>
+        </w:rPr>
+      </w:pPr>
+      <w:r>
+        <w:rPr>
+          <w:rStyle w:val="Strong"/>
+          <w:rFonts w:ascii="Cambria" w:hAnsi="Cambria"/>
+          <w:sz w:val="20"/>
+          <w:szCs w:val="20"/>
+        </w:rPr>
+        <w:t>MATPLOTLIB</w:t>
+      </w:r>
+      <w:r>
+        <w:rPr>
+          <w:rFonts w:ascii="Cambria" w:hAnsi="Cambria"/>
+          <w:sz w:val="20"/>
+          <w:szCs w:val="20"/>
+        </w:rPr>
+        <w:t xml:space="preserve"> → FOR PLOTTING DATA.</w:t>
       </w:r>
     </w:p>
     <w:p>
@@ -748,22 +901,28 @@
           <w:numId w:val="11"/>
         </w:numPr>
         <w:rPr>
-          <w:rFonts w:ascii="Cambria Math" w:hAnsi="Cambria Math"/>
-        </w:rPr>
-      </w:pPr>
-      <w:r>
-        <w:rPr>
-          <w:rStyle w:val="Strong"/>
-          <w:rFonts w:ascii="Cambria Math" w:hAnsi="Cambria Math"/>
+          <w:rFonts w:ascii="Cambria" w:hAnsi="Cambria"/>
+          <w:sz w:val="20"/>
+          <w:szCs w:val="20"/>
+        </w:rPr>
+      </w:pPr>
+      <w:r>
+        <w:rPr>
+          <w:rStyle w:val="Strong"/>
+          <w:rFonts w:ascii="Cambria" w:hAnsi="Cambria"/>
+          <w:sz w:val="20"/>
+          <w:szCs w:val="20"/>
           <w:lang w:val="en-US"/>
         </w:rPr>
-        <w:t xml:space="preserve">PyTorch </w:t>
-      </w:r>
-      <w:r>
-        <w:rPr>
-          <w:rFonts w:ascii="Cambria Math" w:hAnsi="Cambria Math"/>
-        </w:rPr>
-        <w:t>→ for training and deploying ML models.</w:t>
+        <w:t xml:space="preserve">PYTORCH </w:t>
+      </w:r>
+      <w:r>
+        <w:rPr>
+          <w:rFonts w:ascii="Cambria" w:hAnsi="Cambria"/>
+          <w:sz w:val="20"/>
+          <w:szCs w:val="20"/>
+        </w:rPr>
+        <w:t>→ FOR TRAINING AND DEPLOYING ML MODELS.</w:t>
       </w:r>
     </w:p>
     <w:p>
@@ -774,21 +933,27 @@
           <w:numId w:val="11"/>
         </w:numPr>
         <w:rPr>
-          <w:rFonts w:ascii="Cambria Math" w:hAnsi="Cambria Math"/>
-        </w:rPr>
-      </w:pPr>
-      <w:r>
-        <w:rPr>
-          <w:rStyle w:val="Strong"/>
-          <w:rFonts w:ascii="Cambria Math" w:hAnsi="Cambria Math"/>
-        </w:rPr>
-        <w:t>Scikit-learn</w:t>
-      </w:r>
-      <w:r>
-        <w:rPr>
-          <w:rFonts w:ascii="Cambria Math" w:hAnsi="Cambria Math"/>
-        </w:rPr>
-        <w:t xml:space="preserve"> → for training and deploying ML models.</w:t>
+          <w:rFonts w:ascii="Cambria" w:hAnsi="Cambria"/>
+          <w:sz w:val="20"/>
+          <w:szCs w:val="20"/>
+        </w:rPr>
+      </w:pPr>
+      <w:r>
+        <w:rPr>
+          <w:rStyle w:val="Strong"/>
+          <w:rFonts w:ascii="Cambria" w:hAnsi="Cambria"/>
+          <w:sz w:val="20"/>
+          <w:szCs w:val="20"/>
+        </w:rPr>
+        <w:t>SCIKIT-LEARN</w:t>
+      </w:r>
+      <w:r>
+        <w:rPr>
+          <w:rFonts w:ascii="Cambria" w:hAnsi="Cambria"/>
+          <w:sz w:val="20"/>
+          <w:szCs w:val="20"/>
+        </w:rPr>
+        <w:t xml:space="preserve"> → FOR TRAINING AND DEPLOYING ML MODELS.</w:t>
       </w:r>
     </w:p>
     <w:p>
@@ -799,22 +964,28 @@
           <w:numId w:val="11"/>
         </w:numPr>
         <w:rPr>
-          <w:rFonts w:ascii="Cambria Math" w:hAnsi="Cambria Math"/>
-        </w:rPr>
-      </w:pPr>
-      <w:r>
-        <w:rPr>
-          <w:rStyle w:val="Strong"/>
-          <w:rFonts w:ascii="Cambria Math" w:hAnsi="Cambria Math"/>
+          <w:rFonts w:ascii="Cambria" w:hAnsi="Cambria"/>
+          <w:sz w:val="20"/>
+          <w:szCs w:val="20"/>
+        </w:rPr>
+      </w:pPr>
+      <w:r>
+        <w:rPr>
+          <w:rStyle w:val="Strong"/>
+          <w:rFonts w:ascii="Cambria" w:hAnsi="Cambria"/>
+          <w:sz w:val="20"/>
+          <w:szCs w:val="20"/>
           <w:lang w:val="en-US"/>
         </w:rPr>
-        <w:t xml:space="preserve">Tensor Flow </w:t>
-      </w:r>
-      <w:r>
-        <w:rPr>
-          <w:rFonts w:ascii="Cambria Math" w:hAnsi="Cambria Math"/>
-        </w:rPr>
-        <w:t>→ for training and deploying ML models.</w:t>
+        <w:t xml:space="preserve">TENSOR FLOW </w:t>
+      </w:r>
+      <w:r>
+        <w:rPr>
+          <w:rFonts w:ascii="Cambria" w:hAnsi="Cambria"/>
+          <w:sz w:val="20"/>
+          <w:szCs w:val="20"/>
+        </w:rPr>
+        <w:t>→ FOR TRAINING AND DEPLOYING ML MODELS.</w:t>
       </w:r>
     </w:p>
     <w:p>
@@ -825,18 +996,18 @@
           <w:numId w:val="23"/>
         </w:numPr>
         <w:rPr>
-          <w:rFonts w:ascii="Cambria Math" w:hAnsi="Cambria Math"/>
-        </w:rPr>
-      </w:pPr>
-      <w:r>
-        <w:rPr>
-          <w:rStyle w:val="Strong"/>
-          <w:rFonts w:ascii="Cambria Math" w:hAnsi="Cambria Math"/>
+          <w:rFonts w:ascii="Cambria" w:hAnsi="Cambria"/>
+        </w:rPr>
+      </w:pPr>
+      <w:r>
+        <w:rPr>
+          <w:rStyle w:val="Strong"/>
+          <w:rFonts w:ascii="Cambria" w:hAnsi="Cambria"/>
           <w:b w:val="0"/>
           <w:bCs w:val="0"/>
-        </w:rPr>
-        <w:lastRenderedPageBreak/>
-        <w:t>Step 3: Evaluation</w:t>
+          <w:caps w:val="0"/>
+        </w:rPr>
+        <w:t>STEP 3: EVALUATION</w:t>
       </w:r>
     </w:p>
     <w:p>
@@ -847,25 +1018,33 @@
           <w:numId w:val="13"/>
         </w:numPr>
         <w:rPr>
-          <w:rFonts w:ascii="Cambria Math" w:hAnsi="Cambria Math"/>
-        </w:rPr>
-      </w:pPr>
-      <w:r>
-        <w:rPr>
-          <w:rFonts w:ascii="Cambria Math" w:hAnsi="Cambria Math"/>
-        </w:rPr>
-        <w:t xml:space="preserve">Evaluation helps determine </w:t>
-      </w:r>
-      <w:r>
-        <w:rPr>
-          <w:rStyle w:val="Strong"/>
-          <w:rFonts w:ascii="Cambria Math" w:hAnsi="Cambria Math"/>
-        </w:rPr>
-        <w:t>which model to use</w:t>
-      </w:r>
-      <w:r>
-        <w:rPr>
-          <w:rFonts w:ascii="Cambria Math" w:hAnsi="Cambria Math"/>
+          <w:rFonts w:ascii="Cambria" w:hAnsi="Cambria"/>
+          <w:sz w:val="20"/>
+          <w:szCs w:val="20"/>
+        </w:rPr>
+      </w:pPr>
+      <w:r>
+        <w:rPr>
+          <w:rFonts w:ascii="Cambria" w:hAnsi="Cambria"/>
+          <w:sz w:val="20"/>
+          <w:szCs w:val="20"/>
+        </w:rPr>
+        <w:t xml:space="preserve">EVALUATION HELPS DETERMINE </w:t>
+      </w:r>
+      <w:r>
+        <w:rPr>
+          <w:rStyle w:val="Strong"/>
+          <w:rFonts w:ascii="Cambria" w:hAnsi="Cambria"/>
+          <w:sz w:val="20"/>
+          <w:szCs w:val="20"/>
+        </w:rPr>
+        <w:t>WHICH MODEL TO USE</w:t>
+      </w:r>
+      <w:r>
+        <w:rPr>
+          <w:rFonts w:ascii="Cambria" w:hAnsi="Cambria"/>
+          <w:sz w:val="20"/>
+          <w:szCs w:val="20"/>
         </w:rPr>
         <w:t>.</w:t>
       </w:r>
@@ -878,25 +1057,34 @@
           <w:numId w:val="13"/>
         </w:numPr>
         <w:rPr>
-          <w:rFonts w:ascii="Cambria Math" w:hAnsi="Cambria Math"/>
-        </w:rPr>
-      </w:pPr>
-      <w:r>
-        <w:rPr>
-          <w:rFonts w:ascii="Cambria Math" w:hAnsi="Cambria Math"/>
-        </w:rPr>
-        <w:t xml:space="preserve">It checks whether the model’s </w:t>
-      </w:r>
-      <w:r>
-        <w:rPr>
-          <w:rStyle w:val="Strong"/>
-          <w:rFonts w:ascii="Cambria Math" w:hAnsi="Cambria Math"/>
-        </w:rPr>
-        <w:t>accuracy is within the desired range</w:t>
-      </w:r>
-      <w:r>
-        <w:rPr>
-          <w:rFonts w:ascii="Cambria Math" w:hAnsi="Cambria Math"/>
+          <w:rFonts w:ascii="Cambria" w:hAnsi="Cambria"/>
+          <w:sz w:val="20"/>
+          <w:szCs w:val="20"/>
+        </w:rPr>
+      </w:pPr>
+      <w:r>
+        <w:rPr>
+          <w:rFonts w:ascii="Cambria" w:hAnsi="Cambria"/>
+          <w:sz w:val="20"/>
+          <w:szCs w:val="20"/>
+        </w:rPr>
+        <w:lastRenderedPageBreak/>
+        <w:t xml:space="preserve">IT CHECKS WHETHER THE MODEL’S </w:t>
+      </w:r>
+      <w:r>
+        <w:rPr>
+          <w:rStyle w:val="Strong"/>
+          <w:rFonts w:ascii="Cambria" w:hAnsi="Cambria"/>
+          <w:sz w:val="20"/>
+          <w:szCs w:val="20"/>
+        </w:rPr>
+        <w:t>ACCURACY IS WITHIN THE DESIRED RANGE</w:t>
+      </w:r>
+      <w:r>
+        <w:rPr>
+          <w:rFonts w:ascii="Cambria" w:hAnsi="Cambria"/>
+          <w:sz w:val="20"/>
+          <w:szCs w:val="20"/>
         </w:rPr>
         <w:t>.</w:t>
       </w:r>
@@ -909,17 +1097,18 @@
           <w:numId w:val="23"/>
         </w:numPr>
         <w:rPr>
-          <w:rFonts w:ascii="Cambria Math" w:hAnsi="Cambria Math"/>
-        </w:rPr>
-      </w:pPr>
-      <w:r>
-        <w:rPr>
-          <w:rStyle w:val="Strong"/>
-          <w:rFonts w:ascii="Cambria Math" w:hAnsi="Cambria Math"/>
+          <w:rFonts w:ascii="Cambria" w:hAnsi="Cambria"/>
+        </w:rPr>
+      </w:pPr>
+      <w:r>
+        <w:rPr>
+          <w:rStyle w:val="Strong"/>
+          <w:rFonts w:ascii="Cambria" w:hAnsi="Cambria"/>
           <w:b w:val="0"/>
           <w:bCs w:val="0"/>
-        </w:rPr>
-        <w:t>Step 4: Features</w:t>
+          <w:caps w:val="0"/>
+        </w:rPr>
+        <w:t>STEP 4: FEATURES</w:t>
       </w:r>
     </w:p>
     <w:p>
@@ -930,21 +1119,27 @@
           <w:numId w:val="14"/>
         </w:numPr>
         <w:rPr>
-          <w:rFonts w:ascii="Cambria Math" w:hAnsi="Cambria Math"/>
-        </w:rPr>
-      </w:pPr>
-      <w:r>
-        <w:rPr>
-          <w:rStyle w:val="Strong"/>
-          <w:rFonts w:ascii="Cambria Math" w:hAnsi="Cambria Math"/>
-        </w:rPr>
-        <w:t>Features</w:t>
-      </w:r>
-      <w:r>
-        <w:rPr>
-          <w:rFonts w:ascii="Cambria Math" w:hAnsi="Cambria Math"/>
-        </w:rPr>
-        <w:t xml:space="preserve"> = input variables used for prediction.</w:t>
+          <w:rFonts w:ascii="Cambria" w:hAnsi="Cambria"/>
+          <w:sz w:val="20"/>
+          <w:szCs w:val="20"/>
+        </w:rPr>
+      </w:pPr>
+      <w:r>
+        <w:rPr>
+          <w:rStyle w:val="Strong"/>
+          <w:rFonts w:ascii="Cambria" w:hAnsi="Cambria"/>
+          <w:sz w:val="20"/>
+          <w:szCs w:val="20"/>
+        </w:rPr>
+        <w:t>FEATURES</w:t>
+      </w:r>
+      <w:r>
+        <w:rPr>
+          <w:rFonts w:ascii="Cambria" w:hAnsi="Cambria"/>
+          <w:sz w:val="20"/>
+          <w:szCs w:val="20"/>
+        </w:rPr>
+        <w:t xml:space="preserve"> = INPUT VARIABLES USED FOR PREDICTION.</w:t>
       </w:r>
     </w:p>
     <w:p>
@@ -955,14 +1150,18 @@
           <w:numId w:val="14"/>
         </w:numPr>
         <w:rPr>
-          <w:rFonts w:ascii="Cambria Math" w:hAnsi="Cambria Math"/>
-        </w:rPr>
-      </w:pPr>
-      <w:r>
-        <w:rPr>
-          <w:rFonts w:ascii="Cambria Math" w:hAnsi="Cambria Math"/>
-        </w:rPr>
-        <w:t>Example in disease detection: ID, weight, sex, heart rate, etc.</w:t>
+          <w:rFonts w:ascii="Cambria" w:hAnsi="Cambria"/>
+          <w:sz w:val="20"/>
+          <w:szCs w:val="20"/>
+        </w:rPr>
+      </w:pPr>
+      <w:r>
+        <w:rPr>
+          <w:rFonts w:ascii="Cambria" w:hAnsi="Cambria"/>
+          <w:sz w:val="20"/>
+          <w:szCs w:val="20"/>
+        </w:rPr>
+        <w:t>EXAMPLE IN DISEASE DETECTION: ID, WEIGHT, SEX, HEART RATE, ETC.</w:t>
       </w:r>
     </w:p>
     <w:p>
@@ -973,19 +1172,25 @@
           <w:numId w:val="14"/>
         </w:numPr>
         <w:rPr>
-          <w:rFonts w:ascii="Cambria Math" w:hAnsi="Cambria Math"/>
-        </w:rPr>
-      </w:pPr>
-      <w:r>
-        <w:rPr>
-          <w:rStyle w:val="Strong"/>
-          <w:rFonts w:ascii="Cambria Math" w:hAnsi="Cambria Math"/>
-        </w:rPr>
-        <w:t>Types of Features</w:t>
-      </w:r>
-      <w:r>
-        <w:rPr>
-          <w:rFonts w:ascii="Cambria Math" w:hAnsi="Cambria Math"/>
+          <w:rFonts w:ascii="Cambria" w:hAnsi="Cambria"/>
+          <w:sz w:val="20"/>
+          <w:szCs w:val="20"/>
+        </w:rPr>
+      </w:pPr>
+      <w:r>
+        <w:rPr>
+          <w:rStyle w:val="Strong"/>
+          <w:rFonts w:ascii="Cambria" w:hAnsi="Cambria"/>
+          <w:sz w:val="20"/>
+          <w:szCs w:val="20"/>
+        </w:rPr>
+        <w:t>TYPES OF FEATURES</w:t>
+      </w:r>
+      <w:r>
+        <w:rPr>
+          <w:rFonts w:ascii="Cambria" w:hAnsi="Cambria"/>
+          <w:sz w:val="20"/>
+          <w:szCs w:val="20"/>
         </w:rPr>
         <w:t>:</w:t>
       </w:r>
@@ -998,21 +1203,27 @@
           <w:numId w:val="14"/>
         </w:numPr>
         <w:rPr>
-          <w:rFonts w:ascii="Cambria Math" w:hAnsi="Cambria Math"/>
-        </w:rPr>
-      </w:pPr>
-      <w:r>
-        <w:rPr>
-          <w:rStyle w:val="Strong"/>
-          <w:rFonts w:ascii="Cambria Math" w:hAnsi="Cambria Math"/>
-        </w:rPr>
-        <w:t>Numerical</w:t>
-      </w:r>
-      <w:r>
-        <w:rPr>
-          <w:rFonts w:ascii="Cambria Math" w:hAnsi="Cambria Math"/>
-        </w:rPr>
-        <w:t xml:space="preserve"> (e.g., age, weight)</w:t>
+          <w:rFonts w:ascii="Cambria" w:hAnsi="Cambria"/>
+          <w:sz w:val="20"/>
+          <w:szCs w:val="20"/>
+        </w:rPr>
+      </w:pPr>
+      <w:r>
+        <w:rPr>
+          <w:rStyle w:val="Strong"/>
+          <w:rFonts w:ascii="Cambria" w:hAnsi="Cambria"/>
+          <w:sz w:val="20"/>
+          <w:szCs w:val="20"/>
+        </w:rPr>
+        <w:t>NUMERICAL</w:t>
+      </w:r>
+      <w:r>
+        <w:rPr>
+          <w:rFonts w:ascii="Cambria" w:hAnsi="Cambria"/>
+          <w:sz w:val="20"/>
+          <w:szCs w:val="20"/>
+        </w:rPr>
+        <w:t xml:space="preserve"> (E.G., AGE, WEIGHT)</w:t>
       </w:r>
     </w:p>
     <w:p>
@@ -1023,21 +1234,27 @@
           <w:numId w:val="14"/>
         </w:numPr>
         <w:rPr>
-          <w:rFonts w:ascii="Cambria Math" w:hAnsi="Cambria Math"/>
-        </w:rPr>
-      </w:pPr>
-      <w:r>
-        <w:rPr>
-          <w:rStyle w:val="Strong"/>
-          <w:rFonts w:ascii="Cambria Math" w:hAnsi="Cambria Math"/>
-        </w:rPr>
-        <w:t>Categorical</w:t>
-      </w:r>
-      <w:r>
-        <w:rPr>
-          <w:rFonts w:ascii="Cambria Math" w:hAnsi="Cambria Math"/>
-        </w:rPr>
-        <w:t xml:space="preserve"> (e.g., male/female, yes/no)</w:t>
+          <w:rFonts w:ascii="Cambria" w:hAnsi="Cambria"/>
+          <w:sz w:val="20"/>
+          <w:szCs w:val="20"/>
+        </w:rPr>
+      </w:pPr>
+      <w:r>
+        <w:rPr>
+          <w:rStyle w:val="Strong"/>
+          <w:rFonts w:ascii="Cambria" w:hAnsi="Cambria"/>
+          <w:sz w:val="20"/>
+          <w:szCs w:val="20"/>
+        </w:rPr>
+        <w:t>CATEGORICAL</w:t>
+      </w:r>
+      <w:r>
+        <w:rPr>
+          <w:rFonts w:ascii="Cambria" w:hAnsi="Cambria"/>
+          <w:sz w:val="20"/>
+          <w:szCs w:val="20"/>
+        </w:rPr>
+        <w:t xml:space="preserve"> (E.G., MALE/FEMALE, YES/NO)</w:t>
       </w:r>
     </w:p>
     <w:p>
@@ -1048,21 +1265,27 @@
           <w:numId w:val="14"/>
         </w:numPr>
         <w:rPr>
-          <w:rFonts w:ascii="Cambria Math" w:hAnsi="Cambria Math"/>
-        </w:rPr>
-      </w:pPr>
-      <w:r>
-        <w:rPr>
-          <w:rStyle w:val="Strong"/>
-          <w:rFonts w:ascii="Cambria Math" w:hAnsi="Cambria Math"/>
-        </w:rPr>
-        <w:t>Target Variable</w:t>
-      </w:r>
-      <w:r>
-        <w:rPr>
-          <w:rFonts w:ascii="Cambria Math" w:hAnsi="Cambria Math"/>
-        </w:rPr>
-        <w:t xml:space="preserve"> = the output or result (e.g., disease present or not).</w:t>
+          <w:rFonts w:ascii="Cambria" w:hAnsi="Cambria"/>
+          <w:sz w:val="20"/>
+          <w:szCs w:val="20"/>
+        </w:rPr>
+      </w:pPr>
+      <w:r>
+        <w:rPr>
+          <w:rStyle w:val="Strong"/>
+          <w:rFonts w:ascii="Cambria" w:hAnsi="Cambria"/>
+          <w:sz w:val="20"/>
+          <w:szCs w:val="20"/>
+        </w:rPr>
+        <w:t>TARGET VARIABLE</w:t>
+      </w:r>
+      <w:r>
+        <w:rPr>
+          <w:rFonts w:ascii="Cambria" w:hAnsi="Cambria"/>
+          <w:sz w:val="20"/>
+          <w:szCs w:val="20"/>
+        </w:rPr>
+        <w:t xml:space="preserve"> = THE OUTPUT OR RESULT (E.G., DISEASE PRESENT OR NOT).</w:t>
       </w:r>
     </w:p>
     <w:p>
@@ -1073,21 +1296,27 @@
           <w:numId w:val="14"/>
         </w:numPr>
         <w:rPr>
-          <w:rFonts w:ascii="Cambria Math" w:hAnsi="Cambria Math"/>
-        </w:rPr>
-      </w:pPr>
-      <w:r>
-        <w:rPr>
-          <w:rStyle w:val="Strong"/>
-          <w:rFonts w:ascii="Cambria Math" w:hAnsi="Cambria Math"/>
-        </w:rPr>
-        <w:t>Derived Feature</w:t>
-      </w:r>
-      <w:r>
-        <w:rPr>
-          <w:rFonts w:ascii="Cambria Math" w:hAnsi="Cambria Math"/>
-        </w:rPr>
-        <w:t xml:space="preserve"> = a new feature created from the original data (e.g., BMI from height and weight).</w:t>
+          <w:rFonts w:ascii="Cambria" w:hAnsi="Cambria"/>
+          <w:sz w:val="20"/>
+          <w:szCs w:val="20"/>
+        </w:rPr>
+      </w:pPr>
+      <w:r>
+        <w:rPr>
+          <w:rStyle w:val="Strong"/>
+          <w:rFonts w:ascii="Cambria" w:hAnsi="Cambria"/>
+          <w:sz w:val="20"/>
+          <w:szCs w:val="20"/>
+        </w:rPr>
+        <w:t>DERIVED FEATURE</w:t>
+      </w:r>
+      <w:r>
+        <w:rPr>
+          <w:rFonts w:ascii="Cambria" w:hAnsi="Cambria"/>
+          <w:sz w:val="20"/>
+          <w:szCs w:val="20"/>
+        </w:rPr>
+        <w:t xml:space="preserve"> = A NEW FEATURE CREATED FROM THE ORIGINAL DATA (E.G., BMI FROM HEIGHT AND WEIGHT).</w:t>
       </w:r>
     </w:p>
     <w:p>
@@ -1098,17 +1327,18 @@
           <w:numId w:val="23"/>
         </w:numPr>
         <w:rPr>
-          <w:rFonts w:ascii="Cambria Math" w:hAnsi="Cambria Math"/>
-        </w:rPr>
-      </w:pPr>
-      <w:r>
-        <w:rPr>
-          <w:rStyle w:val="Strong"/>
-          <w:rFonts w:ascii="Cambria Math" w:hAnsi="Cambria Math"/>
+          <w:rFonts w:ascii="Cambria" w:hAnsi="Cambria"/>
+        </w:rPr>
+      </w:pPr>
+      <w:r>
+        <w:rPr>
+          <w:rStyle w:val="Strong"/>
+          <w:rFonts w:ascii="Cambria" w:hAnsi="Cambria"/>
           <w:b w:val="0"/>
           <w:bCs w:val="0"/>
-        </w:rPr>
-        <w:t>Step 5: Modeling</w:t>
+          <w:caps w:val="0"/>
+        </w:rPr>
+        <w:t>STEP 5: MODELING</w:t>
       </w:r>
     </w:p>
     <w:p>
@@ -1116,25 +1346,33 @@
         <w:pStyle w:val="NormalWeb"/>
         <w:ind w:firstLine="360"/>
         <w:rPr>
-          <w:rFonts w:ascii="Cambria Math" w:hAnsi="Cambria Math"/>
-        </w:rPr>
-      </w:pPr>
-      <w:r>
-        <w:rPr>
-          <w:rFonts w:ascii="Cambria Math" w:hAnsi="Cambria Math"/>
-        </w:rPr>
-        <w:t xml:space="preserve">Modeling has </w:t>
-      </w:r>
-      <w:r>
-        <w:rPr>
-          <w:rStyle w:val="Strong"/>
-          <w:rFonts w:ascii="Cambria Math" w:hAnsi="Cambria Math"/>
-        </w:rPr>
-        <w:t>three sub-steps</w:t>
-      </w:r>
-      <w:r>
-        <w:rPr>
-          <w:rFonts w:ascii="Cambria Math" w:hAnsi="Cambria Math"/>
+          <w:rFonts w:ascii="Cambria" w:hAnsi="Cambria"/>
+          <w:sz w:val="20"/>
+          <w:szCs w:val="20"/>
+        </w:rPr>
+      </w:pPr>
+      <w:r>
+        <w:rPr>
+          <w:rFonts w:ascii="Cambria" w:hAnsi="Cambria"/>
+          <w:sz w:val="20"/>
+          <w:szCs w:val="20"/>
+        </w:rPr>
+        <w:t xml:space="preserve">MODELING HAS </w:t>
+      </w:r>
+      <w:r>
+        <w:rPr>
+          <w:rStyle w:val="Strong"/>
+          <w:rFonts w:ascii="Cambria" w:hAnsi="Cambria"/>
+          <w:sz w:val="20"/>
+          <w:szCs w:val="20"/>
+        </w:rPr>
+        <w:t>THREE SUB-STEPS</w:t>
+      </w:r>
+      <w:r>
+        <w:rPr>
+          <w:rFonts w:ascii="Cambria" w:hAnsi="Cambria"/>
+          <w:sz w:val="20"/>
+          <w:szCs w:val="20"/>
         </w:rPr>
         <w:t>:</w:t>
       </w:r>
@@ -1147,15 +1385,19 @@
           <w:numId w:val="15"/>
         </w:numPr>
         <w:rPr>
-          <w:rFonts w:ascii="Cambria Math" w:hAnsi="Cambria Math"/>
-        </w:rPr>
-      </w:pPr>
-      <w:r>
-        <w:rPr>
-          <w:rStyle w:val="Strong"/>
-          <w:rFonts w:ascii="Cambria Math" w:hAnsi="Cambria Math"/>
-        </w:rPr>
-        <w:t>Choosing and Training the Model</w:t>
+          <w:rFonts w:ascii="Cambria" w:hAnsi="Cambria"/>
+          <w:sz w:val="20"/>
+          <w:szCs w:val="20"/>
+        </w:rPr>
+      </w:pPr>
+      <w:r>
+        <w:rPr>
+          <w:rStyle w:val="Strong"/>
+          <w:rFonts w:ascii="Cambria" w:hAnsi="Cambria"/>
+          <w:sz w:val="20"/>
+          <w:szCs w:val="20"/>
+        </w:rPr>
+        <w:t>CHOOSING AND TRAINING THE MODEL</w:t>
       </w:r>
     </w:p>
     <w:p>
@@ -1166,25 +1408,33 @@
           <w:numId w:val="15"/>
         </w:numPr>
         <w:rPr>
-          <w:rFonts w:ascii="Cambria Math" w:hAnsi="Cambria Math"/>
-        </w:rPr>
-      </w:pPr>
-      <w:r>
-        <w:rPr>
-          <w:rFonts w:ascii="Cambria Math" w:hAnsi="Cambria Math"/>
-        </w:rPr>
-        <w:t xml:space="preserve">Uses </w:t>
-      </w:r>
-      <w:r>
-        <w:rPr>
-          <w:rStyle w:val="Strong"/>
-          <w:rFonts w:ascii="Cambria Math" w:hAnsi="Cambria Math"/>
-        </w:rPr>
-        <w:t>training data</w:t>
-      </w:r>
-      <w:r>
-        <w:rPr>
-          <w:rFonts w:ascii="Cambria Math" w:hAnsi="Cambria Math"/>
+          <w:rFonts w:ascii="Cambria" w:hAnsi="Cambria"/>
+          <w:sz w:val="20"/>
+          <w:szCs w:val="20"/>
+        </w:rPr>
+      </w:pPr>
+      <w:r>
+        <w:rPr>
+          <w:rFonts w:ascii="Cambria" w:hAnsi="Cambria"/>
+          <w:sz w:val="20"/>
+          <w:szCs w:val="20"/>
+        </w:rPr>
+        <w:t xml:space="preserve">USES </w:t>
+      </w:r>
+      <w:r>
+        <w:rPr>
+          <w:rStyle w:val="Strong"/>
+          <w:rFonts w:ascii="Cambria" w:hAnsi="Cambria"/>
+          <w:sz w:val="20"/>
+          <w:szCs w:val="20"/>
+        </w:rPr>
+        <w:t>TRAINING DATA</w:t>
+      </w:r>
+      <w:r>
+        <w:rPr>
+          <w:rFonts w:ascii="Cambria" w:hAnsi="Cambria"/>
+          <w:sz w:val="20"/>
+          <w:szCs w:val="20"/>
         </w:rPr>
         <w:t>.</w:t>
       </w:r>
@@ -1197,38 +1447,50 @@
           <w:numId w:val="15"/>
         </w:numPr>
         <w:rPr>
-          <w:rFonts w:ascii="Cambria Math" w:hAnsi="Cambria Math"/>
-        </w:rPr>
-      </w:pPr>
-      <w:r>
-        <w:rPr>
-          <w:rFonts w:ascii="Cambria Math" w:hAnsi="Cambria Math"/>
-        </w:rPr>
-        <w:t xml:space="preserve">Focus on </w:t>
-      </w:r>
-      <w:r>
-        <w:rPr>
-          <w:rStyle w:val="Strong"/>
-          <w:rFonts w:ascii="Cambria Math" w:hAnsi="Cambria Math"/>
-        </w:rPr>
-        <w:t>training accuracy</w:t>
-      </w:r>
-      <w:r>
-        <w:rPr>
-          <w:rFonts w:ascii="Cambria Math" w:hAnsi="Cambria Math"/>
-        </w:rPr>
-        <w:t xml:space="preserve"> and trade-off between </w:t>
-      </w:r>
-      <w:r>
-        <w:rPr>
-          <w:rStyle w:val="Strong"/>
-          <w:rFonts w:ascii="Cambria Math" w:hAnsi="Cambria Math"/>
-        </w:rPr>
-        <w:t>time vs accuracy</w:t>
-      </w:r>
-      <w:r>
-        <w:rPr>
-          <w:rFonts w:ascii="Cambria Math" w:hAnsi="Cambria Math"/>
+          <w:rFonts w:ascii="Cambria" w:hAnsi="Cambria"/>
+          <w:sz w:val="20"/>
+          <w:szCs w:val="20"/>
+        </w:rPr>
+      </w:pPr>
+      <w:r>
+        <w:rPr>
+          <w:rFonts w:ascii="Cambria" w:hAnsi="Cambria"/>
+          <w:sz w:val="20"/>
+          <w:szCs w:val="20"/>
+        </w:rPr>
+        <w:t xml:space="preserve">FOCUS ON </w:t>
+      </w:r>
+      <w:r>
+        <w:rPr>
+          <w:rStyle w:val="Strong"/>
+          <w:rFonts w:ascii="Cambria" w:hAnsi="Cambria"/>
+          <w:sz w:val="20"/>
+          <w:szCs w:val="20"/>
+        </w:rPr>
+        <w:t>TRAINING ACCURACY</w:t>
+      </w:r>
+      <w:r>
+        <w:rPr>
+          <w:rFonts w:ascii="Cambria" w:hAnsi="Cambria"/>
+          <w:sz w:val="20"/>
+          <w:szCs w:val="20"/>
+        </w:rPr>
+        <w:t xml:space="preserve"> AND TRADE-OFF BETWEEN </w:t>
+      </w:r>
+      <w:r>
+        <w:rPr>
+          <w:rStyle w:val="Strong"/>
+          <w:rFonts w:ascii="Cambria" w:hAnsi="Cambria"/>
+          <w:sz w:val="20"/>
+          <w:szCs w:val="20"/>
+        </w:rPr>
+        <w:t>TIME VS ACCURACY</w:t>
+      </w:r>
+      <w:r>
+        <w:rPr>
+          <w:rFonts w:ascii="Cambria" w:hAnsi="Cambria"/>
+          <w:sz w:val="20"/>
+          <w:szCs w:val="20"/>
         </w:rPr>
         <w:t>.</w:t>
       </w:r>
@@ -1241,15 +1503,19 @@
           <w:numId w:val="15"/>
         </w:numPr>
         <w:rPr>
-          <w:rFonts w:ascii="Cambria Math" w:hAnsi="Cambria Math"/>
-        </w:rPr>
-      </w:pPr>
-      <w:r>
-        <w:rPr>
-          <w:rStyle w:val="Strong"/>
-          <w:rFonts w:ascii="Cambria Math" w:hAnsi="Cambria Math"/>
-        </w:rPr>
-        <w:t>Tuning the Model</w:t>
+          <w:rFonts w:ascii="Cambria" w:hAnsi="Cambria"/>
+          <w:sz w:val="20"/>
+          <w:szCs w:val="20"/>
+        </w:rPr>
+      </w:pPr>
+      <w:r>
+        <w:rPr>
+          <w:rStyle w:val="Strong"/>
+          <w:rFonts w:ascii="Cambria" w:hAnsi="Cambria"/>
+          <w:sz w:val="20"/>
+          <w:szCs w:val="20"/>
+        </w:rPr>
+        <w:t>TUNING THE MODEL</w:t>
       </w:r>
     </w:p>
     <w:p>
@@ -1260,25 +1526,33 @@
           <w:numId w:val="15"/>
         </w:numPr>
         <w:rPr>
-          <w:rFonts w:ascii="Cambria Math" w:hAnsi="Cambria Math"/>
-        </w:rPr>
-      </w:pPr>
-      <w:r>
-        <w:rPr>
-          <w:rFonts w:ascii="Cambria Math" w:hAnsi="Cambria Math"/>
-        </w:rPr>
-        <w:t xml:space="preserve">Uses </w:t>
-      </w:r>
-      <w:r>
-        <w:rPr>
-          <w:rStyle w:val="Strong"/>
-          <w:rFonts w:ascii="Cambria Math" w:hAnsi="Cambria Math"/>
-        </w:rPr>
-        <w:t>validation data</w:t>
-      </w:r>
-      <w:r>
-        <w:rPr>
-          <w:rFonts w:ascii="Cambria Math" w:hAnsi="Cambria Math"/>
+          <w:rFonts w:ascii="Cambria" w:hAnsi="Cambria"/>
+          <w:sz w:val="20"/>
+          <w:szCs w:val="20"/>
+        </w:rPr>
+      </w:pPr>
+      <w:r>
+        <w:rPr>
+          <w:rFonts w:ascii="Cambria" w:hAnsi="Cambria"/>
+          <w:sz w:val="20"/>
+          <w:szCs w:val="20"/>
+        </w:rPr>
+        <w:t xml:space="preserve">USES </w:t>
+      </w:r>
+      <w:r>
+        <w:rPr>
+          <w:rStyle w:val="Strong"/>
+          <w:rFonts w:ascii="Cambria" w:hAnsi="Cambria"/>
+          <w:sz w:val="20"/>
+          <w:szCs w:val="20"/>
+        </w:rPr>
+        <w:t>VALIDATION DATA</w:t>
+      </w:r>
+      <w:r>
+        <w:rPr>
+          <w:rFonts w:ascii="Cambria" w:hAnsi="Cambria"/>
+          <w:sz w:val="20"/>
+          <w:szCs w:val="20"/>
         </w:rPr>
         <w:t>.</w:t>
       </w:r>
@@ -1291,27 +1565,35 @@
           <w:numId w:val="15"/>
         </w:numPr>
         <w:rPr>
-          <w:rFonts w:ascii="Cambria Math" w:hAnsi="Cambria Math"/>
-        </w:rPr>
-      </w:pPr>
-      <w:r>
-        <w:rPr>
-          <w:rFonts w:ascii="Cambria Math" w:hAnsi="Cambria Math"/>
-        </w:rPr>
-        <w:t xml:space="preserve">Adjust </w:t>
-      </w:r>
-      <w:r>
-        <w:rPr>
-          <w:rStyle w:val="Strong"/>
-          <w:rFonts w:ascii="Cambria Math" w:hAnsi="Cambria Math"/>
-        </w:rPr>
-        <w:t>hyperparameters</w:t>
-      </w:r>
-      <w:r>
-        <w:rPr>
-          <w:rFonts w:ascii="Cambria Math" w:hAnsi="Cambria Math"/>
-        </w:rPr>
-        <w:t xml:space="preserve"> (settings chosen before training, e.g., learning rate).</w:t>
+          <w:rFonts w:ascii="Cambria" w:hAnsi="Cambria"/>
+          <w:sz w:val="20"/>
+          <w:szCs w:val="20"/>
+        </w:rPr>
+      </w:pPr>
+      <w:r>
+        <w:rPr>
+          <w:rFonts w:ascii="Cambria" w:hAnsi="Cambria"/>
+          <w:sz w:val="20"/>
+          <w:szCs w:val="20"/>
+        </w:rPr>
+        <w:t xml:space="preserve">ADJUST </w:t>
+      </w:r>
+      <w:r>
+        <w:rPr>
+          <w:rStyle w:val="Strong"/>
+          <w:rFonts w:ascii="Cambria" w:hAnsi="Cambria"/>
+          <w:sz w:val="20"/>
+          <w:szCs w:val="20"/>
+        </w:rPr>
+        <w:t>HYPERPARAMETERS</w:t>
+      </w:r>
+      <w:r>
+        <w:rPr>
+          <w:rFonts w:ascii="Cambria" w:hAnsi="Cambria"/>
+          <w:sz w:val="20"/>
+          <w:szCs w:val="20"/>
+        </w:rPr>
+        <w:t xml:space="preserve"> (SETTINGS CHOSEN BEFORE TRAINING, E.G., LEARNING RATE).</w:t>
       </w:r>
     </w:p>
     <w:p>
@@ -1322,15 +1604,19 @@
           <w:numId w:val="15"/>
         </w:numPr>
         <w:rPr>
-          <w:rFonts w:ascii="Cambria Math" w:hAnsi="Cambria Math"/>
-        </w:rPr>
-      </w:pPr>
-      <w:r>
-        <w:rPr>
-          <w:rStyle w:val="Strong"/>
-          <w:rFonts w:ascii="Cambria Math" w:hAnsi="Cambria Math"/>
-        </w:rPr>
-        <w:t>Comparing with Other Models</w:t>
+          <w:rFonts w:ascii="Cambria" w:hAnsi="Cambria"/>
+          <w:sz w:val="20"/>
+          <w:szCs w:val="20"/>
+        </w:rPr>
+      </w:pPr>
+      <w:r>
+        <w:rPr>
+          <w:rStyle w:val="Strong"/>
+          <w:rFonts w:ascii="Cambria" w:hAnsi="Cambria"/>
+          <w:sz w:val="20"/>
+          <w:szCs w:val="20"/>
+        </w:rPr>
+        <w:t>COMPARING WITH OTHER MODELS</w:t>
       </w:r>
     </w:p>
     <w:p>
@@ -1341,25 +1627,33 @@
           <w:numId w:val="15"/>
         </w:numPr>
         <w:rPr>
-          <w:rFonts w:ascii="Cambria Math" w:hAnsi="Cambria Math"/>
-        </w:rPr>
-      </w:pPr>
-      <w:r>
-        <w:rPr>
-          <w:rFonts w:ascii="Cambria Math" w:hAnsi="Cambria Math"/>
-        </w:rPr>
-        <w:t xml:space="preserve">Uses </w:t>
-      </w:r>
-      <w:r>
-        <w:rPr>
-          <w:rStyle w:val="Strong"/>
-          <w:rFonts w:ascii="Cambria Math" w:hAnsi="Cambria Math"/>
-        </w:rPr>
-        <w:t>test data</w:t>
-      </w:r>
-      <w:r>
-        <w:rPr>
-          <w:rFonts w:ascii="Cambria Math" w:hAnsi="Cambria Math"/>
+          <w:rFonts w:ascii="Cambria" w:hAnsi="Cambria"/>
+          <w:sz w:val="20"/>
+          <w:szCs w:val="20"/>
+        </w:rPr>
+      </w:pPr>
+      <w:r>
+        <w:rPr>
+          <w:rFonts w:ascii="Cambria" w:hAnsi="Cambria"/>
+          <w:sz w:val="20"/>
+          <w:szCs w:val="20"/>
+        </w:rPr>
+        <w:t xml:space="preserve">USES </w:t>
+      </w:r>
+      <w:r>
+        <w:rPr>
+          <w:rStyle w:val="Strong"/>
+          <w:rFonts w:ascii="Cambria" w:hAnsi="Cambria"/>
+          <w:sz w:val="20"/>
+          <w:szCs w:val="20"/>
+        </w:rPr>
+        <w:t>TEST DATA</w:t>
+      </w:r>
+      <w:r>
+        <w:rPr>
+          <w:rFonts w:ascii="Cambria" w:hAnsi="Cambria"/>
+          <w:sz w:val="20"/>
+          <w:szCs w:val="20"/>
         </w:rPr>
         <w:t>.</w:t>
       </w:r>
@@ -1372,25 +1666,33 @@
           <w:numId w:val="15"/>
         </w:numPr>
         <w:rPr>
-          <w:rFonts w:ascii="Cambria Math" w:hAnsi="Cambria Math"/>
-        </w:rPr>
-      </w:pPr>
-      <w:r>
-        <w:rPr>
-          <w:rFonts w:ascii="Cambria Math" w:hAnsi="Cambria Math"/>
-        </w:rPr>
-        <w:t xml:space="preserve">Measures </w:t>
-      </w:r>
-      <w:r>
-        <w:rPr>
-          <w:rStyle w:val="Strong"/>
-          <w:rFonts w:ascii="Cambria Math" w:hAnsi="Cambria Math"/>
-        </w:rPr>
-        <w:t>model accuracy</w:t>
-      </w:r>
-      <w:r>
-        <w:rPr>
-          <w:rFonts w:ascii="Cambria Math" w:hAnsi="Cambria Math"/>
+          <w:rFonts w:ascii="Cambria" w:hAnsi="Cambria"/>
+          <w:sz w:val="20"/>
+          <w:szCs w:val="20"/>
+        </w:rPr>
+      </w:pPr>
+      <w:r>
+        <w:rPr>
+          <w:rFonts w:ascii="Cambria" w:hAnsi="Cambria"/>
+          <w:sz w:val="20"/>
+          <w:szCs w:val="20"/>
+        </w:rPr>
+        <w:t xml:space="preserve">MEASURES </w:t>
+      </w:r>
+      <w:r>
+        <w:rPr>
+          <w:rStyle w:val="Strong"/>
+          <w:rFonts w:ascii="Cambria" w:hAnsi="Cambria"/>
+          <w:sz w:val="20"/>
+          <w:szCs w:val="20"/>
+        </w:rPr>
+        <w:t>MODEL ACCURACY</w:t>
+      </w:r>
+      <w:r>
+        <w:rPr>
+          <w:rFonts w:ascii="Cambria" w:hAnsi="Cambria"/>
+          <w:sz w:val="20"/>
+          <w:szCs w:val="20"/>
         </w:rPr>
         <w:t>.</w:t>
       </w:r>
@@ -1400,34 +1702,44 @@
         <w:pStyle w:val="NormalWeb"/>
         <w:ind w:firstLine="720"/>
         <w:rPr>
-          <w:rFonts w:ascii="Cambria Math" w:hAnsi="Cambria Math"/>
-        </w:rPr>
-      </w:pPr>
-      <w:r>
-        <w:rPr>
-          <w:rStyle w:val="Strong"/>
-          <w:rFonts w:ascii="Cambria Math" w:hAnsi="Cambria Math"/>
-        </w:rPr>
-        <w:t>Note:</w:t>
-      </w:r>
-      <w:r>
-        <w:rPr>
-          <w:rFonts w:ascii="Cambria Math" w:hAnsi="Cambria Math"/>
-        </w:rPr>
-        <w:t xml:space="preserve"> Training, validation, and test datasets must be </w:t>
-      </w:r>
-      <w:r>
-        <w:rPr>
-          <w:rStyle w:val="Strong"/>
-          <w:rFonts w:ascii="Cambria Math" w:hAnsi="Cambria Math"/>
-        </w:rPr>
-        <w:t>independent</w:t>
-      </w:r>
-      <w:r>
-        <w:rPr>
-          <w:rFonts w:ascii="Cambria Math" w:hAnsi="Cambria Math"/>
-        </w:rPr>
-        <w:t xml:space="preserve"> of each other.</w:t>
+          <w:rFonts w:ascii="Cambria" w:hAnsi="Cambria"/>
+          <w:sz w:val="20"/>
+          <w:szCs w:val="20"/>
+        </w:rPr>
+      </w:pPr>
+      <w:r>
+        <w:rPr>
+          <w:rStyle w:val="Strong"/>
+          <w:rFonts w:ascii="Cambria" w:hAnsi="Cambria"/>
+          <w:sz w:val="20"/>
+          <w:szCs w:val="20"/>
+        </w:rPr>
+        <w:t>NOTE:</w:t>
+      </w:r>
+      <w:r>
+        <w:rPr>
+          <w:rFonts w:ascii="Cambria" w:hAnsi="Cambria"/>
+          <w:sz w:val="20"/>
+          <w:szCs w:val="20"/>
+        </w:rPr>
+        <w:t xml:space="preserve"> TRAINING, VALIDATION, AND TEST DATASETS MUST BE </w:t>
+      </w:r>
+      <w:r>
+        <w:rPr>
+          <w:rStyle w:val="Strong"/>
+          <w:rFonts w:ascii="Cambria" w:hAnsi="Cambria"/>
+          <w:sz w:val="20"/>
+          <w:szCs w:val="20"/>
+        </w:rPr>
+        <w:t>INDEPENDENT</w:t>
+      </w:r>
+      <w:r>
+        <w:rPr>
+          <w:rFonts w:ascii="Cambria" w:hAnsi="Cambria"/>
+          <w:sz w:val="20"/>
+          <w:szCs w:val="20"/>
+        </w:rPr>
+        <w:t xml:space="preserve"> OF EACH OTHER.</w:t>
       </w:r>
     </w:p>
     <w:p>
@@ -1438,17 +1750,18 @@
           <w:numId w:val="21"/>
         </w:numPr>
         <w:rPr>
-          <w:rFonts w:ascii="Cambria Math" w:hAnsi="Cambria Math"/>
-        </w:rPr>
-      </w:pPr>
-      <w:r>
-        <w:rPr>
-          <w:rStyle w:val="Strong"/>
-          <w:rFonts w:ascii="Cambria Math" w:hAnsi="Cambria Math"/>
+          <w:rFonts w:ascii="Cambria" w:hAnsi="Cambria"/>
+        </w:rPr>
+      </w:pPr>
+      <w:r>
+        <w:rPr>
+          <w:rStyle w:val="Strong"/>
+          <w:rFonts w:ascii="Cambria" w:hAnsi="Cambria"/>
           <w:b w:val="0"/>
           <w:bCs w:val="0"/>
-        </w:rPr>
-        <w:t>Accuracy Concepts</w:t>
+          <w:caps w:val="0"/>
+        </w:rPr>
+        <w:t>ACCURACY CONCEPTS</w:t>
       </w:r>
     </w:p>
     <w:p>
@@ -1459,40 +1772,52 @@
           <w:numId w:val="16"/>
         </w:numPr>
         <w:rPr>
-          <w:rFonts w:ascii="Cambria Math" w:hAnsi="Cambria Math"/>
-        </w:rPr>
-      </w:pPr>
-      <w:r>
-        <w:rPr>
-          <w:rFonts w:ascii="Cambria Math" w:hAnsi="Cambria Math"/>
-        </w:rPr>
-        <w:t xml:space="preserve">Accuracy on </w:t>
-      </w:r>
-      <w:r>
-        <w:rPr>
-          <w:rStyle w:val="Strong"/>
-          <w:rFonts w:ascii="Cambria Math" w:hAnsi="Cambria Math"/>
-        </w:rPr>
-        <w:t>validation data</w:t>
-      </w:r>
-      <w:r>
-        <w:rPr>
-          <w:rFonts w:ascii="Cambria Math" w:hAnsi="Cambria Math"/>
-        </w:rPr>
-        <w:t xml:space="preserve"> should be </w:t>
-      </w:r>
-      <w:r>
-        <w:rPr>
-          <w:rStyle w:val="Strong"/>
-          <w:rFonts w:ascii="Cambria Math" w:hAnsi="Cambria Math"/>
-        </w:rPr>
-        <w:t>slightly less</w:t>
-      </w:r>
-      <w:r>
-        <w:rPr>
-          <w:rFonts w:ascii="Cambria Math" w:hAnsi="Cambria Math"/>
-        </w:rPr>
-        <w:t xml:space="preserve"> than training accuracy.</w:t>
+          <w:rFonts w:ascii="Cambria" w:hAnsi="Cambria"/>
+          <w:sz w:val="20"/>
+          <w:szCs w:val="20"/>
+        </w:rPr>
+      </w:pPr>
+      <w:r>
+        <w:rPr>
+          <w:rFonts w:ascii="Cambria" w:hAnsi="Cambria"/>
+          <w:sz w:val="20"/>
+          <w:szCs w:val="20"/>
+        </w:rPr>
+        <w:t xml:space="preserve">ACCURACY ON </w:t>
+      </w:r>
+      <w:r>
+        <w:rPr>
+          <w:rStyle w:val="Strong"/>
+          <w:rFonts w:ascii="Cambria" w:hAnsi="Cambria"/>
+          <w:sz w:val="20"/>
+          <w:szCs w:val="20"/>
+        </w:rPr>
+        <w:t>VALIDATION DATA</w:t>
+      </w:r>
+      <w:r>
+        <w:rPr>
+          <w:rFonts w:ascii="Cambria" w:hAnsi="Cambria"/>
+          <w:sz w:val="20"/>
+          <w:szCs w:val="20"/>
+        </w:rPr>
+        <w:t xml:space="preserve"> SHOULD BE </w:t>
+      </w:r>
+      <w:r>
+        <w:rPr>
+          <w:rStyle w:val="Strong"/>
+          <w:rFonts w:ascii="Cambria" w:hAnsi="Cambria"/>
+          <w:sz w:val="20"/>
+          <w:szCs w:val="20"/>
+        </w:rPr>
+        <w:t>SLIGHTLY LESS</w:t>
+      </w:r>
+      <w:r>
+        <w:rPr>
+          <w:rFonts w:ascii="Cambria" w:hAnsi="Cambria"/>
+          <w:sz w:val="20"/>
+          <w:szCs w:val="20"/>
+        </w:rPr>
+        <w:t xml:space="preserve"> THAN TRAINING ACCURACY.</w:t>
       </w:r>
     </w:p>
     <w:p>
@@ -1503,19 +1828,25 @@
           <w:numId w:val="16"/>
         </w:numPr>
         <w:rPr>
-          <w:rFonts w:ascii="Cambria Math" w:hAnsi="Cambria Math"/>
-        </w:rPr>
-      </w:pPr>
-      <w:r>
-        <w:rPr>
-          <w:rStyle w:val="Strong"/>
-          <w:rFonts w:ascii="Cambria Math" w:hAnsi="Cambria Math"/>
-        </w:rPr>
-        <w:t>Overfitting</w:t>
-      </w:r>
-      <w:r>
-        <w:rPr>
-          <w:rFonts w:ascii="Cambria Math" w:hAnsi="Cambria Math"/>
+          <w:rFonts w:ascii="Cambria" w:hAnsi="Cambria"/>
+          <w:sz w:val="20"/>
+          <w:szCs w:val="20"/>
+        </w:rPr>
+      </w:pPr>
+      <w:r>
+        <w:rPr>
+          <w:rStyle w:val="Strong"/>
+          <w:rFonts w:ascii="Cambria" w:hAnsi="Cambria"/>
+          <w:sz w:val="20"/>
+          <w:szCs w:val="20"/>
+        </w:rPr>
+        <w:t>OVERFITTING</w:t>
+      </w:r>
+      <w:r>
+        <w:rPr>
+          <w:rFonts w:ascii="Cambria" w:hAnsi="Cambria"/>
+          <w:sz w:val="20"/>
+          <w:szCs w:val="20"/>
         </w:rPr>
         <w:t>:</w:t>
       </w:r>
@@ -1528,14 +1859,18 @@
           <w:numId w:val="16"/>
         </w:numPr>
         <w:rPr>
-          <w:rFonts w:ascii="Cambria Math" w:hAnsi="Cambria Math"/>
-        </w:rPr>
-      </w:pPr>
-      <w:r>
-        <w:rPr>
-          <w:rFonts w:ascii="Cambria Math" w:hAnsi="Cambria Math"/>
-        </w:rPr>
-        <w:t>Model Accuracy &gt;&gt; Training Accuracy.</w:t>
+          <w:rFonts w:ascii="Cambria" w:hAnsi="Cambria"/>
+          <w:sz w:val="20"/>
+          <w:szCs w:val="20"/>
+        </w:rPr>
+      </w:pPr>
+      <w:r>
+        <w:rPr>
+          <w:rFonts w:ascii="Cambria" w:hAnsi="Cambria"/>
+          <w:sz w:val="20"/>
+          <w:szCs w:val="20"/>
+        </w:rPr>
+        <w:t>MODEL ACCURACY &gt;&gt; TRAINING ACCURACY.</w:t>
       </w:r>
     </w:p>
     <w:p>
@@ -1546,14 +1881,18 @@
           <w:numId w:val="16"/>
         </w:numPr>
         <w:rPr>
-          <w:rFonts w:ascii="Cambria Math" w:hAnsi="Cambria Math"/>
-        </w:rPr>
-      </w:pPr>
-      <w:r>
-        <w:rPr>
-          <w:rFonts w:ascii="Cambria Math" w:hAnsi="Cambria Math"/>
-        </w:rPr>
-        <w:t>The model memorizes the data instead of learning general patterns.</w:t>
+          <w:rFonts w:ascii="Cambria" w:hAnsi="Cambria"/>
+          <w:sz w:val="20"/>
+          <w:szCs w:val="20"/>
+        </w:rPr>
+      </w:pPr>
+      <w:r>
+        <w:rPr>
+          <w:rFonts w:ascii="Cambria" w:hAnsi="Cambria"/>
+          <w:sz w:val="20"/>
+          <w:szCs w:val="20"/>
+        </w:rPr>
+        <w:t>THE MODEL MEMORIZES THE DATA INSTEAD OF LEARNING GENERAL PATTERNS.</w:t>
       </w:r>
     </w:p>
     <w:p>
@@ -1564,19 +1903,25 @@
           <w:numId w:val="16"/>
         </w:numPr>
         <w:rPr>
-          <w:rFonts w:ascii="Cambria Math" w:hAnsi="Cambria Math"/>
-        </w:rPr>
-      </w:pPr>
-      <w:r>
-        <w:rPr>
-          <w:rStyle w:val="Strong"/>
-          <w:rFonts w:ascii="Cambria Math" w:hAnsi="Cambria Math"/>
-        </w:rPr>
-        <w:t>Underfitting</w:t>
-      </w:r>
-      <w:r>
-        <w:rPr>
-          <w:rFonts w:ascii="Cambria Math" w:hAnsi="Cambria Math"/>
+          <w:rFonts w:ascii="Cambria" w:hAnsi="Cambria"/>
+          <w:sz w:val="20"/>
+          <w:szCs w:val="20"/>
+        </w:rPr>
+      </w:pPr>
+      <w:r>
+        <w:rPr>
+          <w:rStyle w:val="Strong"/>
+          <w:rFonts w:ascii="Cambria" w:hAnsi="Cambria"/>
+          <w:sz w:val="20"/>
+          <w:szCs w:val="20"/>
+        </w:rPr>
+        <w:t>UNDERFITTING</w:t>
+      </w:r>
+      <w:r>
+        <w:rPr>
+          <w:rFonts w:ascii="Cambria" w:hAnsi="Cambria"/>
+          <w:sz w:val="20"/>
+          <w:szCs w:val="20"/>
         </w:rPr>
         <w:t>:</w:t>
       </w:r>
@@ -1589,14 +1934,18 @@
           <w:numId w:val="16"/>
         </w:numPr>
         <w:rPr>
-          <w:rFonts w:ascii="Cambria Math" w:hAnsi="Cambria Math"/>
-        </w:rPr>
-      </w:pPr>
-      <w:r>
-        <w:rPr>
-          <w:rFonts w:ascii="Cambria Math" w:hAnsi="Cambria Math"/>
-        </w:rPr>
-        <w:t>Model Accuracy &lt;&lt; Training Accuracy.</w:t>
+          <w:rFonts w:ascii="Cambria" w:hAnsi="Cambria"/>
+          <w:sz w:val="20"/>
+          <w:szCs w:val="20"/>
+        </w:rPr>
+      </w:pPr>
+      <w:r>
+        <w:rPr>
+          <w:rFonts w:ascii="Cambria" w:hAnsi="Cambria"/>
+          <w:sz w:val="20"/>
+          <w:szCs w:val="20"/>
+        </w:rPr>
+        <w:t>MODEL ACCURACY &lt;&lt; TRAINING ACCURACY.</w:t>
       </w:r>
     </w:p>
     <w:p>
@@ -1607,14 +1956,18 @@
           <w:numId w:val="16"/>
         </w:numPr>
         <w:rPr>
-          <w:rFonts w:ascii="Cambria Math" w:hAnsi="Cambria Math"/>
-        </w:rPr>
-      </w:pPr>
-      <w:r>
-        <w:rPr>
-          <w:rFonts w:ascii="Cambria Math" w:hAnsi="Cambria Math"/>
-        </w:rPr>
-        <w:t>The model is too simple and cannot capture the data’s complexity.</w:t>
+          <w:rFonts w:ascii="Cambria" w:hAnsi="Cambria"/>
+          <w:sz w:val="20"/>
+          <w:szCs w:val="20"/>
+        </w:rPr>
+      </w:pPr>
+      <w:r>
+        <w:rPr>
+          <w:rFonts w:ascii="Cambria" w:hAnsi="Cambria"/>
+          <w:sz w:val="20"/>
+          <w:szCs w:val="20"/>
+        </w:rPr>
+        <w:t>THE MODEL IS TOO SIMPLE AND CANNOT CAPTURE THE DATA’S COMPLEXITY.</w:t>
       </w:r>
     </w:p>
     <w:p>
@@ -1625,17 +1978,18 @@
           <w:numId w:val="24"/>
         </w:numPr>
         <w:rPr>
-          <w:rFonts w:ascii="Cambria Math" w:hAnsi="Cambria Math"/>
-        </w:rPr>
-      </w:pPr>
-      <w:r>
-        <w:rPr>
-          <w:rStyle w:val="Strong"/>
-          <w:rFonts w:ascii="Cambria Math" w:hAnsi="Cambria Math"/>
+          <w:rFonts w:ascii="Cambria" w:hAnsi="Cambria"/>
+        </w:rPr>
+      </w:pPr>
+      <w:r>
+        <w:rPr>
+          <w:rStyle w:val="Strong"/>
+          <w:rFonts w:ascii="Cambria" w:hAnsi="Cambria"/>
           <w:b w:val="0"/>
           <w:bCs w:val="0"/>
-        </w:rPr>
-        <w:t>Step 6: Iteration</w:t>
+          <w:caps w:val="0"/>
+        </w:rPr>
+        <w:t>STEP 6: ITERATION</w:t>
       </w:r>
     </w:p>
     <w:p>
@@ -1646,14 +2000,18 @@
           <w:numId w:val="17"/>
         </w:numPr>
         <w:rPr>
-          <w:rFonts w:ascii="Cambria Math" w:hAnsi="Cambria Math"/>
-        </w:rPr>
-      </w:pPr>
-      <w:r>
-        <w:rPr>
-          <w:rFonts w:ascii="Cambria Math" w:hAnsi="Cambria Math"/>
-        </w:rPr>
-        <w:t>Iteration involves repeating steps to:</w:t>
+          <w:rFonts w:ascii="Cambria" w:hAnsi="Cambria"/>
+          <w:sz w:val="20"/>
+          <w:szCs w:val="20"/>
+        </w:rPr>
+      </w:pPr>
+      <w:r>
+        <w:rPr>
+          <w:rFonts w:ascii="Cambria" w:hAnsi="Cambria"/>
+          <w:sz w:val="20"/>
+          <w:szCs w:val="20"/>
+        </w:rPr>
+        <w:t>ITERATION INVOLVES REPEATING STEPS TO:</w:t>
       </w:r>
     </w:p>
     <w:p>
@@ -1664,19 +2022,25 @@
           <w:numId w:val="17"/>
         </w:numPr>
         <w:rPr>
-          <w:rFonts w:ascii="Cambria Math" w:hAnsi="Cambria Math"/>
-        </w:rPr>
-      </w:pPr>
-      <w:r>
-        <w:rPr>
-          <w:rStyle w:val="Strong"/>
-          <w:rFonts w:ascii="Cambria Math" w:hAnsi="Cambria Math"/>
-        </w:rPr>
-        <w:t>Increase accuracy</w:t>
-      </w:r>
-      <w:r>
-        <w:rPr>
-          <w:rFonts w:ascii="Cambria Math" w:hAnsi="Cambria Math"/>
+          <w:rFonts w:ascii="Cambria" w:hAnsi="Cambria"/>
+          <w:sz w:val="20"/>
+          <w:szCs w:val="20"/>
+        </w:rPr>
+      </w:pPr>
+      <w:r>
+        <w:rPr>
+          <w:rStyle w:val="Strong"/>
+          <w:rFonts w:ascii="Cambria" w:hAnsi="Cambria"/>
+          <w:sz w:val="20"/>
+          <w:szCs w:val="20"/>
+        </w:rPr>
+        <w:t>INCREASE ACCURACY</w:t>
+      </w:r>
+      <w:r>
+        <w:rPr>
+          <w:rFonts w:ascii="Cambria" w:hAnsi="Cambria"/>
+          <w:sz w:val="20"/>
+          <w:szCs w:val="20"/>
         </w:rPr>
         <w:t xml:space="preserve"> OR</w:t>
       </w:r>
@@ -1689,19 +2053,25 @@
           <w:numId w:val="17"/>
         </w:numPr>
         <w:rPr>
-          <w:rFonts w:ascii="Cambria Math" w:hAnsi="Cambria Math"/>
-        </w:rPr>
-      </w:pPr>
-      <w:r>
-        <w:rPr>
-          <w:rStyle w:val="Strong"/>
-          <w:rFonts w:ascii="Cambria Math" w:hAnsi="Cambria Math"/>
-        </w:rPr>
-        <w:t>Reduce computational cost</w:t>
-      </w:r>
-      <w:r>
-        <w:rPr>
-          <w:rFonts w:ascii="Cambria Math" w:hAnsi="Cambria Math"/>
+          <w:rFonts w:ascii="Cambria" w:hAnsi="Cambria"/>
+          <w:sz w:val="20"/>
+          <w:szCs w:val="20"/>
+        </w:rPr>
+      </w:pPr>
+      <w:r>
+        <w:rPr>
+          <w:rStyle w:val="Strong"/>
+          <w:rFonts w:ascii="Cambria" w:hAnsi="Cambria"/>
+          <w:sz w:val="20"/>
+          <w:szCs w:val="20"/>
+        </w:rPr>
+        <w:t>REDUCE COMPUTATIONAL COST</w:t>
+      </w:r>
+      <w:r>
+        <w:rPr>
+          <w:rFonts w:ascii="Cambria" w:hAnsi="Cambria"/>
+          <w:sz w:val="20"/>
+          <w:szCs w:val="20"/>
         </w:rPr>
         <w:t>.</w:t>
       </w:r>
@@ -1714,28 +2084,35 @@
           <w:numId w:val="17"/>
         </w:numPr>
         <w:rPr>
-          <w:rFonts w:ascii="Cambria Math" w:hAnsi="Cambria Math"/>
-        </w:rPr>
-      </w:pPr>
-      <w:r>
-        <w:rPr>
-          <w:rFonts w:ascii="Cambria Math" w:hAnsi="Cambria Math"/>
-        </w:rPr>
-        <w:lastRenderedPageBreak/>
-        <w:t xml:space="preserve">It is a continuous </w:t>
-      </w:r>
-      <w:r>
-        <w:rPr>
-          <w:rStyle w:val="Strong"/>
-          <w:rFonts w:ascii="Cambria Math" w:hAnsi="Cambria Math"/>
-        </w:rPr>
-        <w:t>feedback loop</w:t>
-      </w:r>
-      <w:r>
-        <w:rPr>
-          <w:rFonts w:ascii="Cambria Math" w:hAnsi="Cambria Math"/>
-        </w:rPr>
-        <w:t xml:space="preserve"> until the model improves.</w:t>
+          <w:rFonts w:ascii="Cambria" w:hAnsi="Cambria"/>
+          <w:sz w:val="20"/>
+          <w:szCs w:val="20"/>
+        </w:rPr>
+      </w:pPr>
+      <w:r>
+        <w:rPr>
+          <w:rFonts w:ascii="Cambria" w:hAnsi="Cambria"/>
+          <w:sz w:val="20"/>
+          <w:szCs w:val="20"/>
+        </w:rPr>
+        <w:t xml:space="preserve">IT IS A CONTINUOUS </w:t>
+      </w:r>
+      <w:r>
+        <w:rPr>
+          <w:rStyle w:val="Strong"/>
+          <w:rFonts w:ascii="Cambria" w:hAnsi="Cambria"/>
+          <w:sz w:val="20"/>
+          <w:szCs w:val="20"/>
+        </w:rPr>
+        <w:t>FEEDBACK LOOP</w:t>
+      </w:r>
+      <w:r>
+        <w:rPr>
+          <w:rFonts w:ascii="Cambria" w:hAnsi="Cambria"/>
+          <w:sz w:val="20"/>
+          <w:szCs w:val="20"/>
+        </w:rPr>
+        <w:t xml:space="preserve"> UNTIL THE MODEL IMPROVES.</w:t>
       </w:r>
     </w:p>
     <w:p>
@@ -1743,27 +2120,44 @@
         <w:pStyle w:val="NormalWeb"/>
         <w:ind w:left="720"/>
         <w:rPr>
-          <w:rFonts w:ascii="Cambria Math" w:hAnsi="Cambria Math"/>
-        </w:rPr>
-      </w:pPr>
-      <w:r>
-        <w:t xml:space="preserve">This framework shows how an AI project moves from </w:t>
-      </w:r>
-      <w:r>
-        <w:rPr>
-          <w:rStyle w:val="Strong"/>
-        </w:rPr>
-        <w:t>problem definition → data → evaluation → features → modeling → iteration</w:t>
-      </w:r>
-      <w:r>
-        <w:t>, leading to deployment.</w:t>
+          <w:rFonts w:ascii="Cambria" w:hAnsi="Cambria"/>
+          <w:sz w:val="20"/>
+          <w:szCs w:val="20"/>
+        </w:rPr>
+      </w:pPr>
+      <w:r>
+        <w:rPr>
+          <w:rFonts w:ascii="Cambria" w:hAnsi="Cambria"/>
+          <w:sz w:val="20"/>
+          <w:szCs w:val="20"/>
+        </w:rPr>
+        <w:t xml:space="preserve">THIS FRAMEWORK SHOWS HOW AN AI PROJECT MOVES FROM </w:t>
+      </w:r>
+      <w:r>
+        <w:rPr>
+          <w:rStyle w:val="Strong"/>
+          <w:rFonts w:ascii="Cambria" w:hAnsi="Cambria"/>
+          <w:sz w:val="20"/>
+          <w:szCs w:val="20"/>
+        </w:rPr>
+        <w:t>PROBLEM DEFINITION → DATA → EVALUATION → FEATURES → MODELING → ITERATION</w:t>
+      </w:r>
+      <w:r>
+        <w:rPr>
+          <w:rFonts w:ascii="Cambria" w:hAnsi="Cambria"/>
+          <w:sz w:val="20"/>
+          <w:szCs w:val="20"/>
+        </w:rPr>
+        <w:t>, LEADING TO DEPLOYMENT.</w:t>
       </w:r>
     </w:p>
     <w:p>
       <w:pPr>
         <w:pStyle w:val="NormalWeb"/>
         <w:rPr>
-          <w:rFonts w:ascii="Cambria Math" w:hAnsi="Cambria Math"/>
+          <w:rFonts w:ascii="Cambria" w:hAnsi="Cambria"/>
+          <w:sz w:val="20"/>
+          <w:szCs w:val="20"/>
         </w:rPr>
       </w:pPr>
     </w:p>
@@ -1778,7 +2172,7 @@
 </file>
 
 <file path=word/numbering.xml><?xml version="1.0" encoding="utf-8"?>
-<w:numbering xmlns:wpc="http://schemas.microsoft.com/office/word/2010/wordprocessingCanvas" xmlns:cx="http://schemas.microsoft.com/office/drawing/2014/chartex" xmlns:cx1="http://schemas.microsoft.com/office/drawing/2015/9/8/chartex" xmlns:cx2="http://schemas.microsoft.com/office/drawing/2015/10/21/chartex" xmlns:cx3="http://schemas.microsoft.com/office/drawing/2016/5/9/chartex" xmlns:cx4="http://schemas.microsoft.com/office/drawing/2016/5/10/chartex" xmlns:cx5="http://schemas.microsoft.com/office/drawing/2016/5/11/chartex" xmlns:cx6="http://schemas.microsoft.com/office/drawing/2016/5/12/chartex" xmlns:cx7="http://schemas.microsoft.com/office/drawing/2016/5/13/chartex" xmlns:cx8="http://schemas.microsoft.com/office/drawing/2016/5/14/chartex" xmlns:mc="http://schemas.openxmlformats.org/markup-compatibility/2006" xmlns:aink="http://schemas.microsoft.com/office/drawing/2016/ink" xmlns:am3d="http://schemas.microsoft.com/office/drawing/2017/model3d" xmlns:o="urn:schemas-microsoft-com:office:office" xmlns:r="http://schemas.openxmlformats.org/officeDocument/2006/relationships" xmlns:m="http://schemas.openxmlformats.org/officeDocument/2006/math" xmlns:v="urn:schemas-microsoft-com:vml" xmlns:wp14="http://schemas.microsoft.com/office/word/2010/wordprocessingDrawing" xmlns:wp="http://schemas.openxmlformats.org/drawingml/2006/wordprocessingDrawing" xmlns:w10="urn:schemas-microsoft-com:office:word" xmlns:w="http://schemas.openxmlformats.org/wordprocessingml/2006/main" xmlns:w14="http://schemas.microsoft.com/office/word/2010/wordml" xmlns:w15="http://schemas.microsoft.com/office/word/2012/wordml" xmlns:w16cex="http://schemas.microsoft.com/office/word/2018/wordml/cex" xmlns:w16cid="http://schemas.microsoft.com/office/word/2016/wordml/cid" xmlns:w16="http://schemas.microsoft.com/office/word/2018/wordml" xmlns:w16sdtdh="http://schemas.microsoft.com/office/word/2020/wordml/sdtdatahash" xmlns:w16se="http://schemas.microsoft.com/office/word/2015/wordml/symex" xmlns:wpg="http://schemas.microsoft.com/office/word/2010/wordprocessingGroup" xmlns:wpi="http://schemas.microsoft.com/office/word/2010/wordprocessingInk" xmlns:wne="http://schemas.microsoft.com/office/word/2006/wordml" xmlns:wps="http://schemas.microsoft.com/office/word/2010/wordprocessingShape" mc:Ignorable="w14 w15 w16se w16cid w16 w16cex w16sdtdh wp14">
+<w:numbering xmlns:wpc="http://schemas.microsoft.com/office/word/2010/wordprocessingCanvas" xmlns:cx="http://schemas.microsoft.com/office/drawing/2014/chartex" xmlns:cx1="http://schemas.microsoft.com/office/drawing/2015/9/8/chartex" xmlns:cx2="http://schemas.microsoft.com/office/drawing/2015/10/21/chartex" xmlns:cx3="http://schemas.microsoft.com/office/drawing/2016/5/9/chartex" xmlns:cx4="http://schemas.microsoft.com/office/drawing/2016/5/10/chartex" xmlns:cx5="http://schemas.microsoft.com/office/drawing/2016/5/11/chartex" xmlns:cx6="http://schemas.microsoft.com/office/drawing/2016/5/12/chartex" xmlns:cx7="http://schemas.microsoft.com/office/drawing/2016/5/13/chartex" xmlns:cx8="http://schemas.microsoft.com/office/drawing/2016/5/14/chartex" xmlns:mc="http://schemas.openxmlformats.org/markup-compatibility/2006" xmlns:aink="http://schemas.microsoft.com/office/drawing/2016/ink" xmlns:am3d="http://schemas.microsoft.com/office/drawing/2017/model3d" xmlns:o="urn:schemas-microsoft-com:office:office" xmlns:oel="http://schemas.microsoft.com/office/2019/extlst" xmlns:r="http://schemas.openxmlformats.org/officeDocument/2006/relationships" xmlns:m="http://schemas.openxmlformats.org/officeDocument/2006/math" xmlns:v="urn:schemas-microsoft-com:vml" xmlns:wp14="http://schemas.microsoft.com/office/word/2010/wordprocessingDrawing" xmlns:wp="http://schemas.openxmlformats.org/drawingml/2006/wordprocessingDrawing" xmlns:w10="urn:schemas-microsoft-com:office:word" xmlns:w="http://schemas.openxmlformats.org/wordprocessingml/2006/main" xmlns:w14="http://schemas.microsoft.com/office/word/2010/wordml" xmlns:w15="http://schemas.microsoft.com/office/word/2012/wordml" xmlns:w16cex="http://schemas.microsoft.com/office/word/2018/wordml/cex" xmlns:w16cid="http://schemas.microsoft.com/office/word/2016/wordml/cid" xmlns:w16="http://schemas.microsoft.com/office/word/2018/wordml" xmlns:w16du="http://schemas.microsoft.com/office/word/2023/wordml/word16du" xmlns:w16sdtdh="http://schemas.microsoft.com/office/word/2020/wordml/sdtdatahash" xmlns:w16sdtfl="http://schemas.microsoft.com/office/word/2024/wordml/sdtformatlock" xmlns:w16se="http://schemas.microsoft.com/office/word/2015/wordml/symex" xmlns:wpg="http://schemas.microsoft.com/office/word/2010/wordprocessingGroup" xmlns:wpi="http://schemas.microsoft.com/office/word/2010/wordprocessingInk" xmlns:wne="http://schemas.microsoft.com/office/word/2006/wordml" xmlns:wps="http://schemas.microsoft.com/office/word/2010/wordprocessingShape" mc:Ignorable="w14 w15 w16se w16cid w16 w16cex w16sdtdh w16sdtfl w16du wp14">
   <w:abstractNum w:abstractNumId="0" w15:restartNumberingAfterBreak="0">
     <w:nsid w:val="08670764"/>
     <w:multiLevelType w:val="hybridMultilevel"/>
@@ -4627,83 +5021,83 @@
       </w:rPr>
     </w:lvl>
   </w:abstractNum>
-  <w:num w:numId="1">
+  <w:num w:numId="1" w16cid:durableId="817310509">
     <w:abstractNumId w:val="19"/>
   </w:num>
-  <w:num w:numId="2">
+  <w:num w:numId="2" w16cid:durableId="933175329">
     <w:abstractNumId w:val="0"/>
   </w:num>
-  <w:num w:numId="3">
+  <w:num w:numId="3" w16cid:durableId="366298041">
     <w:abstractNumId w:val="3"/>
   </w:num>
-  <w:num w:numId="4">
+  <w:num w:numId="4" w16cid:durableId="634606482">
     <w:abstractNumId w:val="14"/>
   </w:num>
-  <w:num w:numId="5">
+  <w:num w:numId="5" w16cid:durableId="1821459011">
     <w:abstractNumId w:val="13"/>
   </w:num>
-  <w:num w:numId="6">
+  <w:num w:numId="6" w16cid:durableId="2018727790">
     <w:abstractNumId w:val="23"/>
   </w:num>
-  <w:num w:numId="7">
+  <w:num w:numId="7" w16cid:durableId="76366481">
     <w:abstractNumId w:val="17"/>
   </w:num>
-  <w:num w:numId="8">
+  <w:num w:numId="8" w16cid:durableId="1928033264">
     <w:abstractNumId w:val="20"/>
   </w:num>
-  <w:num w:numId="9">
+  <w:num w:numId="9" w16cid:durableId="1025135550">
     <w:abstractNumId w:val="21"/>
   </w:num>
-  <w:num w:numId="10">
+  <w:num w:numId="10" w16cid:durableId="2142378496">
     <w:abstractNumId w:val="10"/>
   </w:num>
-  <w:num w:numId="11">
+  <w:num w:numId="11" w16cid:durableId="1332677496">
     <w:abstractNumId w:val="12"/>
   </w:num>
-  <w:num w:numId="12">
+  <w:num w:numId="12" w16cid:durableId="1216772084">
     <w:abstractNumId w:val="8"/>
   </w:num>
-  <w:num w:numId="13">
+  <w:num w:numId="13" w16cid:durableId="1887598612">
     <w:abstractNumId w:val="9"/>
   </w:num>
-  <w:num w:numId="14">
+  <w:num w:numId="14" w16cid:durableId="1297491053">
     <w:abstractNumId w:val="6"/>
   </w:num>
-  <w:num w:numId="15">
+  <w:num w:numId="15" w16cid:durableId="795375544">
     <w:abstractNumId w:val="1"/>
   </w:num>
-  <w:num w:numId="16">
+  <w:num w:numId="16" w16cid:durableId="142937836">
     <w:abstractNumId w:val="4"/>
   </w:num>
-  <w:num w:numId="17">
+  <w:num w:numId="17" w16cid:durableId="2068256599">
     <w:abstractNumId w:val="2"/>
   </w:num>
-  <w:num w:numId="18">
+  <w:num w:numId="18" w16cid:durableId="1527138765">
     <w:abstractNumId w:val="16"/>
   </w:num>
-  <w:num w:numId="19">
+  <w:num w:numId="19" w16cid:durableId="1436444858">
     <w:abstractNumId w:val="15"/>
   </w:num>
-  <w:num w:numId="20">
+  <w:num w:numId="20" w16cid:durableId="2102527904">
     <w:abstractNumId w:val="5"/>
   </w:num>
-  <w:num w:numId="21">
+  <w:num w:numId="21" w16cid:durableId="1248079881">
     <w:abstractNumId w:val="18"/>
   </w:num>
-  <w:num w:numId="22">
+  <w:num w:numId="22" w16cid:durableId="1317343607">
     <w:abstractNumId w:val="11"/>
   </w:num>
-  <w:num w:numId="23">
+  <w:num w:numId="23" w16cid:durableId="112527585">
     <w:abstractNumId w:val="7"/>
   </w:num>
-  <w:num w:numId="24">
+  <w:num w:numId="24" w16cid:durableId="1090738608">
     <w:abstractNumId w:val="22"/>
   </w:num>
 </w:numbering>
 </file>
 
 <file path=word/styles.xml><?xml version="1.0" encoding="utf-8"?>
-<w:styles xmlns:mc="http://schemas.openxmlformats.org/markup-compatibility/2006" xmlns:r="http://schemas.openxmlformats.org/officeDocument/2006/relationships" xmlns:w="http://schemas.openxmlformats.org/wordprocessingml/2006/main" xmlns:w14="http://schemas.microsoft.com/office/word/2010/wordml" xmlns:w15="http://schemas.microsoft.com/office/word/2012/wordml" xmlns:w16cex="http://schemas.microsoft.com/office/word/2018/wordml/cex" xmlns:w16cid="http://schemas.microsoft.com/office/word/2016/wordml/cid" xmlns:w16="http://schemas.microsoft.com/office/word/2018/wordml" xmlns:w16sdtdh="http://schemas.microsoft.com/office/word/2020/wordml/sdtdatahash" xmlns:w16se="http://schemas.microsoft.com/office/word/2015/wordml/symex" mc:Ignorable="w14 w15 w16se w16cid w16 w16cex w16sdtdh">
+<w:styles xmlns:mc="http://schemas.openxmlformats.org/markup-compatibility/2006" xmlns:r="http://schemas.openxmlformats.org/officeDocument/2006/relationships" xmlns:w="http://schemas.openxmlformats.org/wordprocessingml/2006/main" xmlns:w14="http://schemas.microsoft.com/office/word/2010/wordml" xmlns:w15="http://schemas.microsoft.com/office/word/2012/wordml" xmlns:w16cex="http://schemas.microsoft.com/office/word/2018/wordml/cex" xmlns:w16cid="http://schemas.microsoft.com/office/word/2016/wordml/cid" xmlns:w16="http://schemas.microsoft.com/office/word/2018/wordml" xmlns:w16du="http://schemas.microsoft.com/office/word/2023/wordml/word16du" xmlns:w16sdtdh="http://schemas.microsoft.com/office/word/2020/wordml/sdtdatahash" xmlns:w16sdtfl="http://schemas.microsoft.com/office/word/2024/wordml/sdtformatlock" xmlns:w16se="http://schemas.microsoft.com/office/word/2015/wordml/symex" mc:Ignorable="w14 w15 w16se w16cid w16 w16cex w16sdtdh w16sdtfl w16du">
   <w:docDefaults>
     <w:rPrDefault>
       <w:rPr>
@@ -4823,6 +5217,7 @@
     <w:lsdException w:name="HTML Sample" w:semiHidden="1" w:unhideWhenUsed="1"/>
     <w:lsdException w:name="HTML Typewriter" w:semiHidden="1" w:unhideWhenUsed="1"/>
     <w:lsdException w:name="HTML Variable" w:semiHidden="1" w:unhideWhenUsed="1"/>
+    <w:lsdException w:name="Normal Table" w:semiHidden="1" w:unhideWhenUsed="1"/>
     <w:lsdException w:name="annotation subject" w:semiHidden="1" w:unhideWhenUsed="1"/>
     <w:lsdException w:name="No List" w:semiHidden="1" w:unhideWhenUsed="1"/>
     <w:lsdException w:name="Outline List 1" w:semiHidden="1" w:unhideWhenUsed="1"/>
@@ -4869,8 +5264,10 @@
     <w:lsdException w:name="Table Subtle 2" w:semiHidden="1" w:unhideWhenUsed="1"/>
     <w:lsdException w:name="Table Web 1" w:semiHidden="1" w:unhideWhenUsed="1"/>
     <w:lsdException w:name="Table Web 2" w:semiHidden="1" w:unhideWhenUsed="1"/>
+    <w:lsdException w:name="Table Web 3" w:semiHidden="1" w:unhideWhenUsed="1"/>
     <w:lsdException w:name="Balloon Text" w:semiHidden="1" w:unhideWhenUsed="1"/>
     <w:lsdException w:name="Table Grid" w:uiPriority="39"/>
+    <w:lsdException w:name="Table Theme" w:semiHidden="1" w:unhideWhenUsed="1"/>
     <w:lsdException w:name="Placeholder Text" w:semiHidden="1"/>
     <w:lsdException w:name="No Spacing" w:uiPriority="1" w:qFormat="1"/>
     <w:lsdException w:name="Light Shading" w:uiPriority="60"/>
